--- a/soal matematika/Kelas XII/Materi Transformasi Geometri/Soal Ulangan Pilihan Ganda Kelas XII.docx
+++ b/soal matematika/Kelas XII/Materi Transformasi Geometri/Soal Ulangan Pilihan Ganda Kelas XII.docx
@@ -9,27 +9,48 @@
           <w:ilvl w:val="0"/>
           <w:numId w:val="1"/>
         </w:numPr>
-      </w:pPr>
-      <w:r>
+        <w:rPr>
+          <w:rFonts w:ascii="Arial" w:hAnsi="Arial" w:cs="Arial"/>
+        </w:rPr>
+      </w:pPr>
+      <w:r>
+        <w:rPr>
+          <w:rFonts w:ascii="Arial" w:hAnsi="Arial" w:cs="Arial"/>
+        </w:rPr>
         <w:t xml:space="preserve">Apa </w:t>
       </w:r>
       <w:r>
+        <w:rPr>
+          <w:rFonts w:ascii="Arial" w:hAnsi="Arial" w:cs="Arial"/>
+        </w:rPr>
         <w:t xml:space="preserve">Itu </w:t>
       </w:r>
       <w:proofErr w:type="spellStart"/>
       <w:r>
+        <w:rPr>
+          <w:rFonts w:ascii="Arial" w:hAnsi="Arial" w:cs="Arial"/>
+        </w:rPr>
         <w:t>Transformasi</w:t>
       </w:r>
       <w:proofErr w:type="spellEnd"/>
       <w:r>
+        <w:rPr>
+          <w:rFonts w:ascii="Arial" w:hAnsi="Arial" w:cs="Arial"/>
+        </w:rPr>
         <w:t xml:space="preserve"> </w:t>
       </w:r>
       <w:proofErr w:type="spellStart"/>
       <w:r>
+        <w:rPr>
+          <w:rFonts w:ascii="Arial" w:hAnsi="Arial" w:cs="Arial"/>
+        </w:rPr>
         <w:t>Fungsi</w:t>
       </w:r>
       <w:proofErr w:type="spellEnd"/>
       <w:r>
+        <w:rPr>
+          <w:rFonts w:ascii="Arial" w:hAnsi="Arial" w:cs="Arial"/>
+        </w:rPr>
         <w:t>?</w:t>
       </w:r>
     </w:p>
@@ -40,25 +61,244 @@
           <w:ilvl w:val="0"/>
           <w:numId w:val="2"/>
         </w:numPr>
-      </w:pPr>
+        <w:rPr>
+          <w:rFonts w:ascii="Arial" w:hAnsi="Arial" w:cs="Arial"/>
+          <w:lang w:val="sv-SE"/>
+        </w:rPr>
+      </w:pPr>
+      <w:r>
+        <w:rPr>
+          <w:rFonts w:ascii="Arial" w:hAnsi="Arial" w:cs="Arial"/>
+          <w:lang w:val="sv-SE"/>
+        </w:rPr>
+        <w:t>Perubahan bentuk grafik fungsi melalui operasi matematis tertentu tanpa mengubah struktur dasar dari fungsi tersebut</w:t>
+      </w:r>
+    </w:p>
+    <w:p>
+      <w:pPr>
+        <w:pStyle w:val="ListParagraph"/>
+        <w:numPr>
+          <w:ilvl w:val="0"/>
+          <w:numId w:val="2"/>
+        </w:numPr>
+        <w:rPr>
+          <w:rFonts w:ascii="Arial" w:hAnsi="Arial" w:cs="Arial"/>
+          <w:lang w:val="sv-SE"/>
+        </w:rPr>
+      </w:pPr>
+      <w:r>
+        <w:rPr>
+          <w:rFonts w:ascii="Arial" w:hAnsi="Arial" w:cs="Arial"/>
+          <w:lang w:val="sv-SE"/>
+        </w:rPr>
+        <w:t>Perubahan bentuk grafik fungsi melalui operasi pertambahan saja</w:t>
+      </w:r>
+    </w:p>
+    <w:p>
+      <w:pPr>
+        <w:pStyle w:val="ListParagraph"/>
+        <w:numPr>
+          <w:ilvl w:val="0"/>
+          <w:numId w:val="2"/>
+        </w:numPr>
+        <w:rPr>
+          <w:rFonts w:ascii="Arial" w:hAnsi="Arial" w:cs="Arial"/>
+          <w:lang w:val="sv-SE"/>
+        </w:rPr>
+      </w:pPr>
+      <w:r>
+        <w:rPr>
+          <w:rFonts w:ascii="Arial" w:hAnsi="Arial" w:cs="Arial"/>
+          <w:lang w:val="sv-SE"/>
+        </w:rPr>
+        <w:t>Perubahan bentuk grafik fungsi melalui operasi pembagian saja</w:t>
+      </w:r>
+    </w:p>
+    <w:p>
+      <w:pPr>
+        <w:pStyle w:val="ListParagraph"/>
+        <w:numPr>
+          <w:ilvl w:val="0"/>
+          <w:numId w:val="2"/>
+        </w:numPr>
+        <w:rPr>
+          <w:rFonts w:ascii="Arial" w:hAnsi="Arial" w:cs="Arial"/>
+          <w:lang w:val="sv-SE"/>
+        </w:rPr>
+      </w:pPr>
+      <w:r>
+        <w:rPr>
+          <w:rFonts w:ascii="Arial" w:hAnsi="Arial" w:cs="Arial"/>
+          <w:lang w:val="sv-SE"/>
+        </w:rPr>
+        <w:t>Perubahan bentuk grafik fungsi yang tidak dipengaruhi oleh operasi matematis</w:t>
+      </w:r>
+    </w:p>
+    <w:p>
+      <w:pPr>
+        <w:pStyle w:val="ListParagraph"/>
+        <w:numPr>
+          <w:ilvl w:val="0"/>
+          <w:numId w:val="2"/>
+        </w:numPr>
+        <w:rPr>
+          <w:rFonts w:ascii="Arial" w:hAnsi="Arial" w:cs="Arial"/>
+          <w:lang w:val="sv-SE"/>
+        </w:rPr>
+      </w:pPr>
+      <w:r>
+        <w:rPr>
+          <w:rFonts w:ascii="Arial" w:hAnsi="Arial" w:cs="Arial"/>
+          <w:lang w:val="sv-SE"/>
+        </w:rPr>
+        <w:t>Perubahan suatau objek tanpa adanya operasi matematik</w:t>
+      </w:r>
+    </w:p>
+    <w:p>
+      <w:pPr>
+        <w:pStyle w:val="ListParagraph"/>
+        <w:ind w:left="1080"/>
+        <w:rPr>
+          <w:rFonts w:ascii="Arial" w:hAnsi="Arial" w:cs="Arial"/>
+          <w:lang w:val="sv-SE"/>
+        </w:rPr>
+      </w:pPr>
+    </w:p>
+    <w:p>
+      <w:pPr>
+        <w:pStyle w:val="ListParagraph"/>
+        <w:numPr>
+          <w:ilvl w:val="0"/>
+          <w:numId w:val="1"/>
+        </w:numPr>
+        <w:rPr>
+          <w:rFonts w:ascii="Arial" w:hAnsi="Arial" w:cs="Arial"/>
+        </w:rPr>
+      </w:pPr>
+      <w:r>
+        <w:rPr>
+          <w:rFonts w:ascii="Arial" w:hAnsi="Arial" w:cs="Arial"/>
+        </w:rPr>
+        <w:t xml:space="preserve">Apa </w:t>
+      </w:r>
+      <w:r>
+        <w:rPr>
+          <w:rFonts w:ascii="Arial" w:hAnsi="Arial" w:cs="Arial"/>
+        </w:rPr>
+        <w:t xml:space="preserve">Itu </w:t>
+      </w:r>
       <w:proofErr w:type="spellStart"/>
       <w:r>
         <w:rPr>
           <w:rFonts w:ascii="Arial" w:hAnsi="Arial" w:cs="Arial"/>
         </w:rPr>
-        <w:t>P</w:t>
-      </w:r>
-      <w:r>
-        <w:rPr>
-          <w:rFonts w:ascii="Arial" w:hAnsi="Arial" w:cs="Arial"/>
-        </w:rPr>
-        <w:t>erubahan</w:t>
+        <w:t>Translasi</w:t>
       </w:r>
       <w:proofErr w:type="spellEnd"/>
       <w:r>
         <w:rPr>
           <w:rFonts w:ascii="Arial" w:hAnsi="Arial" w:cs="Arial"/>
         </w:rPr>
+        <w:t>?</w:t>
+      </w:r>
+    </w:p>
+    <w:p>
+      <w:pPr>
+        <w:pStyle w:val="ListParagraph"/>
+        <w:numPr>
+          <w:ilvl w:val="0"/>
+          <w:numId w:val="3"/>
+        </w:numPr>
+        <w:rPr>
+          <w:rFonts w:ascii="Arial" w:hAnsi="Arial" w:cs="Arial"/>
+          <w:lang w:val="sv-SE"/>
+        </w:rPr>
+      </w:pPr>
+      <w:r>
+        <w:rPr>
+          <w:rFonts w:ascii="Arial" w:hAnsi="Arial" w:cs="Arial"/>
+          <w:lang w:val="sv-SE"/>
+        </w:rPr>
+        <w:t>transformasi yang memidahkan setiap titik pada suatu bidang menurut arah dan jarak tertentu</w:t>
+      </w:r>
+    </w:p>
+    <w:p>
+      <w:pPr>
+        <w:pStyle w:val="ListParagraph"/>
+        <w:numPr>
+          <w:ilvl w:val="0"/>
+          <w:numId w:val="3"/>
+        </w:numPr>
+        <w:rPr>
+          <w:rFonts w:ascii="Arial" w:hAnsi="Arial" w:cs="Arial"/>
+          <w:lang w:val="sv-SE"/>
+        </w:rPr>
+      </w:pPr>
+      <w:r>
+        <w:rPr>
+          <w:rFonts w:ascii="Arial" w:hAnsi="Arial" w:cs="Arial"/>
+          <w:lang w:val="sv-SE"/>
+        </w:rPr>
+        <w:t>transformasi yang memindahkan setiap garis di suatu bidang datar</w:t>
+      </w:r>
+    </w:p>
+    <w:p>
+      <w:pPr>
+        <w:pStyle w:val="ListParagraph"/>
+        <w:numPr>
+          <w:ilvl w:val="0"/>
+          <w:numId w:val="3"/>
+        </w:numPr>
+        <w:rPr>
+          <w:rFonts w:ascii="Arial" w:hAnsi="Arial" w:cs="Arial"/>
+          <w:lang w:val="sv-SE"/>
+        </w:rPr>
+      </w:pPr>
+      <w:r>
+        <w:rPr>
+          <w:rFonts w:ascii="Arial" w:hAnsi="Arial" w:cs="Arial"/>
+          <w:lang w:val="sv-SE"/>
+        </w:rPr>
+        <w:t>transformasi dengan cara melakukan pencerminan benda di bidang geometri</w:t>
+      </w:r>
+    </w:p>
+    <w:p>
+      <w:pPr>
+        <w:pStyle w:val="ListParagraph"/>
+        <w:numPr>
+          <w:ilvl w:val="0"/>
+          <w:numId w:val="3"/>
+        </w:numPr>
+        <w:rPr>
+          <w:rFonts w:ascii="Arial" w:hAnsi="Arial" w:cs="Arial"/>
+        </w:rPr>
+      </w:pPr>
+      <w:proofErr w:type="spellStart"/>
+      <w:r>
+        <w:rPr>
+          <w:rFonts w:ascii="Arial" w:hAnsi="Arial" w:cs="Arial"/>
+        </w:rPr>
+        <w:t>transformasi</w:t>
+      </w:r>
+      <w:proofErr w:type="spellEnd"/>
+      <w:r>
+        <w:rPr>
+          <w:rFonts w:ascii="Arial" w:hAnsi="Arial" w:cs="Arial"/>
+        </w:rPr>
+        <w:t xml:space="preserve"> yang </w:t>
+      </w:r>
+      <w:proofErr w:type="spellStart"/>
+      <w:r>
+        <w:rPr>
+          <w:rFonts w:ascii="Arial" w:hAnsi="Arial" w:cs="Arial"/>
+        </w:rPr>
+        <w:t>terjadi</w:t>
+      </w:r>
+      <w:proofErr w:type="spellEnd"/>
+      <w:r>
+        <w:rPr>
+          <w:rFonts w:ascii="Arial" w:hAnsi="Arial" w:cs="Arial"/>
+        </w:rPr>
         <w:t xml:space="preserve"> </w:t>
       </w:r>
       <w:proofErr w:type="spellStart"/>
@@ -66,7 +306,7 @@
         <w:rPr>
           <w:rFonts w:ascii="Arial" w:hAnsi="Arial" w:cs="Arial"/>
         </w:rPr>
-        <w:t>bentuk</w:t>
+        <w:t>akibat</w:t>
       </w:r>
       <w:proofErr w:type="spellEnd"/>
       <w:r>
@@ -80,9 +320,29 @@
         <w:rPr>
           <w:rFonts w:ascii="Arial" w:hAnsi="Arial" w:cs="Arial"/>
         </w:rPr>
-        <w:t>grafik</w:t>
+        <w:t>pencerminan</w:t>
       </w:r>
       <w:proofErr w:type="spellEnd"/>
+    </w:p>
+    <w:p>
+      <w:pPr>
+        <w:pStyle w:val="ListParagraph"/>
+        <w:numPr>
+          <w:ilvl w:val="0"/>
+          <w:numId w:val="3"/>
+        </w:numPr>
+        <w:rPr>
+          <w:rFonts w:ascii="Arial" w:hAnsi="Arial" w:cs="Arial"/>
+        </w:rPr>
+      </w:pPr>
+      <w:proofErr w:type="spellStart"/>
+      <w:r>
+        <w:rPr>
+          <w:rFonts w:ascii="Arial" w:hAnsi="Arial" w:cs="Arial"/>
+        </w:rPr>
+        <w:t>tidak</w:t>
+      </w:r>
+      <w:proofErr w:type="spellEnd"/>
       <w:r>
         <w:rPr>
           <w:rFonts w:ascii="Arial" w:hAnsi="Arial" w:cs="Arial"/>
@@ -94,7 +354,7 @@
         <w:rPr>
           <w:rFonts w:ascii="Arial" w:hAnsi="Arial" w:cs="Arial"/>
         </w:rPr>
-        <w:t>fungsi</w:t>
+        <w:t>ada</w:t>
       </w:r>
       <w:proofErr w:type="spellEnd"/>
       <w:r>
@@ -108,13 +368,210 @@
         <w:rPr>
           <w:rFonts w:ascii="Arial" w:hAnsi="Arial" w:cs="Arial"/>
         </w:rPr>
-        <w:t>melalui</w:t>
+        <w:t>jawaban</w:t>
       </w:r>
       <w:proofErr w:type="spellEnd"/>
       <w:r>
         <w:rPr>
           <w:rFonts w:ascii="Arial" w:hAnsi="Arial" w:cs="Arial"/>
         </w:rPr>
+        <w:t xml:space="preserve"> yang </w:t>
+      </w:r>
+      <w:proofErr w:type="spellStart"/>
+      <w:r>
+        <w:rPr>
+          <w:rFonts w:ascii="Arial" w:hAnsi="Arial" w:cs="Arial"/>
+        </w:rPr>
+        <w:t>benar</w:t>
+      </w:r>
+      <w:proofErr w:type="spellEnd"/>
+      <w:r>
+        <w:rPr>
+          <w:rFonts w:ascii="Arial" w:hAnsi="Arial" w:cs="Arial"/>
+        </w:rPr>
+        <w:br/>
+      </w:r>
+    </w:p>
+    <w:p>
+      <w:pPr>
+        <w:pStyle w:val="ListParagraph"/>
+        <w:numPr>
+          <w:ilvl w:val="0"/>
+          <w:numId w:val="1"/>
+        </w:numPr>
+        <w:rPr>
+          <w:rFonts w:ascii="Arial" w:hAnsi="Arial" w:cs="Arial"/>
+          <w:lang w:val="sv-SE"/>
+        </w:rPr>
+      </w:pPr>
+      <w:r>
+        <w:rPr>
+          <w:rFonts w:ascii="Arial" w:hAnsi="Arial" w:cs="Arial"/>
+          <w:lang w:val="sv-SE"/>
+        </w:rPr>
+        <w:t>perhatikan pilihan ganda dibawah ini mana yang merupakan ciri ciri translasi?</w:t>
+      </w:r>
+    </w:p>
+    <w:p>
+      <w:pPr>
+        <w:pStyle w:val="ListParagraph"/>
+        <w:jc w:val="both"/>
+        <w:rPr>
+          <w:rFonts w:ascii="Arial" w:hAnsi="Arial" w:cs="Arial"/>
+          <w:lang w:val="sv-SE"/>
+        </w:rPr>
+      </w:pPr>
+      <w:r>
+        <w:rPr>
+          <w:rFonts w:ascii="Arial" w:eastAsiaTheme="minorEastAsia" w:hAnsi="Arial" w:cs="Arial"/>
+          <w:lang w:val="sv-SE"/>
+        </w:rPr>
+        <w:t xml:space="preserve">a. </w:t>
+      </w:r>
+      <w:r>
+        <w:rPr>
+          <w:rFonts w:ascii="Arial" w:eastAsiaTheme="minorEastAsia" w:hAnsi="Arial" w:cs="Arial"/>
+          <w:lang w:val="sv-SE"/>
+        </w:rPr>
+        <w:t>Nilai a&gt;0 menyatakan pergeseran ke kanan.</w:t>
+      </w:r>
+    </w:p>
+    <w:p>
+      <w:pPr>
+        <w:pStyle w:val="ListParagraph"/>
+        <w:jc w:val="both"/>
+        <w:rPr>
+          <w:rFonts w:ascii="Arial" w:eastAsiaTheme="minorEastAsia" w:hAnsi="Arial" w:cs="Arial"/>
+          <w:lang w:val="sv-SE"/>
+        </w:rPr>
+      </w:pPr>
+      <w:r>
+        <w:rPr>
+          <w:rFonts w:ascii="Arial" w:eastAsiaTheme="minorEastAsia" w:hAnsi="Arial" w:cs="Arial"/>
+          <w:lang w:val="sv-SE"/>
+        </w:rPr>
+        <w:t xml:space="preserve">b. </w:t>
+      </w:r>
+      <w:r>
+        <w:rPr>
+          <w:rFonts w:ascii="Arial" w:eastAsiaTheme="minorEastAsia" w:hAnsi="Arial" w:cs="Arial"/>
+          <w:lang w:val="sv-SE"/>
+        </w:rPr>
+        <w:t xml:space="preserve"> Nilai a&lt;0 menyatakan pergeseran ke kiri.r</w:t>
+      </w:r>
+    </w:p>
+    <w:p>
+      <w:pPr>
+        <w:pStyle w:val="ListParagraph"/>
+        <w:jc w:val="both"/>
+        <w:rPr>
+          <w:rFonts w:ascii="Arial" w:eastAsiaTheme="minorEastAsia" w:hAnsi="Arial" w:cs="Arial"/>
+          <w:lang w:val="sv-SE"/>
+        </w:rPr>
+      </w:pPr>
+      <w:r>
+        <w:rPr>
+          <w:rFonts w:ascii="Arial" w:eastAsiaTheme="minorEastAsia" w:hAnsi="Arial" w:cs="Arial"/>
+          <w:lang w:val="sv-SE"/>
+        </w:rPr>
+        <w:t xml:space="preserve">c. </w:t>
+      </w:r>
+      <w:r>
+        <w:rPr>
+          <w:rFonts w:ascii="Arial" w:eastAsiaTheme="minorEastAsia" w:hAnsi="Arial" w:cs="Arial"/>
+          <w:lang w:val="sv-SE"/>
+        </w:rPr>
+        <w:t>Nilai b&gt;0 menyatakan pergeseran ke atas.</w:t>
+      </w:r>
+    </w:p>
+    <w:p>
+      <w:pPr>
+        <w:pStyle w:val="ListParagraph"/>
+        <w:jc w:val="both"/>
+        <w:rPr>
+          <w:rFonts w:ascii="Arial" w:eastAsiaTheme="minorEastAsia" w:hAnsi="Arial" w:cs="Arial"/>
+          <w:lang w:val="sv-SE"/>
+        </w:rPr>
+      </w:pPr>
+      <w:r>
+        <w:rPr>
+          <w:rFonts w:ascii="Arial" w:eastAsiaTheme="minorEastAsia" w:hAnsi="Arial" w:cs="Arial"/>
+          <w:lang w:val="sv-SE"/>
+        </w:rPr>
+        <w:t xml:space="preserve">d. </w:t>
+      </w:r>
+      <w:r>
+        <w:rPr>
+          <w:rFonts w:ascii="Arial" w:eastAsiaTheme="minorEastAsia" w:hAnsi="Arial" w:cs="Arial"/>
+          <w:lang w:val="sv-SE"/>
+        </w:rPr>
+        <w:t>Nilai b&lt;0 menyatakan pergeseran ke bawah.</w:t>
+      </w:r>
+    </w:p>
+    <w:p>
+      <w:pPr>
+        <w:pStyle w:val="ListParagraph"/>
+        <w:jc w:val="both"/>
+        <w:rPr>
+          <w:rFonts w:ascii="Arial" w:hAnsi="Arial" w:cs="Arial"/>
+          <w:lang w:val="sv-SE"/>
+        </w:rPr>
+      </w:pPr>
+      <w:r>
+        <w:rPr>
+          <w:rFonts w:ascii="Arial" w:eastAsiaTheme="minorEastAsia" w:hAnsi="Arial" w:cs="Arial"/>
+          <w:lang w:val="sv-SE"/>
+        </w:rPr>
+        <w:t xml:space="preserve">e. </w:t>
+      </w:r>
+      <w:r>
+        <w:rPr>
+          <w:rFonts w:ascii="Arial" w:hAnsi="Arial" w:cs="Arial"/>
+          <w:lang w:val="sv-SE"/>
+        </w:rPr>
+        <w:t>Semua benar</w:t>
+      </w:r>
+      <w:r>
+        <w:rPr>
+          <w:rFonts w:ascii="Arial" w:hAnsi="Arial" w:cs="Arial"/>
+          <w:lang w:val="sv-SE"/>
+        </w:rPr>
+        <w:t xml:space="preserve"> pilihan ganda benar</w:t>
+      </w:r>
+    </w:p>
+    <w:p>
+      <w:pPr>
+        <w:pStyle w:val="ListParagraph"/>
+        <w:jc w:val="both"/>
+        <w:rPr>
+          <w:rFonts w:ascii="Arial" w:hAnsi="Arial" w:cs="Arial"/>
+          <w:lang w:val="sv-SE"/>
+        </w:rPr>
+      </w:pPr>
+    </w:p>
+    <w:p>
+      <w:pPr>
+        <w:pStyle w:val="ListParagraph"/>
+        <w:numPr>
+          <w:ilvl w:val="0"/>
+          <w:numId w:val="1"/>
+        </w:numPr>
+        <w:rPr>
+          <w:rFonts w:ascii="Arial" w:hAnsi="Arial" w:cs="Arial"/>
+        </w:rPr>
+      </w:pPr>
+      <w:proofErr w:type="spellStart"/>
+      <w:r>
+        <w:rPr>
+          <w:rFonts w:ascii="Arial" w:hAnsi="Arial" w:cs="Arial"/>
+        </w:rPr>
+        <w:t>Teranslasi</w:t>
+      </w:r>
+      <w:proofErr w:type="spellEnd"/>
+      <w:r>
+        <w:rPr>
+          <w:rFonts w:ascii="Arial" w:hAnsi="Arial" w:cs="Arial"/>
+        </w:rPr>
         <w:t xml:space="preserve"> </w:t>
       </w:r>
       <w:proofErr w:type="spellStart"/>
@@ -122,7 +579,7 @@
         <w:rPr>
           <w:rFonts w:ascii="Arial" w:hAnsi="Arial" w:cs="Arial"/>
         </w:rPr>
-        <w:t>operasi</w:t>
+        <w:t>Vertikal</w:t>
       </w:r>
       <w:proofErr w:type="spellEnd"/>
       <w:r>
@@ -136,7 +593,7 @@
         <w:rPr>
           <w:rFonts w:ascii="Arial" w:hAnsi="Arial" w:cs="Arial"/>
         </w:rPr>
-        <w:t>matematis</w:t>
+        <w:t>Terjadi</w:t>
       </w:r>
       <w:proofErr w:type="spellEnd"/>
       <w:r>
@@ -145,558 +602,128 @@
         </w:rPr>
         <w:t xml:space="preserve"> </w:t>
       </w:r>
-      <w:proofErr w:type="spellStart"/>
-      <w:r>
-        <w:rPr>
-          <w:rFonts w:ascii="Arial" w:hAnsi="Arial" w:cs="Arial"/>
-        </w:rPr>
-        <w:t>tertentu</w:t>
-      </w:r>
-      <w:proofErr w:type="spellEnd"/>
-      <w:r>
-        <w:rPr>
-          <w:rFonts w:ascii="Arial" w:hAnsi="Arial" w:cs="Arial"/>
-        </w:rPr>
-        <w:t xml:space="preserve"> </w:t>
-      </w:r>
-      <w:proofErr w:type="spellStart"/>
-      <w:r>
-        <w:rPr>
-          <w:rFonts w:ascii="Arial" w:hAnsi="Arial" w:cs="Arial"/>
-        </w:rPr>
-        <w:t>tanpa</w:t>
-      </w:r>
-      <w:proofErr w:type="spellEnd"/>
-      <w:r>
-        <w:rPr>
-          <w:rFonts w:ascii="Arial" w:hAnsi="Arial" w:cs="Arial"/>
-        </w:rPr>
-        <w:t xml:space="preserve"> </w:t>
-      </w:r>
-      <w:proofErr w:type="spellStart"/>
-      <w:r>
-        <w:rPr>
-          <w:rFonts w:ascii="Arial" w:hAnsi="Arial" w:cs="Arial"/>
-        </w:rPr>
-        <w:t>mengubah</w:t>
-      </w:r>
-      <w:proofErr w:type="spellEnd"/>
-      <w:r>
-        <w:rPr>
-          <w:rFonts w:ascii="Arial" w:hAnsi="Arial" w:cs="Arial"/>
-        </w:rPr>
-        <w:t xml:space="preserve"> </w:t>
-      </w:r>
-      <w:proofErr w:type="spellStart"/>
-      <w:r>
-        <w:rPr>
-          <w:rFonts w:ascii="Arial" w:hAnsi="Arial" w:cs="Arial"/>
-        </w:rPr>
-        <w:t>struktur</w:t>
-      </w:r>
-      <w:proofErr w:type="spellEnd"/>
-      <w:r>
-        <w:rPr>
-          <w:rFonts w:ascii="Arial" w:hAnsi="Arial" w:cs="Arial"/>
-        </w:rPr>
-        <w:t xml:space="preserve"> </w:t>
-      </w:r>
-      <w:proofErr w:type="spellStart"/>
-      <w:r>
-        <w:rPr>
-          <w:rFonts w:ascii="Arial" w:hAnsi="Arial" w:cs="Arial"/>
-        </w:rPr>
-        <w:t>dasar</w:t>
-      </w:r>
-      <w:proofErr w:type="spellEnd"/>
-      <w:r>
-        <w:rPr>
-          <w:rFonts w:ascii="Arial" w:hAnsi="Arial" w:cs="Arial"/>
-        </w:rPr>
-        <w:t xml:space="preserve"> </w:t>
-      </w:r>
-      <w:proofErr w:type="spellStart"/>
-      <w:r>
-        <w:rPr>
-          <w:rFonts w:ascii="Arial" w:hAnsi="Arial" w:cs="Arial"/>
-        </w:rPr>
-        <w:t>dari</w:t>
-      </w:r>
-      <w:proofErr w:type="spellEnd"/>
-      <w:r>
-        <w:rPr>
-          <w:rFonts w:ascii="Arial" w:hAnsi="Arial" w:cs="Arial"/>
-        </w:rPr>
-        <w:t xml:space="preserve"> </w:t>
-      </w:r>
-      <w:proofErr w:type="spellStart"/>
-      <w:r>
-        <w:rPr>
-          <w:rFonts w:ascii="Arial" w:hAnsi="Arial" w:cs="Arial"/>
-        </w:rPr>
-        <w:t>fungsi</w:t>
-      </w:r>
-      <w:proofErr w:type="spellEnd"/>
-      <w:r>
-        <w:rPr>
-          <w:rFonts w:ascii="Arial" w:hAnsi="Arial" w:cs="Arial"/>
-        </w:rPr>
-        <w:t xml:space="preserve"> </w:t>
-      </w:r>
-      <w:proofErr w:type="spellStart"/>
-      <w:r>
-        <w:rPr>
-          <w:rFonts w:ascii="Arial" w:hAnsi="Arial" w:cs="Arial"/>
-        </w:rPr>
-        <w:t>tersebut</w:t>
-      </w:r>
-      <w:proofErr w:type="spellEnd"/>
-    </w:p>
-    <w:p>
-      <w:pPr>
-        <w:pStyle w:val="ListParagraph"/>
-        <w:numPr>
-          <w:ilvl w:val="0"/>
-          <w:numId w:val="2"/>
-        </w:numPr>
-      </w:pPr>
-      <w:proofErr w:type="spellStart"/>
-      <w:r>
-        <w:rPr>
-          <w:rFonts w:ascii="Arial" w:hAnsi="Arial" w:cs="Arial"/>
-        </w:rPr>
-        <w:t>Perubahan</w:t>
-      </w:r>
-      <w:proofErr w:type="spellEnd"/>
-      <w:r>
-        <w:rPr>
-          <w:rFonts w:ascii="Arial" w:hAnsi="Arial" w:cs="Arial"/>
-        </w:rPr>
-        <w:t xml:space="preserve"> </w:t>
-      </w:r>
-      <w:proofErr w:type="spellStart"/>
-      <w:r>
-        <w:rPr>
-          <w:rFonts w:ascii="Arial" w:hAnsi="Arial" w:cs="Arial"/>
-        </w:rPr>
-        <w:t>bentuk</w:t>
-      </w:r>
-      <w:proofErr w:type="spellEnd"/>
-      <w:r>
-        <w:rPr>
-          <w:rFonts w:ascii="Arial" w:hAnsi="Arial" w:cs="Arial"/>
-        </w:rPr>
-        <w:t xml:space="preserve"> </w:t>
-      </w:r>
-      <w:proofErr w:type="spellStart"/>
-      <w:r>
-        <w:rPr>
-          <w:rFonts w:ascii="Arial" w:hAnsi="Arial" w:cs="Arial"/>
-        </w:rPr>
-        <w:t>grafik</w:t>
-      </w:r>
-      <w:proofErr w:type="spellEnd"/>
-      <w:r>
-        <w:rPr>
-          <w:rFonts w:ascii="Arial" w:hAnsi="Arial" w:cs="Arial"/>
-        </w:rPr>
-        <w:t xml:space="preserve"> </w:t>
-      </w:r>
-      <w:proofErr w:type="spellStart"/>
-      <w:r>
-        <w:rPr>
-          <w:rFonts w:ascii="Arial" w:hAnsi="Arial" w:cs="Arial"/>
-        </w:rPr>
-        <w:t>fungsi</w:t>
-      </w:r>
-      <w:proofErr w:type="spellEnd"/>
-      <w:r>
-        <w:rPr>
-          <w:rFonts w:ascii="Arial" w:hAnsi="Arial" w:cs="Arial"/>
-        </w:rPr>
-        <w:t xml:space="preserve"> </w:t>
-      </w:r>
-      <w:proofErr w:type="spellStart"/>
-      <w:r>
-        <w:rPr>
-          <w:rFonts w:ascii="Arial" w:hAnsi="Arial" w:cs="Arial"/>
-        </w:rPr>
-        <w:t>melalui</w:t>
-      </w:r>
-      <w:proofErr w:type="spellEnd"/>
-      <w:r>
-        <w:rPr>
-          <w:rFonts w:ascii="Arial" w:hAnsi="Arial" w:cs="Arial"/>
-        </w:rPr>
-        <w:t xml:space="preserve"> </w:t>
-      </w:r>
-      <w:proofErr w:type="spellStart"/>
-      <w:r>
-        <w:rPr>
-          <w:rFonts w:ascii="Arial" w:hAnsi="Arial" w:cs="Arial"/>
-        </w:rPr>
-        <w:t>operasi</w:t>
-      </w:r>
-      <w:proofErr w:type="spellEnd"/>
-      <w:r>
-        <w:rPr>
-          <w:rFonts w:ascii="Arial" w:hAnsi="Arial" w:cs="Arial"/>
-        </w:rPr>
-        <w:t xml:space="preserve"> </w:t>
-      </w:r>
-      <w:proofErr w:type="spellStart"/>
-      <w:r>
-        <w:rPr>
-          <w:rFonts w:ascii="Arial" w:hAnsi="Arial" w:cs="Arial"/>
-        </w:rPr>
-        <w:t>pertambahan</w:t>
-      </w:r>
-      <w:proofErr w:type="spellEnd"/>
-      <w:r>
-        <w:rPr>
-          <w:rFonts w:ascii="Arial" w:hAnsi="Arial" w:cs="Arial"/>
-        </w:rPr>
-        <w:t xml:space="preserve"> </w:t>
-      </w:r>
-      <w:proofErr w:type="spellStart"/>
-      <w:r>
-        <w:rPr>
-          <w:rFonts w:ascii="Arial" w:hAnsi="Arial" w:cs="Arial"/>
-        </w:rPr>
-        <w:t>saja</w:t>
-      </w:r>
-      <w:proofErr w:type="spellEnd"/>
-    </w:p>
-    <w:p>
-      <w:pPr>
-        <w:pStyle w:val="ListParagraph"/>
-        <w:numPr>
-          <w:ilvl w:val="0"/>
-          <w:numId w:val="2"/>
-        </w:numPr>
-      </w:pPr>
-      <w:proofErr w:type="spellStart"/>
-      <w:r>
-        <w:rPr>
-          <w:rFonts w:ascii="Arial" w:hAnsi="Arial" w:cs="Arial"/>
-        </w:rPr>
-        <w:t>Perubahan</w:t>
-      </w:r>
-      <w:proofErr w:type="spellEnd"/>
-      <w:r>
-        <w:rPr>
-          <w:rFonts w:ascii="Arial" w:hAnsi="Arial" w:cs="Arial"/>
-        </w:rPr>
-        <w:t xml:space="preserve"> </w:t>
-      </w:r>
-      <w:proofErr w:type="spellStart"/>
-      <w:r>
-        <w:rPr>
-          <w:rFonts w:ascii="Arial" w:hAnsi="Arial" w:cs="Arial"/>
-        </w:rPr>
-        <w:t>bentuk</w:t>
-      </w:r>
-      <w:proofErr w:type="spellEnd"/>
-      <w:r>
-        <w:rPr>
-          <w:rFonts w:ascii="Arial" w:hAnsi="Arial" w:cs="Arial"/>
-        </w:rPr>
-        <w:t xml:space="preserve"> </w:t>
-      </w:r>
-      <w:proofErr w:type="spellStart"/>
-      <w:r>
-        <w:rPr>
-          <w:rFonts w:ascii="Arial" w:hAnsi="Arial" w:cs="Arial"/>
-        </w:rPr>
-        <w:t>grafik</w:t>
-      </w:r>
-      <w:proofErr w:type="spellEnd"/>
-      <w:r>
-        <w:rPr>
-          <w:rFonts w:ascii="Arial" w:hAnsi="Arial" w:cs="Arial"/>
-        </w:rPr>
-        <w:t xml:space="preserve"> </w:t>
-      </w:r>
-      <w:proofErr w:type="spellStart"/>
-      <w:r>
-        <w:rPr>
-          <w:rFonts w:ascii="Arial" w:hAnsi="Arial" w:cs="Arial"/>
-        </w:rPr>
-        <w:t>fungsi</w:t>
-      </w:r>
-      <w:proofErr w:type="spellEnd"/>
-      <w:r>
-        <w:rPr>
-          <w:rFonts w:ascii="Arial" w:hAnsi="Arial" w:cs="Arial"/>
-        </w:rPr>
-        <w:t xml:space="preserve"> </w:t>
-      </w:r>
-      <w:proofErr w:type="spellStart"/>
-      <w:r>
-        <w:rPr>
-          <w:rFonts w:ascii="Arial" w:hAnsi="Arial" w:cs="Arial"/>
-        </w:rPr>
-        <w:t>melalui</w:t>
-      </w:r>
-      <w:proofErr w:type="spellEnd"/>
-      <w:r>
-        <w:rPr>
-          <w:rFonts w:ascii="Arial" w:hAnsi="Arial" w:cs="Arial"/>
-        </w:rPr>
-        <w:t xml:space="preserve"> </w:t>
-      </w:r>
-      <w:proofErr w:type="spellStart"/>
-      <w:r>
-        <w:rPr>
-          <w:rFonts w:ascii="Arial" w:hAnsi="Arial" w:cs="Arial"/>
-        </w:rPr>
-        <w:t>operasi</w:t>
-      </w:r>
-      <w:proofErr w:type="spellEnd"/>
-      <w:r>
-        <w:rPr>
-          <w:rFonts w:ascii="Arial" w:hAnsi="Arial" w:cs="Arial"/>
-        </w:rPr>
-        <w:t xml:space="preserve"> </w:t>
-      </w:r>
-      <w:proofErr w:type="spellStart"/>
-      <w:r>
-        <w:rPr>
-          <w:rFonts w:ascii="Arial" w:hAnsi="Arial" w:cs="Arial"/>
-        </w:rPr>
-        <w:t>pembagian</w:t>
-      </w:r>
-      <w:proofErr w:type="spellEnd"/>
-      <w:r>
-        <w:rPr>
-          <w:rFonts w:ascii="Arial" w:hAnsi="Arial" w:cs="Arial"/>
-        </w:rPr>
-        <w:t xml:space="preserve"> </w:t>
-      </w:r>
-      <w:proofErr w:type="spellStart"/>
-      <w:r>
-        <w:rPr>
-          <w:rFonts w:ascii="Arial" w:hAnsi="Arial" w:cs="Arial"/>
-        </w:rPr>
-        <w:t>saja</w:t>
-      </w:r>
-      <w:proofErr w:type="spellEnd"/>
-    </w:p>
-    <w:p>
-      <w:pPr>
-        <w:pStyle w:val="ListParagraph"/>
-        <w:numPr>
-          <w:ilvl w:val="0"/>
-          <w:numId w:val="2"/>
-        </w:numPr>
-      </w:pPr>
-      <w:proofErr w:type="spellStart"/>
-      <w:r>
-        <w:rPr>
-          <w:rFonts w:ascii="Arial" w:hAnsi="Arial" w:cs="Arial"/>
-        </w:rPr>
-        <w:t>Perubahan</w:t>
-      </w:r>
-      <w:proofErr w:type="spellEnd"/>
-      <w:r>
-        <w:rPr>
-          <w:rFonts w:ascii="Arial" w:hAnsi="Arial" w:cs="Arial"/>
-        </w:rPr>
-        <w:t xml:space="preserve"> </w:t>
-      </w:r>
-      <w:proofErr w:type="spellStart"/>
-      <w:r>
-        <w:rPr>
-          <w:rFonts w:ascii="Arial" w:hAnsi="Arial" w:cs="Arial"/>
-        </w:rPr>
-        <w:t>bentuk</w:t>
-      </w:r>
-      <w:proofErr w:type="spellEnd"/>
-      <w:r>
-        <w:rPr>
-          <w:rFonts w:ascii="Arial" w:hAnsi="Arial" w:cs="Arial"/>
-        </w:rPr>
-        <w:t xml:space="preserve"> </w:t>
-      </w:r>
-      <w:proofErr w:type="spellStart"/>
-      <w:r>
-        <w:rPr>
-          <w:rFonts w:ascii="Arial" w:hAnsi="Arial" w:cs="Arial"/>
-        </w:rPr>
-        <w:t>grafik</w:t>
-      </w:r>
-      <w:proofErr w:type="spellEnd"/>
-      <w:r>
-        <w:rPr>
-          <w:rFonts w:ascii="Arial" w:hAnsi="Arial" w:cs="Arial"/>
-        </w:rPr>
-        <w:t xml:space="preserve"> </w:t>
-      </w:r>
-      <w:proofErr w:type="spellStart"/>
-      <w:r>
-        <w:rPr>
-          <w:rFonts w:ascii="Arial" w:hAnsi="Arial" w:cs="Arial"/>
-        </w:rPr>
-        <w:t>fungsi</w:t>
-      </w:r>
-      <w:proofErr w:type="spellEnd"/>
-      <w:r>
-        <w:rPr>
-          <w:rFonts w:ascii="Arial" w:hAnsi="Arial" w:cs="Arial"/>
-        </w:rPr>
-        <w:t xml:space="preserve"> yang </w:t>
-      </w:r>
-      <w:proofErr w:type="spellStart"/>
-      <w:r>
-        <w:rPr>
-          <w:rFonts w:ascii="Arial" w:hAnsi="Arial" w:cs="Arial"/>
-        </w:rPr>
-        <w:t>tidak</w:t>
-      </w:r>
-      <w:proofErr w:type="spellEnd"/>
-      <w:r>
-        <w:rPr>
-          <w:rFonts w:ascii="Arial" w:hAnsi="Arial" w:cs="Arial"/>
-        </w:rPr>
-        <w:t xml:space="preserve"> </w:t>
-      </w:r>
-      <w:proofErr w:type="spellStart"/>
-      <w:r>
-        <w:rPr>
-          <w:rFonts w:ascii="Arial" w:hAnsi="Arial" w:cs="Arial"/>
-        </w:rPr>
-        <w:t>dipengaruhi</w:t>
-      </w:r>
-      <w:proofErr w:type="spellEnd"/>
-      <w:r>
-        <w:rPr>
-          <w:rFonts w:ascii="Arial" w:hAnsi="Arial" w:cs="Arial"/>
-        </w:rPr>
-        <w:t xml:space="preserve"> oleh </w:t>
-      </w:r>
-      <w:proofErr w:type="spellStart"/>
-      <w:r>
-        <w:rPr>
-          <w:rFonts w:ascii="Arial" w:hAnsi="Arial" w:cs="Arial"/>
-        </w:rPr>
-        <w:t>operasi</w:t>
-      </w:r>
-      <w:proofErr w:type="spellEnd"/>
-      <w:r>
-        <w:rPr>
-          <w:rFonts w:ascii="Arial" w:hAnsi="Arial" w:cs="Arial"/>
-        </w:rPr>
-        <w:t xml:space="preserve"> </w:t>
-      </w:r>
-      <w:proofErr w:type="spellStart"/>
-      <w:r>
-        <w:rPr>
-          <w:rFonts w:ascii="Arial" w:hAnsi="Arial" w:cs="Arial"/>
-        </w:rPr>
-        <w:t>matematis</w:t>
-      </w:r>
-      <w:proofErr w:type="spellEnd"/>
-    </w:p>
-    <w:p>
-      <w:pPr>
-        <w:pStyle w:val="ListParagraph"/>
-        <w:numPr>
-          <w:ilvl w:val="0"/>
-          <w:numId w:val="2"/>
-        </w:numPr>
-      </w:pPr>
-      <w:proofErr w:type="spellStart"/>
-      <w:r>
-        <w:rPr>
-          <w:rFonts w:ascii="Arial" w:hAnsi="Arial" w:cs="Arial"/>
-        </w:rPr>
-        <w:t>Perubahan</w:t>
-      </w:r>
-      <w:proofErr w:type="spellEnd"/>
-      <w:r>
-        <w:rPr>
-          <w:rFonts w:ascii="Arial" w:hAnsi="Arial" w:cs="Arial"/>
-        </w:rPr>
-        <w:t xml:space="preserve"> </w:t>
-      </w:r>
-      <w:proofErr w:type="spellStart"/>
-      <w:r>
-        <w:rPr>
-          <w:rFonts w:ascii="Arial" w:hAnsi="Arial" w:cs="Arial"/>
-        </w:rPr>
-        <w:t>suatau</w:t>
-      </w:r>
-      <w:proofErr w:type="spellEnd"/>
-      <w:r>
-        <w:rPr>
-          <w:rFonts w:ascii="Arial" w:hAnsi="Arial" w:cs="Arial"/>
-        </w:rPr>
-        <w:t xml:space="preserve"> </w:t>
-      </w:r>
-      <w:proofErr w:type="spellStart"/>
-      <w:r>
-        <w:rPr>
-          <w:rFonts w:ascii="Arial" w:hAnsi="Arial" w:cs="Arial"/>
-        </w:rPr>
-        <w:t>objek</w:t>
-      </w:r>
-      <w:proofErr w:type="spellEnd"/>
-      <w:r>
-        <w:rPr>
-          <w:rFonts w:ascii="Arial" w:hAnsi="Arial" w:cs="Arial"/>
-        </w:rPr>
-        <w:t xml:space="preserve"> </w:t>
-      </w:r>
-      <w:proofErr w:type="spellStart"/>
-      <w:r>
-        <w:rPr>
-          <w:rFonts w:ascii="Arial" w:hAnsi="Arial" w:cs="Arial"/>
-        </w:rPr>
-        <w:t>tanpa</w:t>
-      </w:r>
-      <w:proofErr w:type="spellEnd"/>
-      <w:r>
-        <w:rPr>
-          <w:rFonts w:ascii="Arial" w:hAnsi="Arial" w:cs="Arial"/>
-        </w:rPr>
-        <w:t xml:space="preserve"> </w:t>
-      </w:r>
-      <w:proofErr w:type="spellStart"/>
-      <w:r>
-        <w:rPr>
-          <w:rFonts w:ascii="Arial" w:hAnsi="Arial" w:cs="Arial"/>
-        </w:rPr>
-        <w:t>adanya</w:t>
-      </w:r>
-      <w:proofErr w:type="spellEnd"/>
-      <w:r>
-        <w:rPr>
-          <w:rFonts w:ascii="Arial" w:hAnsi="Arial" w:cs="Arial"/>
-        </w:rPr>
-        <w:t xml:space="preserve"> </w:t>
-      </w:r>
-      <w:proofErr w:type="spellStart"/>
-      <w:r>
-        <w:rPr>
-          <w:rFonts w:ascii="Arial" w:hAnsi="Arial" w:cs="Arial"/>
-        </w:rPr>
-        <w:t>operasi</w:t>
-      </w:r>
-      <w:proofErr w:type="spellEnd"/>
-      <w:r>
-        <w:rPr>
-          <w:rFonts w:ascii="Arial" w:hAnsi="Arial" w:cs="Arial"/>
-        </w:rPr>
-        <w:t xml:space="preserve"> </w:t>
-      </w:r>
-      <w:proofErr w:type="spellStart"/>
-      <w:r>
-        <w:rPr>
-          <w:rFonts w:ascii="Arial" w:hAnsi="Arial" w:cs="Arial"/>
-        </w:rPr>
-        <w:t>matematik</w:t>
-      </w:r>
-      <w:proofErr w:type="spellEnd"/>
+      <w:r>
+        <w:rPr>
+          <w:rFonts w:ascii="Arial" w:hAnsi="Arial" w:cs="Arial"/>
+        </w:rPr>
+        <w:t>Ketika</w:t>
+      </w:r>
+      <w:r>
+        <w:rPr>
+          <w:rFonts w:ascii="Arial" w:hAnsi="Arial" w:cs="Arial"/>
+        </w:rPr>
+        <w:t>?</w:t>
+      </w:r>
+    </w:p>
+    <w:p>
+      <w:pPr>
+        <w:pStyle w:val="ListParagraph"/>
+        <w:numPr>
+          <w:ilvl w:val="0"/>
+          <w:numId w:val="7"/>
+        </w:numPr>
+        <w:rPr>
+          <w:rFonts w:ascii="Arial" w:hAnsi="Arial" w:cs="Arial"/>
+          <w:lang w:val="sv-SE"/>
+        </w:rPr>
+      </w:pPr>
+      <w:r>
+        <w:rPr>
+          <w:rFonts w:ascii="Arial" w:hAnsi="Arial" w:cs="Arial"/>
+          <w:lang w:val="sv-SE"/>
+        </w:rPr>
+        <w:t>Jika b&gt;0, grafik bergeser ke atas.</w:t>
+      </w:r>
+    </w:p>
+    <w:p>
+      <w:pPr>
+        <w:pStyle w:val="ListParagraph"/>
+        <w:numPr>
+          <w:ilvl w:val="0"/>
+          <w:numId w:val="7"/>
+        </w:numPr>
+        <w:rPr>
+          <w:rFonts w:ascii="Arial" w:hAnsi="Arial" w:cs="Arial"/>
+          <w:lang w:val="sv-SE"/>
+        </w:rPr>
+      </w:pPr>
+      <w:r>
+        <w:rPr>
+          <w:rFonts w:ascii="Arial" w:hAnsi="Arial" w:cs="Arial"/>
+          <w:lang w:val="sv-SE"/>
+        </w:rPr>
+        <w:t>Jika b&gt;0, grafik bergeser ke bawah.</w:t>
+      </w:r>
+    </w:p>
+    <w:p>
+      <w:pPr>
+        <w:pStyle w:val="ListParagraph"/>
+        <w:numPr>
+          <w:ilvl w:val="0"/>
+          <w:numId w:val="7"/>
+        </w:numPr>
+        <w:rPr>
+          <w:rFonts w:ascii="Arial" w:hAnsi="Arial" w:cs="Arial"/>
+          <w:lang w:val="sv-SE"/>
+        </w:rPr>
+      </w:pPr>
+      <w:r>
+        <w:rPr>
+          <w:rFonts w:ascii="Arial" w:hAnsi="Arial" w:cs="Arial"/>
+          <w:lang w:val="sv-SE"/>
+        </w:rPr>
+        <w:t>Jika b&lt;0, grafik bergeser ke kanan.</w:t>
+      </w:r>
+    </w:p>
+    <w:p>
+      <w:pPr>
+        <w:pStyle w:val="ListParagraph"/>
+        <w:numPr>
+          <w:ilvl w:val="0"/>
+          <w:numId w:val="7"/>
+        </w:numPr>
+        <w:rPr>
+          <w:rFonts w:ascii="Arial" w:hAnsi="Arial" w:cs="Arial"/>
+          <w:lang w:val="sv-SE"/>
+        </w:rPr>
+      </w:pPr>
+      <w:r>
+        <w:rPr>
+          <w:rFonts w:ascii="Arial" w:hAnsi="Arial" w:cs="Arial"/>
+          <w:lang w:val="sv-SE"/>
+        </w:rPr>
+        <w:t>Jika b&lt;0, grafik bergeser ke kiri.</w:t>
+      </w:r>
+    </w:p>
+    <w:p>
+      <w:pPr>
+        <w:pStyle w:val="ListParagraph"/>
+        <w:numPr>
+          <w:ilvl w:val="0"/>
+          <w:numId w:val="7"/>
+        </w:numPr>
+        <w:rPr>
+          <w:rFonts w:ascii="Arial" w:hAnsi="Arial" w:cs="Arial"/>
+          <w:lang w:val="sv-SE"/>
+        </w:rPr>
+      </w:pPr>
+      <w:r>
+        <w:rPr>
+          <w:rFonts w:ascii="Arial" w:hAnsi="Arial" w:cs="Arial"/>
+          <w:lang w:val="sv-SE"/>
+        </w:rPr>
+        <w:t>Jika b=0, grafik bergeser ke bawah.</w:t>
+      </w:r>
+    </w:p>
+    <w:p>
+      <w:pPr>
+        <w:pStyle w:val="ListParagraph"/>
+        <w:ind w:left="1080"/>
+        <w:rPr>
+          <w:rFonts w:ascii="Arial" w:hAnsi="Arial" w:cs="Arial"/>
+          <w:lang w:val="sv-SE"/>
+        </w:rPr>
+      </w:pPr>
     </w:p>
     <w:p>
       <w:pPr>
@@ -705,1235 +732,27 @@
           <w:ilvl w:val="0"/>
           <w:numId w:val="1"/>
         </w:numPr>
-      </w:pPr>
-      <w:r>
-        <w:t xml:space="preserve">Apa </w:t>
-      </w:r>
-      <w:r>
-        <w:t xml:space="preserve">Itu </w:t>
-      </w:r>
-      <w:proofErr w:type="spellStart"/>
-      <w:r>
-        <w:t>Translasi</w:t>
-      </w:r>
-      <w:proofErr w:type="spellEnd"/>
-      <w:r>
-        <w:t>?</w:t>
-      </w:r>
-    </w:p>
-    <w:p>
-      <w:pPr>
-        <w:pStyle w:val="ListParagraph"/>
-        <w:numPr>
-          <w:ilvl w:val="0"/>
-          <w:numId w:val="3"/>
-        </w:numPr>
-      </w:pPr>
-      <w:proofErr w:type="spellStart"/>
-      <w:r>
-        <w:rPr>
-          <w:rFonts w:ascii="Arial" w:hAnsi="Arial" w:cs="Arial"/>
-        </w:rPr>
-        <w:t>transformasi</w:t>
-      </w:r>
-      <w:proofErr w:type="spellEnd"/>
-      <w:r>
-        <w:rPr>
-          <w:rFonts w:ascii="Arial" w:hAnsi="Arial" w:cs="Arial"/>
-        </w:rPr>
-        <w:t xml:space="preserve"> yang </w:t>
-      </w:r>
-      <w:proofErr w:type="spellStart"/>
-      <w:r>
-        <w:rPr>
-          <w:rFonts w:ascii="Arial" w:hAnsi="Arial" w:cs="Arial"/>
-        </w:rPr>
-        <w:t>memidahkan</w:t>
-      </w:r>
-      <w:proofErr w:type="spellEnd"/>
-      <w:r>
-        <w:rPr>
-          <w:rFonts w:ascii="Arial" w:hAnsi="Arial" w:cs="Arial"/>
-        </w:rPr>
-        <w:t xml:space="preserve"> </w:t>
-      </w:r>
-      <w:proofErr w:type="spellStart"/>
-      <w:r>
-        <w:rPr>
-          <w:rFonts w:ascii="Arial" w:hAnsi="Arial" w:cs="Arial"/>
-        </w:rPr>
-        <w:t>setiap</w:t>
-      </w:r>
-      <w:proofErr w:type="spellEnd"/>
-      <w:r>
-        <w:rPr>
-          <w:rFonts w:ascii="Arial" w:hAnsi="Arial" w:cs="Arial"/>
-        </w:rPr>
-        <w:t xml:space="preserve"> </w:t>
-      </w:r>
-      <w:proofErr w:type="spellStart"/>
-      <w:r>
-        <w:rPr>
-          <w:rFonts w:ascii="Arial" w:hAnsi="Arial" w:cs="Arial"/>
-        </w:rPr>
-        <w:t>titik</w:t>
-      </w:r>
-      <w:proofErr w:type="spellEnd"/>
-      <w:r>
-        <w:rPr>
-          <w:rFonts w:ascii="Arial" w:hAnsi="Arial" w:cs="Arial"/>
-        </w:rPr>
-        <w:t xml:space="preserve"> pada </w:t>
-      </w:r>
-      <w:proofErr w:type="spellStart"/>
-      <w:r>
-        <w:rPr>
-          <w:rFonts w:ascii="Arial" w:hAnsi="Arial" w:cs="Arial"/>
-        </w:rPr>
-        <w:t>suatu</w:t>
-      </w:r>
-      <w:proofErr w:type="spellEnd"/>
-      <w:r>
-        <w:rPr>
-          <w:rFonts w:ascii="Arial" w:hAnsi="Arial" w:cs="Arial"/>
-        </w:rPr>
-        <w:t xml:space="preserve"> </w:t>
-      </w:r>
-      <w:proofErr w:type="spellStart"/>
-      <w:r>
-        <w:rPr>
-          <w:rFonts w:ascii="Arial" w:hAnsi="Arial" w:cs="Arial"/>
-        </w:rPr>
-        <w:t>bidang</w:t>
-      </w:r>
-      <w:proofErr w:type="spellEnd"/>
-      <w:r>
-        <w:rPr>
-          <w:rFonts w:ascii="Arial" w:hAnsi="Arial" w:cs="Arial"/>
-        </w:rPr>
-        <w:t xml:space="preserve"> </w:t>
-      </w:r>
-      <w:proofErr w:type="spellStart"/>
-      <w:r>
-        <w:rPr>
-          <w:rFonts w:ascii="Arial" w:hAnsi="Arial" w:cs="Arial"/>
-        </w:rPr>
-        <w:t>menurut</w:t>
-      </w:r>
-      <w:proofErr w:type="spellEnd"/>
-      <w:r>
-        <w:rPr>
-          <w:rFonts w:ascii="Arial" w:hAnsi="Arial" w:cs="Arial"/>
-        </w:rPr>
-        <w:t xml:space="preserve"> </w:t>
-      </w:r>
-      <w:proofErr w:type="spellStart"/>
-      <w:r>
-        <w:rPr>
-          <w:rFonts w:ascii="Arial" w:hAnsi="Arial" w:cs="Arial"/>
-        </w:rPr>
-        <w:t>arah</w:t>
-      </w:r>
-      <w:proofErr w:type="spellEnd"/>
-      <w:r>
-        <w:rPr>
-          <w:rFonts w:ascii="Arial" w:hAnsi="Arial" w:cs="Arial"/>
-        </w:rPr>
-        <w:t xml:space="preserve"> dan </w:t>
-      </w:r>
-      <w:proofErr w:type="spellStart"/>
-      <w:r>
-        <w:rPr>
-          <w:rFonts w:ascii="Arial" w:hAnsi="Arial" w:cs="Arial"/>
-        </w:rPr>
-        <w:t>jarak</w:t>
-      </w:r>
-      <w:proofErr w:type="spellEnd"/>
-      <w:r>
-        <w:rPr>
-          <w:rFonts w:ascii="Arial" w:hAnsi="Arial" w:cs="Arial"/>
-        </w:rPr>
-        <w:t xml:space="preserve"> </w:t>
-      </w:r>
-      <w:proofErr w:type="spellStart"/>
-      <w:r>
-        <w:rPr>
-          <w:rFonts w:ascii="Arial" w:hAnsi="Arial" w:cs="Arial"/>
-        </w:rPr>
-        <w:t>tertentu</w:t>
-      </w:r>
-      <w:proofErr w:type="spellEnd"/>
-    </w:p>
-    <w:p>
-      <w:pPr>
-        <w:pStyle w:val="ListParagraph"/>
-        <w:numPr>
-          <w:ilvl w:val="0"/>
-          <w:numId w:val="3"/>
-        </w:numPr>
-      </w:pPr>
-      <w:proofErr w:type="spellStart"/>
-      <w:r>
-        <w:rPr>
-          <w:rFonts w:ascii="Arial" w:hAnsi="Arial" w:cs="Arial"/>
-        </w:rPr>
-        <w:t>transformasi</w:t>
-      </w:r>
-      <w:proofErr w:type="spellEnd"/>
-      <w:r>
-        <w:rPr>
-          <w:rFonts w:ascii="Arial" w:hAnsi="Arial" w:cs="Arial"/>
-        </w:rPr>
-        <w:t xml:space="preserve"> yang </w:t>
-      </w:r>
-      <w:proofErr w:type="spellStart"/>
-      <w:r>
-        <w:rPr>
-          <w:rFonts w:ascii="Arial" w:hAnsi="Arial" w:cs="Arial"/>
-        </w:rPr>
-        <w:t>memindahkan</w:t>
-      </w:r>
-      <w:proofErr w:type="spellEnd"/>
-      <w:r>
-        <w:rPr>
-          <w:rFonts w:ascii="Arial" w:hAnsi="Arial" w:cs="Arial"/>
-        </w:rPr>
-        <w:t xml:space="preserve"> </w:t>
-      </w:r>
-      <w:proofErr w:type="spellStart"/>
-      <w:r>
-        <w:rPr>
-          <w:rFonts w:ascii="Arial" w:hAnsi="Arial" w:cs="Arial"/>
-        </w:rPr>
-        <w:t>setiap</w:t>
-      </w:r>
-      <w:proofErr w:type="spellEnd"/>
-      <w:r>
-        <w:rPr>
-          <w:rFonts w:ascii="Arial" w:hAnsi="Arial" w:cs="Arial"/>
-        </w:rPr>
-        <w:t xml:space="preserve"> garis di </w:t>
-      </w:r>
-      <w:proofErr w:type="spellStart"/>
-      <w:r>
-        <w:rPr>
-          <w:rFonts w:ascii="Arial" w:hAnsi="Arial" w:cs="Arial"/>
-        </w:rPr>
-        <w:t>suatu</w:t>
-      </w:r>
-      <w:proofErr w:type="spellEnd"/>
-      <w:r>
-        <w:rPr>
-          <w:rFonts w:ascii="Arial" w:hAnsi="Arial" w:cs="Arial"/>
-        </w:rPr>
-        <w:t xml:space="preserve"> </w:t>
-      </w:r>
-      <w:proofErr w:type="spellStart"/>
-      <w:r>
-        <w:rPr>
-          <w:rFonts w:ascii="Arial" w:hAnsi="Arial" w:cs="Arial"/>
-        </w:rPr>
-        <w:t>bidang</w:t>
-      </w:r>
-      <w:proofErr w:type="spellEnd"/>
-      <w:r>
-        <w:rPr>
-          <w:rFonts w:ascii="Arial" w:hAnsi="Arial" w:cs="Arial"/>
-        </w:rPr>
-        <w:t xml:space="preserve"> </w:t>
-      </w:r>
-      <w:proofErr w:type="spellStart"/>
-      <w:r>
-        <w:rPr>
-          <w:rFonts w:ascii="Arial" w:hAnsi="Arial" w:cs="Arial"/>
-        </w:rPr>
-        <w:t>datar</w:t>
-      </w:r>
-      <w:proofErr w:type="spellEnd"/>
-    </w:p>
-    <w:p>
-      <w:pPr>
-        <w:pStyle w:val="ListParagraph"/>
-        <w:numPr>
-          <w:ilvl w:val="0"/>
-          <w:numId w:val="3"/>
-        </w:numPr>
-      </w:pPr>
-      <w:proofErr w:type="spellStart"/>
-      <w:r>
-        <w:rPr>
-          <w:rFonts w:ascii="Arial" w:hAnsi="Arial" w:cs="Arial"/>
-        </w:rPr>
-        <w:t>transformasi</w:t>
-      </w:r>
-      <w:proofErr w:type="spellEnd"/>
-      <w:r>
-        <w:rPr>
-          <w:rFonts w:ascii="Arial" w:hAnsi="Arial" w:cs="Arial"/>
-        </w:rPr>
-        <w:t xml:space="preserve"> </w:t>
-      </w:r>
-      <w:proofErr w:type="spellStart"/>
-      <w:r>
-        <w:rPr>
-          <w:rFonts w:ascii="Arial" w:hAnsi="Arial" w:cs="Arial"/>
-        </w:rPr>
-        <w:t>dengan</w:t>
-      </w:r>
-      <w:proofErr w:type="spellEnd"/>
-      <w:r>
-        <w:rPr>
-          <w:rFonts w:ascii="Arial" w:hAnsi="Arial" w:cs="Arial"/>
-        </w:rPr>
-        <w:t xml:space="preserve"> </w:t>
-      </w:r>
-      <w:proofErr w:type="spellStart"/>
-      <w:r>
-        <w:rPr>
-          <w:rFonts w:ascii="Arial" w:hAnsi="Arial" w:cs="Arial"/>
-        </w:rPr>
-        <w:t>cara</w:t>
-      </w:r>
-      <w:proofErr w:type="spellEnd"/>
-      <w:r>
-        <w:rPr>
-          <w:rFonts w:ascii="Arial" w:hAnsi="Arial" w:cs="Arial"/>
-        </w:rPr>
-        <w:t xml:space="preserve"> </w:t>
-      </w:r>
-      <w:proofErr w:type="spellStart"/>
-      <w:r>
-        <w:rPr>
-          <w:rFonts w:ascii="Arial" w:hAnsi="Arial" w:cs="Arial"/>
-        </w:rPr>
-        <w:t>melakukan</w:t>
-      </w:r>
-      <w:proofErr w:type="spellEnd"/>
-      <w:r>
-        <w:rPr>
-          <w:rFonts w:ascii="Arial" w:hAnsi="Arial" w:cs="Arial"/>
-        </w:rPr>
-        <w:t xml:space="preserve"> </w:t>
-      </w:r>
-      <w:proofErr w:type="spellStart"/>
-      <w:r>
-        <w:rPr>
-          <w:rFonts w:ascii="Arial" w:hAnsi="Arial" w:cs="Arial"/>
-        </w:rPr>
-        <w:t>pencerminan</w:t>
-      </w:r>
-      <w:proofErr w:type="spellEnd"/>
-      <w:r>
-        <w:rPr>
-          <w:rFonts w:ascii="Arial" w:hAnsi="Arial" w:cs="Arial"/>
-        </w:rPr>
-        <w:t xml:space="preserve"> </w:t>
-      </w:r>
-      <w:proofErr w:type="spellStart"/>
-      <w:r>
-        <w:rPr>
-          <w:rFonts w:ascii="Arial" w:hAnsi="Arial" w:cs="Arial"/>
-        </w:rPr>
-        <w:t>benda</w:t>
-      </w:r>
-      <w:proofErr w:type="spellEnd"/>
-      <w:r>
-        <w:rPr>
-          <w:rFonts w:ascii="Arial" w:hAnsi="Arial" w:cs="Arial"/>
-        </w:rPr>
-        <w:t xml:space="preserve"> di </w:t>
-      </w:r>
-      <w:proofErr w:type="spellStart"/>
-      <w:r>
-        <w:rPr>
-          <w:rFonts w:ascii="Arial" w:hAnsi="Arial" w:cs="Arial"/>
-        </w:rPr>
-        <w:t>bidang</w:t>
-      </w:r>
-      <w:proofErr w:type="spellEnd"/>
-      <w:r>
-        <w:rPr>
-          <w:rFonts w:ascii="Arial" w:hAnsi="Arial" w:cs="Arial"/>
-        </w:rPr>
-        <w:t xml:space="preserve"> </w:t>
-      </w:r>
-      <w:proofErr w:type="spellStart"/>
-      <w:r>
-        <w:rPr>
-          <w:rFonts w:ascii="Arial" w:hAnsi="Arial" w:cs="Arial"/>
-        </w:rPr>
-        <w:t>geometri</w:t>
-      </w:r>
-      <w:proofErr w:type="spellEnd"/>
-    </w:p>
-    <w:p>
-      <w:pPr>
-        <w:pStyle w:val="ListParagraph"/>
-        <w:numPr>
-          <w:ilvl w:val="0"/>
-          <w:numId w:val="3"/>
-        </w:numPr>
-      </w:pPr>
-      <w:proofErr w:type="spellStart"/>
-      <w:r>
-        <w:rPr>
-          <w:rFonts w:ascii="Arial" w:hAnsi="Arial" w:cs="Arial"/>
-        </w:rPr>
-        <w:t>transformasi</w:t>
-      </w:r>
-      <w:proofErr w:type="spellEnd"/>
-      <w:r>
-        <w:rPr>
-          <w:rFonts w:ascii="Arial" w:hAnsi="Arial" w:cs="Arial"/>
-        </w:rPr>
-        <w:t xml:space="preserve"> yang </w:t>
-      </w:r>
-      <w:proofErr w:type="spellStart"/>
-      <w:r>
-        <w:rPr>
-          <w:rFonts w:ascii="Arial" w:hAnsi="Arial" w:cs="Arial"/>
-        </w:rPr>
-        <w:t>terjadi</w:t>
-      </w:r>
-      <w:proofErr w:type="spellEnd"/>
-      <w:r>
-        <w:rPr>
-          <w:rFonts w:ascii="Arial" w:hAnsi="Arial" w:cs="Arial"/>
-        </w:rPr>
-        <w:t xml:space="preserve"> </w:t>
-      </w:r>
-      <w:proofErr w:type="spellStart"/>
-      <w:r>
-        <w:rPr>
-          <w:rFonts w:ascii="Arial" w:hAnsi="Arial" w:cs="Arial"/>
-        </w:rPr>
-        <w:t>akibat</w:t>
-      </w:r>
-      <w:proofErr w:type="spellEnd"/>
-      <w:r>
-        <w:rPr>
-          <w:rFonts w:ascii="Arial" w:hAnsi="Arial" w:cs="Arial"/>
-        </w:rPr>
-        <w:t xml:space="preserve"> </w:t>
-      </w:r>
-      <w:proofErr w:type="spellStart"/>
-      <w:r>
-        <w:rPr>
-          <w:rFonts w:ascii="Arial" w:hAnsi="Arial" w:cs="Arial"/>
-        </w:rPr>
-        <w:t>pencerminan</w:t>
-      </w:r>
-      <w:proofErr w:type="spellEnd"/>
-    </w:p>
-    <w:p>
-      <w:pPr>
-        <w:pStyle w:val="ListParagraph"/>
-        <w:numPr>
-          <w:ilvl w:val="0"/>
-          <w:numId w:val="3"/>
-        </w:numPr>
-      </w:pPr>
-      <w:proofErr w:type="spellStart"/>
-      <w:r>
-        <w:rPr>
-          <w:rFonts w:ascii="Arial" w:hAnsi="Arial" w:cs="Arial"/>
-        </w:rPr>
-        <w:t>tidak</w:t>
-      </w:r>
-      <w:proofErr w:type="spellEnd"/>
-      <w:r>
-        <w:rPr>
-          <w:rFonts w:ascii="Arial" w:hAnsi="Arial" w:cs="Arial"/>
-        </w:rPr>
-        <w:t xml:space="preserve"> </w:t>
-      </w:r>
-      <w:proofErr w:type="spellStart"/>
-      <w:r>
-        <w:rPr>
-          <w:rFonts w:ascii="Arial" w:hAnsi="Arial" w:cs="Arial"/>
-        </w:rPr>
-        <w:t>ada</w:t>
-      </w:r>
-      <w:proofErr w:type="spellEnd"/>
-      <w:r>
-        <w:rPr>
-          <w:rFonts w:ascii="Arial" w:hAnsi="Arial" w:cs="Arial"/>
-        </w:rPr>
-        <w:t xml:space="preserve"> </w:t>
-      </w:r>
-      <w:proofErr w:type="spellStart"/>
-      <w:r>
-        <w:rPr>
-          <w:rFonts w:ascii="Arial" w:hAnsi="Arial" w:cs="Arial"/>
-        </w:rPr>
-        <w:t>jawaban</w:t>
-      </w:r>
-      <w:proofErr w:type="spellEnd"/>
-      <w:r>
-        <w:rPr>
-          <w:rFonts w:ascii="Arial" w:hAnsi="Arial" w:cs="Arial"/>
-        </w:rPr>
-        <w:t xml:space="preserve"> yang </w:t>
-      </w:r>
-      <w:proofErr w:type="spellStart"/>
-      <w:r>
-        <w:rPr>
-          <w:rFonts w:ascii="Arial" w:hAnsi="Arial" w:cs="Arial"/>
-        </w:rPr>
-        <w:t>benar</w:t>
-      </w:r>
-      <w:proofErr w:type="spellEnd"/>
-    </w:p>
-    <w:p>
-      <w:pPr>
-        <w:pStyle w:val="ListParagraph"/>
-        <w:ind w:left="1080"/>
-      </w:pPr>
-    </w:p>
-    <w:p>
-      <w:pPr>
-        <w:pStyle w:val="ListParagraph"/>
-        <w:jc w:val="both"/>
-        <w:rPr>
-          <w:rFonts w:ascii="Arial" w:hAnsi="Arial" w:cs="Arial"/>
-        </w:rPr>
-      </w:pPr>
-      <w:r>
-        <w:rPr>
-          <w:rFonts w:ascii="Arial" w:eastAsiaTheme="minorEastAsia" w:hAnsi="Arial" w:cs="Arial"/>
-        </w:rPr>
-        <w:t xml:space="preserve">1) </w:t>
-      </w:r>
-      <w:r>
-        <w:rPr>
-          <w:rFonts w:ascii="Arial" w:eastAsiaTheme="minorEastAsia" w:hAnsi="Arial" w:cs="Arial"/>
-        </w:rPr>
-        <w:t xml:space="preserve">Nilai a&gt;0 </w:t>
-      </w:r>
-      <w:proofErr w:type="spellStart"/>
-      <w:r>
-        <w:rPr>
-          <w:rFonts w:ascii="Arial" w:eastAsiaTheme="minorEastAsia" w:hAnsi="Arial" w:cs="Arial"/>
-        </w:rPr>
-        <w:t>menyatakan</w:t>
-      </w:r>
-      <w:proofErr w:type="spellEnd"/>
-      <w:r>
-        <w:rPr>
-          <w:rFonts w:ascii="Arial" w:eastAsiaTheme="minorEastAsia" w:hAnsi="Arial" w:cs="Arial"/>
-        </w:rPr>
-        <w:t xml:space="preserve"> </w:t>
-      </w:r>
-      <w:proofErr w:type="spellStart"/>
-      <w:r>
-        <w:rPr>
-          <w:rFonts w:ascii="Arial" w:eastAsiaTheme="minorEastAsia" w:hAnsi="Arial" w:cs="Arial"/>
-        </w:rPr>
-        <w:t>pergeseran</w:t>
-      </w:r>
-      <w:proofErr w:type="spellEnd"/>
-      <w:r>
-        <w:rPr>
-          <w:rFonts w:ascii="Arial" w:eastAsiaTheme="minorEastAsia" w:hAnsi="Arial" w:cs="Arial"/>
-        </w:rPr>
-        <w:t xml:space="preserve"> </w:t>
-      </w:r>
-      <w:proofErr w:type="spellStart"/>
-      <w:r>
-        <w:rPr>
-          <w:rFonts w:ascii="Arial" w:eastAsiaTheme="minorEastAsia" w:hAnsi="Arial" w:cs="Arial"/>
-        </w:rPr>
-        <w:t>ke</w:t>
-      </w:r>
-      <w:proofErr w:type="spellEnd"/>
-      <w:r>
-        <w:rPr>
-          <w:rFonts w:ascii="Arial" w:eastAsiaTheme="minorEastAsia" w:hAnsi="Arial" w:cs="Arial"/>
-        </w:rPr>
-        <w:t xml:space="preserve"> </w:t>
-      </w:r>
-      <w:proofErr w:type="spellStart"/>
-      <w:r>
-        <w:rPr>
-          <w:rFonts w:ascii="Arial" w:eastAsiaTheme="minorEastAsia" w:hAnsi="Arial" w:cs="Arial"/>
-        </w:rPr>
-        <w:t>kanan</w:t>
-      </w:r>
-      <w:proofErr w:type="spellEnd"/>
-      <w:r>
-        <w:rPr>
-          <w:rFonts w:ascii="Arial" w:eastAsiaTheme="minorEastAsia" w:hAnsi="Arial" w:cs="Arial"/>
-        </w:rPr>
-        <w:t>.</w:t>
-      </w:r>
-    </w:p>
-    <w:p>
-      <w:pPr>
-        <w:pStyle w:val="ListParagraph"/>
-        <w:jc w:val="both"/>
-        <w:rPr>
-          <w:rFonts w:ascii="Arial" w:hAnsi="Arial" w:cs="Arial"/>
-        </w:rPr>
-      </w:pPr>
-      <w:r>
-        <w:rPr>
-          <w:rFonts w:ascii="Arial" w:eastAsiaTheme="minorEastAsia" w:hAnsi="Arial" w:cs="Arial"/>
-        </w:rPr>
-        <w:t xml:space="preserve">2) Nilai a&lt;0 </w:t>
-      </w:r>
-      <w:proofErr w:type="spellStart"/>
-      <w:r>
-        <w:rPr>
-          <w:rFonts w:ascii="Arial" w:eastAsiaTheme="minorEastAsia" w:hAnsi="Arial" w:cs="Arial"/>
-        </w:rPr>
-        <w:t>menyatakan</w:t>
-      </w:r>
-      <w:proofErr w:type="spellEnd"/>
-      <w:r>
-        <w:rPr>
-          <w:rFonts w:ascii="Arial" w:eastAsiaTheme="minorEastAsia" w:hAnsi="Arial" w:cs="Arial"/>
-        </w:rPr>
-        <w:t xml:space="preserve"> </w:t>
-      </w:r>
-      <w:proofErr w:type="spellStart"/>
-      <w:r>
-        <w:rPr>
-          <w:rFonts w:ascii="Arial" w:eastAsiaTheme="minorEastAsia" w:hAnsi="Arial" w:cs="Arial"/>
-        </w:rPr>
-        <w:t>pergeseran</w:t>
-      </w:r>
-      <w:proofErr w:type="spellEnd"/>
-      <w:r>
-        <w:rPr>
-          <w:rFonts w:ascii="Arial" w:eastAsiaTheme="minorEastAsia" w:hAnsi="Arial" w:cs="Arial"/>
-        </w:rPr>
-        <w:t xml:space="preserve"> </w:t>
-      </w:r>
-      <w:proofErr w:type="spellStart"/>
-      <w:r>
-        <w:rPr>
-          <w:rFonts w:ascii="Arial" w:eastAsiaTheme="minorEastAsia" w:hAnsi="Arial" w:cs="Arial"/>
-        </w:rPr>
-        <w:t>ke</w:t>
-      </w:r>
-      <w:proofErr w:type="spellEnd"/>
-      <w:r>
-        <w:rPr>
-          <w:rFonts w:ascii="Arial" w:eastAsiaTheme="minorEastAsia" w:hAnsi="Arial" w:cs="Arial"/>
-        </w:rPr>
-        <w:t xml:space="preserve"> </w:t>
-      </w:r>
-      <w:proofErr w:type="spellStart"/>
-      <w:proofErr w:type="gramStart"/>
-      <w:r>
-        <w:rPr>
-          <w:rFonts w:ascii="Arial" w:eastAsiaTheme="minorEastAsia" w:hAnsi="Arial" w:cs="Arial"/>
-        </w:rPr>
-        <w:t>kiri.r</w:t>
-      </w:r>
-      <w:proofErr w:type="spellEnd"/>
-      <w:proofErr w:type="gramEnd"/>
-    </w:p>
-    <w:p>
-      <w:pPr>
-        <w:pStyle w:val="ListParagraph"/>
-        <w:numPr>
-          <w:ilvl w:val="0"/>
-          <w:numId w:val="5"/>
-        </w:numPr>
-        <w:jc w:val="both"/>
-        <w:rPr>
-          <w:rFonts w:ascii="Arial" w:hAnsi="Arial" w:cs="Arial"/>
-        </w:rPr>
-      </w:pPr>
-      <w:r>
-        <w:rPr>
-          <w:rFonts w:ascii="Arial" w:eastAsiaTheme="minorEastAsia" w:hAnsi="Arial" w:cs="Arial"/>
-        </w:rPr>
-        <w:t xml:space="preserve">Nilai b&gt;0 </w:t>
-      </w:r>
-      <w:proofErr w:type="spellStart"/>
-      <w:r>
-        <w:rPr>
-          <w:rFonts w:ascii="Arial" w:eastAsiaTheme="minorEastAsia" w:hAnsi="Arial" w:cs="Arial"/>
-        </w:rPr>
-        <w:t>menyatakan</w:t>
-      </w:r>
-      <w:proofErr w:type="spellEnd"/>
-      <w:r>
-        <w:rPr>
-          <w:rFonts w:ascii="Arial" w:eastAsiaTheme="minorEastAsia" w:hAnsi="Arial" w:cs="Arial"/>
-        </w:rPr>
-        <w:t xml:space="preserve"> </w:t>
-      </w:r>
-      <w:proofErr w:type="spellStart"/>
-      <w:r>
-        <w:rPr>
-          <w:rFonts w:ascii="Arial" w:eastAsiaTheme="minorEastAsia" w:hAnsi="Arial" w:cs="Arial"/>
-        </w:rPr>
-        <w:t>pergeseran</w:t>
-      </w:r>
-      <w:proofErr w:type="spellEnd"/>
-      <w:r>
-        <w:rPr>
-          <w:rFonts w:ascii="Arial" w:eastAsiaTheme="minorEastAsia" w:hAnsi="Arial" w:cs="Arial"/>
-        </w:rPr>
-        <w:t xml:space="preserve"> </w:t>
-      </w:r>
-      <w:proofErr w:type="spellStart"/>
-      <w:r>
-        <w:rPr>
-          <w:rFonts w:ascii="Arial" w:eastAsiaTheme="minorEastAsia" w:hAnsi="Arial" w:cs="Arial"/>
-        </w:rPr>
-        <w:t>ke</w:t>
-      </w:r>
-      <w:proofErr w:type="spellEnd"/>
-      <w:r>
-        <w:rPr>
-          <w:rFonts w:ascii="Arial" w:eastAsiaTheme="minorEastAsia" w:hAnsi="Arial" w:cs="Arial"/>
-        </w:rPr>
-        <w:t xml:space="preserve"> </w:t>
-      </w:r>
-      <w:proofErr w:type="spellStart"/>
-      <w:r>
-        <w:rPr>
-          <w:rFonts w:ascii="Arial" w:eastAsiaTheme="minorEastAsia" w:hAnsi="Arial" w:cs="Arial"/>
-        </w:rPr>
-        <w:t>atas</w:t>
-      </w:r>
-      <w:proofErr w:type="spellEnd"/>
-      <w:r>
-        <w:rPr>
-          <w:rFonts w:ascii="Arial" w:eastAsiaTheme="minorEastAsia" w:hAnsi="Arial" w:cs="Arial"/>
-        </w:rPr>
-        <w:t>.</w:t>
-      </w:r>
-    </w:p>
-    <w:p>
-      <w:pPr>
-        <w:pStyle w:val="ListParagraph"/>
-        <w:numPr>
-          <w:ilvl w:val="0"/>
-          <w:numId w:val="5"/>
-        </w:numPr>
-        <w:jc w:val="both"/>
-        <w:rPr>
-          <w:rFonts w:ascii="Arial" w:hAnsi="Arial" w:cs="Arial"/>
-        </w:rPr>
-      </w:pPr>
-      <w:r>
-        <w:rPr>
-          <w:rFonts w:ascii="Arial" w:eastAsiaTheme="minorEastAsia" w:hAnsi="Arial" w:cs="Arial"/>
-        </w:rPr>
-        <w:t xml:space="preserve">Nilai b&lt;0 </w:t>
-      </w:r>
-      <w:proofErr w:type="spellStart"/>
-      <w:r>
-        <w:rPr>
-          <w:rFonts w:ascii="Arial" w:eastAsiaTheme="minorEastAsia" w:hAnsi="Arial" w:cs="Arial"/>
-        </w:rPr>
-        <w:t>menyatakan</w:t>
-      </w:r>
-      <w:proofErr w:type="spellEnd"/>
-      <w:r>
-        <w:rPr>
-          <w:rFonts w:ascii="Arial" w:eastAsiaTheme="minorEastAsia" w:hAnsi="Arial" w:cs="Arial"/>
-        </w:rPr>
-        <w:t xml:space="preserve"> </w:t>
-      </w:r>
-      <w:proofErr w:type="spellStart"/>
-      <w:r>
-        <w:rPr>
-          <w:rFonts w:ascii="Arial" w:eastAsiaTheme="minorEastAsia" w:hAnsi="Arial" w:cs="Arial"/>
-        </w:rPr>
-        <w:t>pergeseran</w:t>
-      </w:r>
-      <w:proofErr w:type="spellEnd"/>
-      <w:r>
-        <w:rPr>
-          <w:rFonts w:ascii="Arial" w:eastAsiaTheme="minorEastAsia" w:hAnsi="Arial" w:cs="Arial"/>
-        </w:rPr>
-        <w:t xml:space="preserve"> </w:t>
-      </w:r>
-      <w:proofErr w:type="spellStart"/>
-      <w:r>
-        <w:rPr>
-          <w:rFonts w:ascii="Arial" w:eastAsiaTheme="minorEastAsia" w:hAnsi="Arial" w:cs="Arial"/>
-        </w:rPr>
-        <w:t>ke</w:t>
-      </w:r>
-      <w:proofErr w:type="spellEnd"/>
-      <w:r>
-        <w:rPr>
-          <w:rFonts w:ascii="Arial" w:eastAsiaTheme="minorEastAsia" w:hAnsi="Arial" w:cs="Arial"/>
-        </w:rPr>
-        <w:t xml:space="preserve"> </w:t>
-      </w:r>
-      <w:proofErr w:type="spellStart"/>
-      <w:r>
-        <w:rPr>
-          <w:rFonts w:ascii="Arial" w:eastAsiaTheme="minorEastAsia" w:hAnsi="Arial" w:cs="Arial"/>
-        </w:rPr>
-        <w:t>bawah</w:t>
-      </w:r>
-      <w:proofErr w:type="spellEnd"/>
-      <w:r>
-        <w:rPr>
-          <w:rFonts w:ascii="Arial" w:eastAsiaTheme="minorEastAsia" w:hAnsi="Arial" w:cs="Arial"/>
-        </w:rPr>
-        <w:t>.</w:t>
-      </w:r>
-    </w:p>
-    <w:p>
-      <w:pPr>
-        <w:pStyle w:val="ListParagraph"/>
-        <w:numPr>
-          <w:ilvl w:val="0"/>
-          <w:numId w:val="1"/>
-        </w:numPr>
-      </w:pPr>
-      <w:r>
-        <w:t xml:space="preserve">Dari </w:t>
-      </w:r>
-      <w:proofErr w:type="spellStart"/>
-      <w:r>
-        <w:t>Diatas</w:t>
-      </w:r>
-      <w:proofErr w:type="spellEnd"/>
-      <w:r>
-        <w:t xml:space="preserve"> Mana Yang </w:t>
-      </w:r>
-      <w:proofErr w:type="spellStart"/>
-      <w:r>
-        <w:t>Bukan</w:t>
-      </w:r>
-      <w:proofErr w:type="spellEnd"/>
-      <w:r>
-        <w:t xml:space="preserve"> Ciri </w:t>
-      </w:r>
-      <w:proofErr w:type="spellStart"/>
-      <w:r>
-        <w:t>Ciri</w:t>
-      </w:r>
-      <w:proofErr w:type="spellEnd"/>
-      <w:r>
-        <w:t xml:space="preserve"> </w:t>
-      </w:r>
-      <w:proofErr w:type="spellStart"/>
-      <w:r>
-        <w:t>Translasi</w:t>
-      </w:r>
-      <w:proofErr w:type="spellEnd"/>
-    </w:p>
-    <w:p>
-      <w:pPr>
-        <w:pStyle w:val="ListParagraph"/>
-        <w:numPr>
-          <w:ilvl w:val="0"/>
-          <w:numId w:val="6"/>
-        </w:numPr>
-      </w:pPr>
-      <w:proofErr w:type="spellStart"/>
-      <w:r>
-        <w:t>Semua</w:t>
-      </w:r>
-      <w:proofErr w:type="spellEnd"/>
-      <w:r>
-        <w:t xml:space="preserve"> salah</w:t>
-      </w:r>
-    </w:p>
-    <w:p>
-      <w:pPr>
-        <w:pStyle w:val="ListParagraph"/>
-        <w:numPr>
-          <w:ilvl w:val="0"/>
-          <w:numId w:val="6"/>
-        </w:numPr>
-      </w:pPr>
-      <w:proofErr w:type="spellStart"/>
-      <w:r>
-        <w:t>Semua</w:t>
-      </w:r>
-      <w:proofErr w:type="spellEnd"/>
-      <w:r>
-        <w:t xml:space="preserve"> </w:t>
-      </w:r>
-      <w:proofErr w:type="spellStart"/>
-      <w:r>
-        <w:t>benar</w:t>
-      </w:r>
-      <w:proofErr w:type="spellEnd"/>
-    </w:p>
-    <w:p>
-      <w:pPr>
-        <w:pStyle w:val="ListParagraph"/>
-        <w:numPr>
-          <w:ilvl w:val="0"/>
-          <w:numId w:val="6"/>
-        </w:numPr>
-      </w:pPr>
-      <w:r>
-        <w:t>1 dan 2</w:t>
-      </w:r>
-    </w:p>
-    <w:p>
-      <w:pPr>
-        <w:pStyle w:val="ListParagraph"/>
-        <w:numPr>
-          <w:ilvl w:val="0"/>
-          <w:numId w:val="6"/>
-        </w:numPr>
-      </w:pPr>
-      <w:r>
-        <w:t>3 dan 4</w:t>
-      </w:r>
-    </w:p>
-    <w:p>
-      <w:pPr>
-        <w:pStyle w:val="ListParagraph"/>
-        <w:numPr>
-          <w:ilvl w:val="0"/>
-          <w:numId w:val="6"/>
-        </w:numPr>
-      </w:pPr>
-      <w:r>
-        <w:t>4 dan 5</w:t>
-      </w:r>
-    </w:p>
-    <w:p>
-      <w:pPr>
-        <w:pStyle w:val="ListParagraph"/>
-        <w:numPr>
-          <w:ilvl w:val="0"/>
-          <w:numId w:val="1"/>
-        </w:numPr>
-      </w:pPr>
-      <w:proofErr w:type="spellStart"/>
-      <w:r>
-        <w:t>Teranslasi</w:t>
-      </w:r>
-      <w:proofErr w:type="spellEnd"/>
-      <w:r>
-        <w:t xml:space="preserve"> </w:t>
-      </w:r>
-      <w:proofErr w:type="spellStart"/>
-      <w:r>
-        <w:t>Vertikal</w:t>
-      </w:r>
-      <w:proofErr w:type="spellEnd"/>
-      <w:r>
-        <w:t xml:space="preserve"> </w:t>
-      </w:r>
-      <w:proofErr w:type="spellStart"/>
-      <w:r>
-        <w:t>Terjadi</w:t>
-      </w:r>
-      <w:proofErr w:type="spellEnd"/>
-      <w:r>
-        <w:t xml:space="preserve"> </w:t>
-      </w:r>
-      <w:r>
-        <w:t>Ketika</w:t>
-      </w:r>
-      <w:r>
-        <w:t>?</w:t>
-      </w:r>
-    </w:p>
-    <w:p>
-      <w:pPr>
-        <w:pStyle w:val="ListParagraph"/>
-        <w:numPr>
-          <w:ilvl w:val="0"/>
-          <w:numId w:val="7"/>
-        </w:numPr>
-      </w:pPr>
-      <w:r>
-        <w:t xml:space="preserve">Jika b&gt;0, </w:t>
-      </w:r>
-      <w:proofErr w:type="spellStart"/>
-      <w:r>
-        <w:t>grafik</w:t>
-      </w:r>
-      <w:proofErr w:type="spellEnd"/>
-      <w:r>
-        <w:t xml:space="preserve"> </w:t>
-      </w:r>
-      <w:proofErr w:type="spellStart"/>
-      <w:r>
-        <w:t>bergeser</w:t>
-      </w:r>
-      <w:proofErr w:type="spellEnd"/>
-      <w:r>
-        <w:t xml:space="preserve"> </w:t>
-      </w:r>
-      <w:proofErr w:type="spellStart"/>
-      <w:r>
-        <w:t>ke</w:t>
-      </w:r>
-      <w:proofErr w:type="spellEnd"/>
-      <w:r>
-        <w:t xml:space="preserve"> </w:t>
-      </w:r>
-      <w:proofErr w:type="spellStart"/>
-      <w:r>
-        <w:t>atas</w:t>
-      </w:r>
-      <w:proofErr w:type="spellEnd"/>
-      <w:r>
-        <w:t>.</w:t>
-      </w:r>
-    </w:p>
-    <w:p>
-      <w:pPr>
-        <w:pStyle w:val="ListParagraph"/>
-        <w:numPr>
-          <w:ilvl w:val="0"/>
-          <w:numId w:val="7"/>
-        </w:numPr>
-      </w:pPr>
-      <w:r>
-        <w:t xml:space="preserve">Jika b&gt;0, </w:t>
-      </w:r>
-      <w:proofErr w:type="spellStart"/>
-      <w:r>
-        <w:t>grafik</w:t>
-      </w:r>
-      <w:proofErr w:type="spellEnd"/>
-      <w:r>
-        <w:t xml:space="preserve"> </w:t>
-      </w:r>
-      <w:proofErr w:type="spellStart"/>
-      <w:r>
-        <w:t>bergeser</w:t>
-      </w:r>
-      <w:proofErr w:type="spellEnd"/>
-      <w:r>
-        <w:t xml:space="preserve"> </w:t>
-      </w:r>
-      <w:proofErr w:type="spellStart"/>
-      <w:r>
-        <w:t>ke</w:t>
-      </w:r>
-      <w:proofErr w:type="spellEnd"/>
-      <w:r>
-        <w:t xml:space="preserve"> </w:t>
-      </w:r>
-      <w:proofErr w:type="spellStart"/>
-      <w:r>
-        <w:t>bawah</w:t>
-      </w:r>
-      <w:proofErr w:type="spellEnd"/>
-      <w:r>
-        <w:t>.</w:t>
-      </w:r>
-    </w:p>
-    <w:p>
-      <w:pPr>
-        <w:pStyle w:val="ListParagraph"/>
-        <w:numPr>
-          <w:ilvl w:val="0"/>
-          <w:numId w:val="7"/>
-        </w:numPr>
-      </w:pPr>
-      <w:r>
-        <w:t>Jika b</w:t>
-      </w:r>
-      <w:r>
-        <w:t>&lt;</w:t>
-      </w:r>
-      <w:r>
-        <w:t xml:space="preserve">0, </w:t>
-      </w:r>
-      <w:proofErr w:type="spellStart"/>
-      <w:r>
-        <w:t>grafik</w:t>
-      </w:r>
-      <w:proofErr w:type="spellEnd"/>
-      <w:r>
-        <w:t xml:space="preserve"> </w:t>
-      </w:r>
-      <w:proofErr w:type="spellStart"/>
-      <w:r>
-        <w:t>bergeser</w:t>
-      </w:r>
-      <w:proofErr w:type="spellEnd"/>
-      <w:r>
-        <w:t xml:space="preserve"> </w:t>
-      </w:r>
-      <w:proofErr w:type="spellStart"/>
-      <w:r>
-        <w:t>ke</w:t>
-      </w:r>
-      <w:proofErr w:type="spellEnd"/>
-      <w:r>
-        <w:t xml:space="preserve"> </w:t>
-      </w:r>
-      <w:proofErr w:type="spellStart"/>
-      <w:r>
-        <w:t>kanan</w:t>
-      </w:r>
-      <w:proofErr w:type="spellEnd"/>
-      <w:r>
-        <w:t>.</w:t>
-      </w:r>
-    </w:p>
-    <w:p>
-      <w:pPr>
-        <w:pStyle w:val="ListParagraph"/>
-        <w:numPr>
-          <w:ilvl w:val="0"/>
-          <w:numId w:val="7"/>
-        </w:numPr>
-      </w:pPr>
-      <w:r>
-        <w:t>Jika b</w:t>
-      </w:r>
-      <w:r>
-        <w:t>&lt;</w:t>
-      </w:r>
-      <w:r>
-        <w:t xml:space="preserve">0, </w:t>
-      </w:r>
-      <w:proofErr w:type="spellStart"/>
-      <w:r>
-        <w:t>grafik</w:t>
-      </w:r>
-      <w:proofErr w:type="spellEnd"/>
-      <w:r>
-        <w:t xml:space="preserve"> </w:t>
-      </w:r>
-      <w:proofErr w:type="spellStart"/>
-      <w:r>
-        <w:t>bergeser</w:t>
-      </w:r>
-      <w:proofErr w:type="spellEnd"/>
-      <w:r>
-        <w:t xml:space="preserve"> </w:t>
-      </w:r>
-      <w:proofErr w:type="spellStart"/>
-      <w:r>
-        <w:t>ke</w:t>
-      </w:r>
-      <w:proofErr w:type="spellEnd"/>
-      <w:r>
-        <w:t xml:space="preserve"> </w:t>
-      </w:r>
-      <w:r>
-        <w:t>kiri</w:t>
-      </w:r>
-      <w:r>
-        <w:t>.</w:t>
-      </w:r>
-    </w:p>
-    <w:p>
-      <w:pPr>
-        <w:pStyle w:val="ListParagraph"/>
-        <w:numPr>
-          <w:ilvl w:val="0"/>
-          <w:numId w:val="7"/>
-        </w:numPr>
-      </w:pPr>
-      <w:r>
-        <w:t>Jika b</w:t>
-      </w:r>
-      <w:r>
-        <w:t>=</w:t>
-      </w:r>
-      <w:r>
-        <w:t xml:space="preserve">0, </w:t>
-      </w:r>
-      <w:proofErr w:type="spellStart"/>
-      <w:r>
-        <w:t>grafik</w:t>
-      </w:r>
-      <w:proofErr w:type="spellEnd"/>
-      <w:r>
-        <w:t xml:space="preserve"> </w:t>
-      </w:r>
-      <w:proofErr w:type="spellStart"/>
-      <w:r>
-        <w:t>bergeser</w:t>
-      </w:r>
-      <w:proofErr w:type="spellEnd"/>
-      <w:r>
-        <w:t xml:space="preserve"> </w:t>
-      </w:r>
-      <w:proofErr w:type="spellStart"/>
-      <w:r>
-        <w:t>ke</w:t>
-      </w:r>
-      <w:proofErr w:type="spellEnd"/>
-      <w:r>
-        <w:t xml:space="preserve"> </w:t>
-      </w:r>
-      <w:proofErr w:type="spellStart"/>
-      <w:r>
-        <w:t>bawah</w:t>
-      </w:r>
-      <w:proofErr w:type="spellEnd"/>
-      <w:r>
-        <w:t>.</w:t>
-      </w:r>
-    </w:p>
-    <w:p>
-      <w:pPr>
-        <w:pStyle w:val="ListParagraph"/>
-        <w:numPr>
-          <w:ilvl w:val="0"/>
-          <w:numId w:val="1"/>
-        </w:numPr>
-      </w:pPr>
-      <w:proofErr w:type="spellStart"/>
-      <w:r>
-        <w:t>Dibawah</w:t>
-      </w:r>
-      <w:proofErr w:type="spellEnd"/>
-      <w:r>
-        <w:t xml:space="preserve"> </w:t>
-      </w:r>
-      <w:proofErr w:type="spellStart"/>
-      <w:r>
-        <w:t>ini</w:t>
-      </w:r>
-      <w:proofErr w:type="spellEnd"/>
-      <w:r>
-        <w:t xml:space="preserve"> mana yang </w:t>
-      </w:r>
-      <w:proofErr w:type="spellStart"/>
-      <w:r>
-        <w:t>grafik</w:t>
-      </w:r>
-      <w:proofErr w:type="spellEnd"/>
-      <w:r>
-        <w:t xml:space="preserve"> </w:t>
-      </w:r>
-      <w:proofErr w:type="spellStart"/>
-      <w:r>
-        <w:t>fungsi</w:t>
-      </w:r>
-      <w:proofErr w:type="spellEnd"/>
-      <w:r>
-        <w:t xml:space="preserve"> </w:t>
-      </w:r>
-      <w:r>
-        <w:t xml:space="preserve">y= 2x+6 </w:t>
-      </w:r>
-      <w:proofErr w:type="spellStart"/>
-      <w:r>
-        <w:t>berubah</w:t>
-      </w:r>
-      <w:proofErr w:type="spellEnd"/>
-      <w:r>
-        <w:t xml:space="preserve"> </w:t>
-      </w:r>
-      <w:proofErr w:type="spellStart"/>
-      <w:r>
-        <w:t>menjadi</w:t>
-      </w:r>
-      <w:proofErr w:type="spellEnd"/>
-      <w:r>
-        <w:t xml:space="preserve"> 2x-y+10=0.</w:t>
-      </w:r>
+        <w:rPr>
+          <w:rFonts w:ascii="Arial" w:hAnsi="Arial" w:cs="Arial"/>
+          <w:lang w:val="sv-SE"/>
+        </w:rPr>
+      </w:pPr>
+      <w:r>
+        <w:rPr>
+          <w:rFonts w:ascii="Arial" w:hAnsi="Arial" w:cs="Arial"/>
+          <w:lang w:val="sv-SE"/>
+        </w:rPr>
+        <w:t>Dibawah ini mana yang grafik fungsi y= 2x+6 berubah menjadi 2x-y+10=0.</w:t>
+      </w:r>
+    </w:p>
+    <w:p>
+      <w:pPr>
+        <w:pStyle w:val="ListParagraph"/>
+        <w:rPr>
+          <w:rFonts w:ascii="Arial" w:hAnsi="Arial" w:cs="Arial"/>
+          <w:lang w:val="sv-SE"/>
+        </w:rPr>
+      </w:pPr>
     </w:p>
     <w:p>
       <w:pPr>
@@ -1942,6 +761,9 @@
           <w:ilvl w:val="0"/>
           <w:numId w:val="8"/>
         </w:numPr>
+        <w:rPr>
+          <w:rFonts w:ascii="Arial" w:hAnsi="Arial" w:cs="Arial"/>
+        </w:rPr>
       </w:pPr>
       <w:r>
         <w:rPr>
@@ -1992,6 +814,9 @@
           <w:ilvl w:val="0"/>
           <w:numId w:val="8"/>
         </w:numPr>
+        <w:rPr>
+          <w:rFonts w:ascii="Arial" w:hAnsi="Arial" w:cs="Arial"/>
+        </w:rPr>
       </w:pPr>
       <w:r>
         <w:rPr>
@@ -2043,6 +868,9 @@
           <w:ilvl w:val="0"/>
           <w:numId w:val="8"/>
         </w:numPr>
+        <w:rPr>
+          <w:rFonts w:ascii="Arial" w:hAnsi="Arial" w:cs="Arial"/>
+        </w:rPr>
       </w:pPr>
       <w:r>
         <w:rPr>
@@ -2093,6 +921,9 @@
           <w:ilvl w:val="0"/>
           <w:numId w:val="8"/>
         </w:numPr>
+        <w:rPr>
+          <w:rFonts w:ascii="Arial" w:hAnsi="Arial" w:cs="Arial"/>
+        </w:rPr>
       </w:pPr>
       <w:r>
         <w:rPr>
@@ -2144,6 +975,9 @@
           <w:ilvl w:val="0"/>
           <w:numId w:val="8"/>
         </w:numPr>
+        <w:rPr>
+          <w:rFonts w:ascii="Arial" w:hAnsi="Arial" w:cs="Arial"/>
+        </w:rPr>
       </w:pPr>
       <w:r>
         <w:rPr>
@@ -2192,51 +1026,36 @@
     <w:p>
       <w:pPr>
         <w:pStyle w:val="ListParagraph"/>
+        <w:ind w:left="1080"/>
+        <w:rPr>
+          <w:rFonts w:ascii="Arial" w:hAnsi="Arial" w:cs="Arial"/>
+        </w:rPr>
+      </w:pPr>
+    </w:p>
+    <w:p>
+      <w:pPr>
+        <w:pStyle w:val="ListParagraph"/>
         <w:numPr>
           <w:ilvl w:val="0"/>
           <w:numId w:val="1"/>
         </w:numPr>
-      </w:pPr>
-      <w:proofErr w:type="spellStart"/>
-      <w:r>
-        <w:t>Titik</w:t>
-      </w:r>
-      <w:proofErr w:type="spellEnd"/>
-      <w:r>
-        <w:t xml:space="preserve"> A(</w:t>
-      </w:r>
-      <w:proofErr w:type="spellStart"/>
-      <w:proofErr w:type="gramStart"/>
-      <w:r>
-        <w:t>x,y</w:t>
-      </w:r>
-      <w:proofErr w:type="spellEnd"/>
-      <w:proofErr w:type="gramEnd"/>
-      <w:r>
-        <w:t xml:space="preserve">) </w:t>
-      </w:r>
-      <w:proofErr w:type="spellStart"/>
-      <w:r>
-        <w:t>ditransformasikan</w:t>
-      </w:r>
-      <w:proofErr w:type="spellEnd"/>
-      <w:r>
-        <w:t xml:space="preserve"> oleh </w:t>
-      </w:r>
-      <w:proofErr w:type="spellStart"/>
-      <w:r>
-        <w:t>matriks</w:t>
-      </w:r>
-      <w:proofErr w:type="spellEnd"/>
-      <w:r>
-        <w:t xml:space="preserve"> </w:t>
+        <w:rPr>
+          <w:rFonts w:ascii="Arial" w:hAnsi="Arial" w:cs="Arial"/>
+        </w:rPr>
+      </w:pPr>
+      <w:r>
+        <w:rPr>
+          <w:rFonts w:ascii="Arial" w:hAnsi="Arial" w:cs="Arial"/>
+          <w:lang w:val="sv-SE"/>
+        </w:rPr>
+        <w:t xml:space="preserve">Titik A(x,y) ditransformasikan oleh matriks </w:t>
       </w:r>
       <m:oMath>
         <m:d>
           <m:dPr>
             <m:ctrlPr>
               <w:rPr>
-                <w:rFonts w:ascii="Cambria Math" w:hAnsi="Cambria Math"/>
+                <w:rFonts w:ascii="Cambria Math" w:hAnsi="Cambria Math" w:cs="Arial"/>
                 <w:i/>
               </w:rPr>
             </m:ctrlPr>
@@ -2254,7 +1073,7 @@
                 </m:mcs>
                 <m:ctrlPr>
                   <w:rPr>
-                    <w:rFonts w:ascii="Cambria Math" w:hAnsi="Cambria Math"/>
+                    <w:rFonts w:ascii="Cambria Math" w:hAnsi="Cambria Math" w:cs="Arial"/>
                     <w:i/>
                   </w:rPr>
                 </m:ctrlPr>
@@ -2263,7 +1082,8 @@
                 <m:e>
                   <m:r>
                     <w:rPr>
-                      <w:rFonts w:ascii="Cambria Math" w:hAnsi="Cambria Math"/>
+                      <w:rFonts w:ascii="Cambria Math" w:hAnsi="Cambria Math" w:cs="Arial"/>
+                      <w:lang w:val="sv-SE"/>
                     </w:rPr>
                     <m:t>0</m:t>
                   </m:r>
@@ -2271,7 +1091,8 @@
                 <m:e>
                   <m:r>
                     <w:rPr>
-                      <w:rFonts w:ascii="Cambria Math" w:hAnsi="Cambria Math"/>
+                      <w:rFonts w:ascii="Cambria Math" w:hAnsi="Cambria Math" w:cs="Arial"/>
+                      <w:lang w:val="sv-SE"/>
                     </w:rPr>
                     <m:t>1</m:t>
                   </m:r>
@@ -2281,7 +1102,8 @@
                 <m:e>
                   <m:r>
                     <w:rPr>
-                      <w:rFonts w:ascii="Cambria Math" w:hAnsi="Cambria Math"/>
+                      <w:rFonts w:ascii="Cambria Math" w:hAnsi="Cambria Math" w:cs="Arial"/>
+                      <w:lang w:val="sv-SE"/>
                     </w:rPr>
                     <m:t>-1</m:t>
                   </m:r>
@@ -2289,7 +1111,8 @@
                 <m:e>
                   <m:r>
                     <w:rPr>
-                      <w:rFonts w:ascii="Cambria Math" w:hAnsi="Cambria Math"/>
+                      <w:rFonts w:ascii="Cambria Math" w:hAnsi="Cambria Math" w:cs="Arial"/>
+                      <w:lang w:val="sv-SE"/>
                     </w:rPr>
                     <m:t>0</m:t>
                   </m:r>
@@ -2300,30 +1123,92 @@
         </m:d>
         <m:r>
           <w:rPr>
-            <w:rFonts w:ascii="Cambria Math" w:hAnsi="Cambria Math"/>
+            <w:rFonts w:ascii="Cambria Math" w:hAnsi="Cambria Math" w:cs="Arial"/>
+            <w:lang w:val="sv-SE"/>
           </w:rPr>
           <m:t xml:space="preserve"> </m:t>
         </m:r>
       </m:oMath>
       <w:r>
         <w:rPr>
-          <w:rFonts w:eastAsiaTheme="minorEastAsia"/>
-        </w:rPr>
-        <w:t xml:space="preserve"> menghasilkan bayangan A</w:t>
+          <w:rFonts w:ascii="Arial" w:eastAsiaTheme="minorEastAsia" w:hAnsi="Arial" w:cs="Arial"/>
+          <w:lang w:val="sv-SE"/>
+        </w:rPr>
+        <w:t xml:space="preserve"> menghasilkan bayangan A’(-5,2). </w:t>
+      </w:r>
+      <w:proofErr w:type="spellStart"/>
+      <w:r>
+        <w:rPr>
+          <w:rFonts w:ascii="Arial" w:eastAsiaTheme="minorEastAsia" w:hAnsi="Arial" w:cs="Arial"/>
+        </w:rPr>
+        <w:t>Koordinat</w:t>
+      </w:r>
+      <w:proofErr w:type="spellEnd"/>
+      <w:r>
+        <w:rPr>
+          <w:rFonts w:ascii="Arial" w:eastAsiaTheme="minorEastAsia" w:hAnsi="Arial" w:cs="Arial"/>
+        </w:rPr>
+        <w:t xml:space="preserve"> </w:t>
+      </w:r>
+      <w:proofErr w:type="spellStart"/>
+      <w:r>
+        <w:rPr>
+          <w:rFonts w:ascii="Arial" w:eastAsiaTheme="minorEastAsia" w:hAnsi="Arial" w:cs="Arial"/>
+        </w:rPr>
+        <w:t>titik</w:t>
+      </w:r>
+      <w:proofErr w:type="spellEnd"/>
+      <w:r>
+        <w:rPr>
+          <w:rFonts w:ascii="Arial" w:eastAsiaTheme="minorEastAsia" w:hAnsi="Arial" w:cs="Arial"/>
+        </w:rPr>
+        <w:t xml:space="preserve"> A </w:t>
+      </w:r>
+      <w:proofErr w:type="spellStart"/>
+      <w:r>
+        <w:rPr>
+          <w:rFonts w:ascii="Arial" w:eastAsiaTheme="minorEastAsia" w:hAnsi="Arial" w:cs="Arial"/>
+        </w:rPr>
+        <w:t>adalah</w:t>
+      </w:r>
+      <w:proofErr w:type="spellEnd"/>
+      <w:r>
+        <w:rPr>
+          <w:rFonts w:ascii="Arial" w:eastAsiaTheme="minorEastAsia" w:hAnsi="Arial" w:cs="Arial"/>
+        </w:rPr>
+        <w:t>?...</w:t>
+      </w:r>
+    </w:p>
+    <w:p>
+      <w:pPr>
+        <w:pStyle w:val="ListParagraph"/>
+        <w:numPr>
+          <w:ilvl w:val="0"/>
+          <w:numId w:val="9"/>
+        </w:numPr>
+        <w:rPr>
+          <w:rFonts w:ascii="Arial" w:hAnsi="Arial" w:cs="Arial"/>
+        </w:rPr>
+      </w:pPr>
+      <w:r>
+        <w:rPr>
+          <w:rFonts w:ascii="Arial" w:eastAsiaTheme="minorEastAsia" w:hAnsi="Arial" w:cs="Arial"/>
+        </w:rPr>
+        <w:t>(</w:t>
       </w:r>
       <w:proofErr w:type="gramStart"/>
       <w:r>
         <w:rPr>
-          <w:rFonts w:eastAsiaTheme="minorEastAsia"/>
-        </w:rPr>
-        <w:t>’(</w:t>
+          <w:rFonts w:ascii="Arial" w:eastAsiaTheme="minorEastAsia" w:hAnsi="Arial" w:cs="Arial"/>
+        </w:rPr>
+        <w:t>5,-</w:t>
       </w:r>
       <w:proofErr w:type="gramEnd"/>
       <w:r>
         <w:rPr>
-          <w:rFonts w:eastAsiaTheme="minorEastAsia"/>
-        </w:rPr>
-        <w:t>-5,2). Koordinat titik A adalah?...</w:t>
+          <w:rFonts w:ascii="Arial" w:eastAsiaTheme="minorEastAsia" w:hAnsi="Arial" w:cs="Arial"/>
+        </w:rPr>
+        <w:t>2)</w:t>
       </w:r>
     </w:p>
     <w:p>
@@ -2333,103 +1218,254 @@
           <w:ilvl w:val="0"/>
           <w:numId w:val="9"/>
         </w:numPr>
-      </w:pPr>
-      <w:r>
-        <w:rPr>
-          <w:rFonts w:eastAsiaTheme="minorEastAsia"/>
+        <w:rPr>
+          <w:rFonts w:ascii="Arial" w:hAnsi="Arial" w:cs="Arial"/>
+        </w:rPr>
+      </w:pPr>
+      <w:r>
+        <w:rPr>
+          <w:rFonts w:ascii="Arial" w:eastAsiaTheme="minorEastAsia" w:hAnsi="Arial" w:cs="Arial"/>
+        </w:rPr>
+        <w:t>(-5,2)</w:t>
+      </w:r>
+    </w:p>
+    <w:p>
+      <w:pPr>
+        <w:pStyle w:val="ListParagraph"/>
+        <w:numPr>
+          <w:ilvl w:val="0"/>
+          <w:numId w:val="9"/>
+        </w:numPr>
+        <w:rPr>
+          <w:rFonts w:ascii="Arial" w:hAnsi="Arial" w:cs="Arial"/>
+        </w:rPr>
+      </w:pPr>
+      <w:r>
+        <w:rPr>
+          <w:rFonts w:ascii="Arial" w:eastAsiaTheme="minorEastAsia" w:hAnsi="Arial" w:cs="Arial"/>
+        </w:rPr>
+        <w:t>(-</w:t>
+      </w:r>
+      <w:proofErr w:type="gramStart"/>
+      <w:r>
+        <w:rPr>
+          <w:rFonts w:ascii="Arial" w:eastAsiaTheme="minorEastAsia" w:hAnsi="Arial" w:cs="Arial"/>
+        </w:rPr>
+        <w:t>2,-</w:t>
+      </w:r>
+      <w:proofErr w:type="gramEnd"/>
+      <w:r>
+        <w:rPr>
+          <w:rFonts w:ascii="Arial" w:eastAsiaTheme="minorEastAsia" w:hAnsi="Arial" w:cs="Arial"/>
+        </w:rPr>
+        <w:t>5)</w:t>
+      </w:r>
+    </w:p>
+    <w:p>
+      <w:pPr>
+        <w:pStyle w:val="ListParagraph"/>
+        <w:numPr>
+          <w:ilvl w:val="0"/>
+          <w:numId w:val="9"/>
+        </w:numPr>
+        <w:rPr>
+          <w:rFonts w:ascii="Arial" w:hAnsi="Arial" w:cs="Arial"/>
+        </w:rPr>
+      </w:pPr>
+      <w:r>
+        <w:rPr>
+          <w:rFonts w:ascii="Arial" w:hAnsi="Arial" w:cs="Arial"/>
+        </w:rPr>
+        <w:t>(-</w:t>
+      </w:r>
+      <w:proofErr w:type="gramStart"/>
+      <w:r>
+        <w:rPr>
+          <w:rFonts w:ascii="Arial" w:hAnsi="Arial" w:cs="Arial"/>
+        </w:rPr>
+        <w:t>5,-</w:t>
+      </w:r>
+      <w:proofErr w:type="gramEnd"/>
+      <w:r>
+        <w:rPr>
+          <w:rFonts w:ascii="Arial" w:hAnsi="Arial" w:cs="Arial"/>
+        </w:rPr>
+        <w:t>2)</w:t>
+      </w:r>
+    </w:p>
+    <w:p>
+      <w:pPr>
+        <w:pStyle w:val="ListParagraph"/>
+        <w:numPr>
+          <w:ilvl w:val="0"/>
+          <w:numId w:val="9"/>
+        </w:numPr>
+        <w:rPr>
+          <w:rFonts w:ascii="Arial" w:hAnsi="Arial" w:cs="Arial"/>
+        </w:rPr>
+      </w:pPr>
+      <w:r>
+        <w:rPr>
+          <w:rFonts w:ascii="Arial" w:hAnsi="Arial" w:cs="Arial"/>
+        </w:rPr>
+        <w:t>(-2,5)</w:t>
+      </w:r>
+    </w:p>
+    <w:p>
+      <w:pPr>
+        <w:pStyle w:val="ListParagraph"/>
+        <w:ind w:left="1080"/>
+        <w:rPr>
+          <w:rFonts w:ascii="Arial" w:hAnsi="Arial" w:cs="Arial"/>
+        </w:rPr>
+      </w:pPr>
+    </w:p>
+    <w:p>
+      <w:pPr>
+        <w:pStyle w:val="ListParagraph"/>
+        <w:numPr>
+          <w:ilvl w:val="0"/>
+          <w:numId w:val="1"/>
+        </w:numPr>
+        <w:rPr>
+          <w:rFonts w:ascii="Arial" w:hAnsi="Arial" w:cs="Arial"/>
+          <w:lang w:val="sv-SE"/>
+        </w:rPr>
+      </w:pPr>
+      <w:r>
+        <w:rPr>
+          <w:rFonts w:ascii="Arial" w:hAnsi="Arial" w:cs="Arial"/>
+          <w:lang w:val="sv-SE"/>
+        </w:rPr>
+        <w:t>Banyangan titik A(8,9) di translasikan oleh T(-2,1) adalah?</w:t>
+      </w:r>
+    </w:p>
+    <w:p>
+      <w:pPr>
+        <w:pStyle w:val="ListParagraph"/>
+        <w:numPr>
+          <w:ilvl w:val="0"/>
+          <w:numId w:val="10"/>
+        </w:numPr>
+        <w:rPr>
+          <w:rFonts w:ascii="Arial" w:hAnsi="Arial" w:cs="Arial"/>
+        </w:rPr>
+      </w:pPr>
+      <w:r>
+        <w:rPr>
+          <w:rFonts w:ascii="Arial" w:hAnsi="Arial" w:cs="Arial"/>
+        </w:rPr>
+        <w:t>(6,10)</w:t>
+      </w:r>
+    </w:p>
+    <w:p>
+      <w:pPr>
+        <w:pStyle w:val="ListParagraph"/>
+        <w:numPr>
+          <w:ilvl w:val="0"/>
+          <w:numId w:val="10"/>
+        </w:numPr>
+        <w:rPr>
+          <w:rFonts w:ascii="Arial" w:hAnsi="Arial" w:cs="Arial"/>
+        </w:rPr>
+      </w:pPr>
+      <w:r>
+        <w:rPr>
+          <w:rFonts w:ascii="Arial" w:hAnsi="Arial" w:cs="Arial"/>
+        </w:rPr>
+        <w:t>(-6,10)</w:t>
+      </w:r>
+    </w:p>
+    <w:p>
+      <w:pPr>
+        <w:pStyle w:val="ListParagraph"/>
+        <w:numPr>
+          <w:ilvl w:val="0"/>
+          <w:numId w:val="10"/>
+        </w:numPr>
+        <w:rPr>
+          <w:rFonts w:ascii="Arial" w:hAnsi="Arial" w:cs="Arial"/>
+        </w:rPr>
+      </w:pPr>
+      <w:r>
+        <w:rPr>
+          <w:rFonts w:ascii="Arial" w:hAnsi="Arial" w:cs="Arial"/>
         </w:rPr>
         <w:t>(</w:t>
       </w:r>
       <w:proofErr w:type="gramStart"/>
       <w:r>
         <w:rPr>
-          <w:rFonts w:eastAsiaTheme="minorEastAsia"/>
-        </w:rPr>
-        <w:t>5,-</w:t>
+          <w:rFonts w:ascii="Arial" w:hAnsi="Arial" w:cs="Arial"/>
+        </w:rPr>
+        <w:t>6,-</w:t>
       </w:r>
       <w:proofErr w:type="gramEnd"/>
       <w:r>
         <w:rPr>
-          <w:rFonts w:eastAsiaTheme="minorEastAsia"/>
-        </w:rPr>
-        <w:t>2)</w:t>
-      </w:r>
-    </w:p>
-    <w:p>
-      <w:pPr>
-        <w:pStyle w:val="ListParagraph"/>
-        <w:numPr>
-          <w:ilvl w:val="0"/>
-          <w:numId w:val="9"/>
-        </w:numPr>
-      </w:pPr>
-      <w:r>
-        <w:rPr>
-          <w:rFonts w:eastAsiaTheme="minorEastAsia"/>
-        </w:rPr>
-        <w:t>(-5,2)</w:t>
-      </w:r>
-    </w:p>
-    <w:p>
-      <w:pPr>
-        <w:pStyle w:val="ListParagraph"/>
-        <w:numPr>
-          <w:ilvl w:val="0"/>
-          <w:numId w:val="9"/>
-        </w:numPr>
-      </w:pPr>
-      <w:r>
-        <w:rPr>
-          <w:rFonts w:eastAsiaTheme="minorEastAsia"/>
+          <w:rFonts w:ascii="Arial" w:hAnsi="Arial" w:cs="Arial"/>
+        </w:rPr>
+        <w:t>10)</w:t>
+      </w:r>
+    </w:p>
+    <w:p>
+      <w:pPr>
+        <w:pStyle w:val="ListParagraph"/>
+        <w:numPr>
+          <w:ilvl w:val="0"/>
+          <w:numId w:val="10"/>
+        </w:numPr>
+        <w:rPr>
+          <w:rFonts w:ascii="Arial" w:hAnsi="Arial" w:cs="Arial"/>
+        </w:rPr>
+      </w:pPr>
+      <w:r>
+        <w:rPr>
+          <w:rFonts w:ascii="Arial" w:hAnsi="Arial" w:cs="Arial"/>
         </w:rPr>
         <w:t>(-</w:t>
       </w:r>
       <w:proofErr w:type="gramStart"/>
       <w:r>
         <w:rPr>
-          <w:rFonts w:eastAsiaTheme="minorEastAsia"/>
-        </w:rPr>
-        <w:t>2,-</w:t>
+          <w:rFonts w:ascii="Arial" w:hAnsi="Arial" w:cs="Arial"/>
+        </w:rPr>
+        <w:t>6,-</w:t>
       </w:r>
       <w:proofErr w:type="gramEnd"/>
       <w:r>
         <w:rPr>
-          <w:rFonts w:eastAsiaTheme="minorEastAsia"/>
-        </w:rPr>
-        <w:t>5)</w:t>
-      </w:r>
-    </w:p>
-    <w:p>
-      <w:pPr>
-        <w:pStyle w:val="ListParagraph"/>
-        <w:numPr>
-          <w:ilvl w:val="0"/>
-          <w:numId w:val="9"/>
-        </w:numPr>
-      </w:pPr>
-      <w:r>
-        <w:t>(-</w:t>
-      </w:r>
-      <w:proofErr w:type="gramStart"/>
-      <w:r>
-        <w:t>5,-</w:t>
-      </w:r>
-      <w:proofErr w:type="gramEnd"/>
-      <w:r>
-        <w:t>2)</w:t>
-      </w:r>
-    </w:p>
-    <w:p>
-      <w:pPr>
-        <w:pStyle w:val="ListParagraph"/>
-        <w:numPr>
-          <w:ilvl w:val="0"/>
-          <w:numId w:val="9"/>
-        </w:numPr>
-      </w:pPr>
-      <w:r>
-        <w:t>(-2,5)</w:t>
-      </w:r>
+          <w:rFonts w:ascii="Arial" w:hAnsi="Arial" w:cs="Arial"/>
+        </w:rPr>
+        <w:t>10)</w:t>
+      </w:r>
+    </w:p>
+    <w:p>
+      <w:pPr>
+        <w:pStyle w:val="ListParagraph"/>
+        <w:numPr>
+          <w:ilvl w:val="0"/>
+          <w:numId w:val="10"/>
+        </w:numPr>
+        <w:rPr>
+          <w:rFonts w:ascii="Arial" w:hAnsi="Arial" w:cs="Arial"/>
+        </w:rPr>
+      </w:pPr>
+      <w:r>
+        <w:rPr>
+          <w:rFonts w:ascii="Arial" w:hAnsi="Arial" w:cs="Arial"/>
+        </w:rPr>
+        <w:t>(8,9)</w:t>
+      </w:r>
+    </w:p>
+    <w:p>
+      <w:pPr>
+        <w:pStyle w:val="ListParagraph"/>
+        <w:ind w:left="1080"/>
+        <w:rPr>
+          <w:rFonts w:ascii="Arial" w:hAnsi="Arial" w:cs="Arial"/>
+        </w:rPr>
+      </w:pPr>
     </w:p>
     <w:p>
       <w:pPr>
@@ -2438,131 +1474,338 @@
           <w:ilvl w:val="0"/>
           <w:numId w:val="1"/>
         </w:numPr>
-      </w:pPr>
+        <w:rPr>
+          <w:rFonts w:ascii="Arial" w:hAnsi="Arial" w:cs="Arial"/>
+          <w:lang w:val="sv-SE"/>
+        </w:rPr>
+      </w:pPr>
+      <w:r>
+        <w:rPr>
+          <w:rFonts w:ascii="Arial" w:hAnsi="Arial" w:cs="Arial"/>
+          <w:lang w:val="sv-SE"/>
+        </w:rPr>
+        <w:t>Persamaan bayangan garis y = 8x + 5 setelah direfleksikan terhadap sumbu-X adalah...</w:t>
+      </w:r>
+    </w:p>
+    <w:p>
+      <w:pPr>
+        <w:pStyle w:val="ListParagraph"/>
+        <w:numPr>
+          <w:ilvl w:val="0"/>
+          <w:numId w:val="11"/>
+        </w:numPr>
+        <w:rPr>
+          <w:rFonts w:ascii="Arial" w:hAnsi="Arial" w:cs="Arial"/>
+        </w:rPr>
+      </w:pPr>
+      <w:r>
+        <w:rPr>
+          <w:rFonts w:ascii="Arial" w:hAnsi="Arial" w:cs="Arial"/>
+        </w:rPr>
+        <w:t>-y=-8x+5</w:t>
+      </w:r>
+    </w:p>
+    <w:p>
+      <w:pPr>
+        <w:pStyle w:val="ListParagraph"/>
+        <w:numPr>
+          <w:ilvl w:val="0"/>
+          <w:numId w:val="11"/>
+        </w:numPr>
+        <w:rPr>
+          <w:rFonts w:ascii="Arial" w:hAnsi="Arial" w:cs="Arial"/>
+        </w:rPr>
+      </w:pPr>
+      <w:r>
+        <w:rPr>
+          <w:rFonts w:ascii="Arial" w:hAnsi="Arial" w:cs="Arial"/>
+        </w:rPr>
+        <w:t>y=8x-5</w:t>
+      </w:r>
+    </w:p>
+    <w:p>
+      <w:pPr>
+        <w:pStyle w:val="ListParagraph"/>
+        <w:numPr>
+          <w:ilvl w:val="0"/>
+          <w:numId w:val="11"/>
+        </w:numPr>
+        <w:rPr>
+          <w:rFonts w:ascii="Arial" w:hAnsi="Arial" w:cs="Arial"/>
+        </w:rPr>
+      </w:pPr>
+      <w:r>
+        <w:rPr>
+          <w:rFonts w:ascii="Arial" w:hAnsi="Arial" w:cs="Arial"/>
+        </w:rPr>
+        <w:t>y=8x+5</w:t>
+      </w:r>
+    </w:p>
+    <w:p>
+      <w:pPr>
+        <w:pStyle w:val="ListParagraph"/>
+        <w:numPr>
+          <w:ilvl w:val="0"/>
+          <w:numId w:val="11"/>
+        </w:numPr>
+        <w:rPr>
+          <w:rFonts w:ascii="Arial" w:hAnsi="Arial" w:cs="Arial"/>
+        </w:rPr>
+      </w:pPr>
+      <w:r>
+        <w:rPr>
+          <w:rFonts w:ascii="Arial" w:hAnsi="Arial" w:cs="Arial"/>
+        </w:rPr>
+        <w:t>y=-8x-5</w:t>
+      </w:r>
+    </w:p>
+    <w:p>
+      <w:pPr>
+        <w:pStyle w:val="ListParagraph"/>
+        <w:numPr>
+          <w:ilvl w:val="0"/>
+          <w:numId w:val="11"/>
+        </w:numPr>
+        <w:rPr>
+          <w:rFonts w:ascii="Arial" w:hAnsi="Arial" w:cs="Arial"/>
+        </w:rPr>
+      </w:pPr>
+      <w:r>
+        <w:rPr>
+          <w:rFonts w:ascii="Arial" w:hAnsi="Arial" w:cs="Arial"/>
+        </w:rPr>
+        <w:t>-8x=-y-5</w:t>
+      </w:r>
+    </w:p>
+    <w:p>
+      <w:pPr>
+        <w:pStyle w:val="ListParagraph"/>
+        <w:ind w:left="1080"/>
+        <w:rPr>
+          <w:rFonts w:ascii="Arial" w:hAnsi="Arial" w:cs="Arial"/>
+        </w:rPr>
+      </w:pPr>
+    </w:p>
+    <w:p>
+      <w:pPr>
+        <w:pStyle w:val="ListParagraph"/>
+        <w:numPr>
+          <w:ilvl w:val="0"/>
+          <w:numId w:val="1"/>
+        </w:numPr>
+        <w:rPr>
+          <w:rFonts w:ascii="Arial" w:hAnsi="Arial" w:cs="Arial"/>
+        </w:rPr>
+      </w:pPr>
+      <w:r>
+        <w:rPr>
+          <w:rFonts w:ascii="Arial" w:hAnsi="Arial" w:cs="Arial"/>
+          <w:lang w:val="sv-SE"/>
+        </w:rPr>
+        <w:t xml:space="preserve">Sebuah segitiga dengan titik sudut P(1,2), Q(4,3), dan R(5,6) didilatasikan dengan pusat (0,0) dan faktor skala 3. </w:t>
+      </w:r>
+      <w:r>
+        <w:rPr>
+          <w:rFonts w:ascii="Arial" w:hAnsi="Arial" w:cs="Arial"/>
+        </w:rPr>
+        <w:t xml:space="preserve">Luas </w:t>
+      </w:r>
       <w:proofErr w:type="spellStart"/>
       <w:r>
-        <w:t>Banyangan</w:t>
+        <w:rPr>
+          <w:rFonts w:ascii="Arial" w:hAnsi="Arial" w:cs="Arial"/>
+        </w:rPr>
+        <w:t>bayangan</w:t>
       </w:r>
       <w:proofErr w:type="spellEnd"/>
       <w:r>
+        <w:rPr>
+          <w:rFonts w:ascii="Arial" w:hAnsi="Arial" w:cs="Arial"/>
+        </w:rPr>
         <w:t xml:space="preserve"> </w:t>
       </w:r>
       <w:proofErr w:type="spellStart"/>
       <w:r>
-        <w:t>titik</w:t>
+        <w:rPr>
+          <w:rFonts w:ascii="Arial" w:hAnsi="Arial" w:cs="Arial"/>
+        </w:rPr>
+        <w:t>segitiga</w:t>
       </w:r>
       <w:proofErr w:type="spellEnd"/>
       <w:r>
+        <w:rPr>
+          <w:rFonts w:ascii="Arial" w:hAnsi="Arial" w:cs="Arial"/>
+        </w:rPr>
         <w:t xml:space="preserve"> </w:t>
       </w:r>
-      <w:proofErr w:type="gramStart"/>
-      <w:r>
-        <w:t>A(</w:t>
-      </w:r>
-      <w:proofErr w:type="gramEnd"/>
-      <w:r>
-        <w:t xml:space="preserve">8,9) di </w:t>
-      </w:r>
       <w:proofErr w:type="spellStart"/>
       <w:r>
-        <w:t>translasikan</w:t>
+        <w:rPr>
+          <w:rFonts w:ascii="Arial" w:hAnsi="Arial" w:cs="Arial"/>
+        </w:rPr>
+        <w:t>tersebut</w:t>
       </w:r>
       <w:proofErr w:type="spellEnd"/>
       <w:r>
-        <w:t xml:space="preserve"> oleh </w:t>
-      </w:r>
-      <w:proofErr w:type="gramStart"/>
-      <w:r>
-        <w:t>T(</w:t>
-      </w:r>
-      <w:proofErr w:type="gramEnd"/>
-      <w:r>
-        <w:t xml:space="preserve">-2,1) </w:t>
+        <w:rPr>
+          <w:rFonts w:ascii="Arial" w:hAnsi="Arial" w:cs="Arial"/>
+        </w:rPr>
+        <w:t xml:space="preserve"> </w:t>
       </w:r>
       <w:proofErr w:type="spellStart"/>
       <w:r>
+        <w:rPr>
+          <w:rFonts w:ascii="Arial" w:hAnsi="Arial" w:cs="Arial"/>
+        </w:rPr>
         <w:t>adalah</w:t>
       </w:r>
       <w:proofErr w:type="spellEnd"/>
       <w:r>
-        <w:t>?</w:t>
-      </w:r>
-    </w:p>
-    <w:p>
-      <w:pPr>
-        <w:pStyle w:val="ListParagraph"/>
-        <w:numPr>
-          <w:ilvl w:val="0"/>
-          <w:numId w:val="10"/>
-        </w:numPr>
-      </w:pPr>
-      <w:r>
-        <w:t>(6,10)</w:t>
-      </w:r>
-    </w:p>
-    <w:p>
-      <w:pPr>
-        <w:pStyle w:val="ListParagraph"/>
-        <w:numPr>
-          <w:ilvl w:val="0"/>
-          <w:numId w:val="10"/>
-        </w:numPr>
-      </w:pPr>
-      <w:r>
-        <w:t>(-6,10)</w:t>
-      </w:r>
-    </w:p>
-    <w:p>
-      <w:pPr>
-        <w:pStyle w:val="ListParagraph"/>
-        <w:numPr>
-          <w:ilvl w:val="0"/>
-          <w:numId w:val="10"/>
-        </w:numPr>
-      </w:pPr>
-      <w:r>
-        <w:t>(</w:t>
-      </w:r>
-      <w:proofErr w:type="gramStart"/>
-      <w:r>
-        <w:t>6,-</w:t>
-      </w:r>
-      <w:proofErr w:type="gramEnd"/>
-      <w:r>
-        <w:t>10)</w:t>
-      </w:r>
-    </w:p>
-    <w:p>
-      <w:pPr>
-        <w:pStyle w:val="ListParagraph"/>
-        <w:numPr>
-          <w:ilvl w:val="0"/>
-          <w:numId w:val="10"/>
-        </w:numPr>
-      </w:pPr>
-      <w:r>
-        <w:t>(-</w:t>
-      </w:r>
-      <w:proofErr w:type="gramStart"/>
-      <w:r>
-        <w:t>6,-</w:t>
-      </w:r>
-      <w:proofErr w:type="gramEnd"/>
-      <w:r>
-        <w:t>10)</w:t>
-      </w:r>
-    </w:p>
-    <w:p>
-      <w:pPr>
-        <w:pStyle w:val="ListParagraph"/>
-        <w:numPr>
-          <w:ilvl w:val="0"/>
-          <w:numId w:val="10"/>
-        </w:numPr>
-      </w:pPr>
-      <w:r>
-        <w:t>(8,9)</w:t>
-      </w:r>
+        <w:rPr>
+          <w:rFonts w:ascii="Arial" w:hAnsi="Arial" w:cs="Arial"/>
+        </w:rPr>
+        <w:t>...</w:t>
+      </w:r>
+    </w:p>
+    <w:p>
+      <w:pPr>
+        <w:pStyle w:val="ListParagraph"/>
+        <w:numPr>
+          <w:ilvl w:val="0"/>
+          <w:numId w:val="12"/>
+        </w:numPr>
+        <w:rPr>
+          <w:rFonts w:ascii="Arial" w:hAnsi="Arial" w:cs="Arial"/>
+        </w:rPr>
+      </w:pPr>
+      <w:r>
+        <w:rPr>
+          <w:rFonts w:ascii="Arial" w:hAnsi="Arial" w:cs="Arial"/>
+        </w:rPr>
+        <w:t xml:space="preserve">30 </w:t>
+      </w:r>
+      <w:proofErr w:type="spellStart"/>
+      <w:r>
+        <w:rPr>
+          <w:rFonts w:ascii="Arial" w:hAnsi="Arial" w:cs="Arial"/>
+        </w:rPr>
+        <w:t>Satuan</w:t>
+      </w:r>
+      <w:proofErr w:type="spellEnd"/>
+    </w:p>
+    <w:p>
+      <w:pPr>
+        <w:pStyle w:val="ListParagraph"/>
+        <w:numPr>
+          <w:ilvl w:val="0"/>
+          <w:numId w:val="12"/>
+        </w:numPr>
+        <w:rPr>
+          <w:rFonts w:ascii="Arial" w:hAnsi="Arial" w:cs="Arial"/>
+        </w:rPr>
+      </w:pPr>
+      <w:r>
+        <w:rPr>
+          <w:rFonts w:ascii="Arial" w:hAnsi="Arial" w:cs="Arial"/>
+        </w:rPr>
+        <w:t xml:space="preserve">36 </w:t>
+      </w:r>
+      <w:proofErr w:type="spellStart"/>
+      <w:r>
+        <w:rPr>
+          <w:rFonts w:ascii="Arial" w:hAnsi="Arial" w:cs="Arial"/>
+        </w:rPr>
+        <w:t>Satuan</w:t>
+      </w:r>
+      <w:proofErr w:type="spellEnd"/>
+    </w:p>
+    <w:p>
+      <w:pPr>
+        <w:pStyle w:val="ListParagraph"/>
+        <w:numPr>
+          <w:ilvl w:val="0"/>
+          <w:numId w:val="12"/>
+        </w:numPr>
+        <w:rPr>
+          <w:rFonts w:ascii="Arial" w:hAnsi="Arial" w:cs="Arial"/>
+        </w:rPr>
+      </w:pPr>
+      <w:r>
+        <w:rPr>
+          <w:rFonts w:ascii="Arial" w:hAnsi="Arial" w:cs="Arial"/>
+        </w:rPr>
+        <w:t xml:space="preserve">38 </w:t>
+      </w:r>
+      <w:proofErr w:type="spellStart"/>
+      <w:r>
+        <w:rPr>
+          <w:rFonts w:ascii="Arial" w:hAnsi="Arial" w:cs="Arial"/>
+        </w:rPr>
+        <w:t>Satuan</w:t>
+      </w:r>
+      <w:proofErr w:type="spellEnd"/>
+    </w:p>
+    <w:p>
+      <w:pPr>
+        <w:pStyle w:val="ListParagraph"/>
+        <w:numPr>
+          <w:ilvl w:val="0"/>
+          <w:numId w:val="12"/>
+        </w:numPr>
+        <w:rPr>
+          <w:rFonts w:ascii="Arial" w:hAnsi="Arial" w:cs="Arial"/>
+        </w:rPr>
+      </w:pPr>
+      <w:r>
+        <w:rPr>
+          <w:rFonts w:ascii="Arial" w:hAnsi="Arial" w:cs="Arial"/>
+        </w:rPr>
+        <w:lastRenderedPageBreak/>
+        <w:t xml:space="preserve">40 </w:t>
+      </w:r>
+      <w:proofErr w:type="spellStart"/>
+      <w:r>
+        <w:rPr>
+          <w:rFonts w:ascii="Arial" w:hAnsi="Arial" w:cs="Arial"/>
+        </w:rPr>
+        <w:t>Satuan</w:t>
+      </w:r>
+      <w:proofErr w:type="spellEnd"/>
+    </w:p>
+    <w:p>
+      <w:pPr>
+        <w:pStyle w:val="ListParagraph"/>
+        <w:numPr>
+          <w:ilvl w:val="0"/>
+          <w:numId w:val="12"/>
+        </w:numPr>
+        <w:rPr>
+          <w:rFonts w:ascii="Arial" w:hAnsi="Arial" w:cs="Arial"/>
+        </w:rPr>
+      </w:pPr>
+      <w:r>
+        <w:rPr>
+          <w:rFonts w:ascii="Arial" w:hAnsi="Arial" w:cs="Arial"/>
+        </w:rPr>
+        <w:t xml:space="preserve">32 </w:t>
+      </w:r>
+      <w:proofErr w:type="spellStart"/>
+      <w:r>
+        <w:rPr>
+          <w:rFonts w:ascii="Arial" w:hAnsi="Arial" w:cs="Arial"/>
+        </w:rPr>
+        <w:t>Satuan</w:t>
+      </w:r>
+      <w:proofErr w:type="spellEnd"/>
+    </w:p>
+    <w:p>
+      <w:pPr>
+        <w:pStyle w:val="ListParagraph"/>
+        <w:ind w:left="1080"/>
+        <w:rPr>
+          <w:rFonts w:ascii="Arial" w:hAnsi="Arial" w:cs="Arial"/>
+        </w:rPr>
+      </w:pPr>
     </w:p>
     <w:p>
       <w:pPr>
@@ -2571,504 +1814,17 @@
           <w:ilvl w:val="0"/>
           <w:numId w:val="1"/>
         </w:numPr>
-      </w:pPr>
-      <w:proofErr w:type="spellStart"/>
-      <w:r>
-        <w:t>Persamaan</w:t>
-      </w:r>
-      <w:proofErr w:type="spellEnd"/>
-      <w:r>
-        <w:t xml:space="preserve"> </w:t>
-      </w:r>
-      <w:proofErr w:type="spellStart"/>
-      <w:r>
-        <w:t>bayangan</w:t>
-      </w:r>
-      <w:proofErr w:type="spellEnd"/>
-      <w:r>
-        <w:t xml:space="preserve"> garis y = </w:t>
-      </w:r>
-      <w:r>
-        <w:t>8</w:t>
-      </w:r>
-      <w:r>
-        <w:t xml:space="preserve">x </w:t>
-      </w:r>
-      <w:r>
-        <w:t>+</w:t>
-      </w:r>
-      <w:r>
-        <w:t xml:space="preserve"> 5 </w:t>
-      </w:r>
-      <w:proofErr w:type="spellStart"/>
-      <w:r>
-        <w:t>setelah</w:t>
-      </w:r>
-      <w:proofErr w:type="spellEnd"/>
-      <w:r>
-        <w:t xml:space="preserve"> </w:t>
-      </w:r>
-      <w:proofErr w:type="spellStart"/>
-      <w:r>
-        <w:t>direfleksikan</w:t>
-      </w:r>
-      <w:proofErr w:type="spellEnd"/>
-      <w:r>
-        <w:t xml:space="preserve"> </w:t>
-      </w:r>
-      <w:proofErr w:type="spellStart"/>
-      <w:r>
-        <w:t>terhadap</w:t>
-      </w:r>
-      <w:proofErr w:type="spellEnd"/>
-      <w:r>
-        <w:t xml:space="preserve"> </w:t>
-      </w:r>
-      <w:proofErr w:type="spellStart"/>
-      <w:r>
-        <w:t>sumbu</w:t>
-      </w:r>
-      <w:proofErr w:type="spellEnd"/>
-      <w:r>
-        <w:t xml:space="preserve">-X </w:t>
-      </w:r>
-      <w:proofErr w:type="spellStart"/>
-      <w:r>
-        <w:t>adalah</w:t>
-      </w:r>
-      <w:proofErr w:type="spellEnd"/>
-      <w:r>
-        <w:t>...</w:t>
-      </w:r>
-    </w:p>
-    <w:p>
-      <w:pPr>
-        <w:pStyle w:val="ListParagraph"/>
-        <w:numPr>
-          <w:ilvl w:val="0"/>
-          <w:numId w:val="11"/>
-        </w:numPr>
-      </w:pPr>
-      <w:r>
-        <w:t>-y=-8x+5</w:t>
-      </w:r>
-    </w:p>
-    <w:p>
-      <w:pPr>
-        <w:pStyle w:val="ListParagraph"/>
-        <w:numPr>
-          <w:ilvl w:val="0"/>
-          <w:numId w:val="11"/>
-        </w:numPr>
-      </w:pPr>
-      <w:r>
-        <w:t>y=8x-5</w:t>
-      </w:r>
-    </w:p>
-    <w:p>
-      <w:pPr>
-        <w:pStyle w:val="ListParagraph"/>
-        <w:numPr>
-          <w:ilvl w:val="0"/>
-          <w:numId w:val="11"/>
-        </w:numPr>
-      </w:pPr>
-      <w:r>
-        <w:t>y=8x+5</w:t>
-      </w:r>
-    </w:p>
-    <w:p>
-      <w:pPr>
-        <w:pStyle w:val="ListParagraph"/>
-        <w:numPr>
-          <w:ilvl w:val="0"/>
-          <w:numId w:val="11"/>
-        </w:numPr>
-      </w:pPr>
-      <w:r>
-        <w:t>y=-8x-5</w:t>
-      </w:r>
-    </w:p>
-    <w:p>
-      <w:pPr>
-        <w:pStyle w:val="ListParagraph"/>
-        <w:numPr>
-          <w:ilvl w:val="0"/>
-          <w:numId w:val="11"/>
-        </w:numPr>
-      </w:pPr>
-      <w:r>
-        <w:t>-8x=-y-5</w:t>
-      </w:r>
-    </w:p>
-    <w:p>
-      <w:pPr>
-        <w:pStyle w:val="ListParagraph"/>
-        <w:numPr>
-          <w:ilvl w:val="0"/>
-          <w:numId w:val="1"/>
-        </w:numPr>
-      </w:pPr>
-      <w:proofErr w:type="spellStart"/>
-      <w:r>
-        <w:t>Sebuah</w:t>
-      </w:r>
-      <w:proofErr w:type="spellEnd"/>
-      <w:r>
-        <w:t xml:space="preserve"> </w:t>
-      </w:r>
-      <w:proofErr w:type="spellStart"/>
-      <w:r>
-        <w:t>segitiga</w:t>
-      </w:r>
-      <w:proofErr w:type="spellEnd"/>
-      <w:r>
-        <w:t xml:space="preserve"> </w:t>
-      </w:r>
-      <w:proofErr w:type="spellStart"/>
-      <w:r>
-        <w:t>dengan</w:t>
-      </w:r>
-      <w:proofErr w:type="spellEnd"/>
-      <w:r>
-        <w:t xml:space="preserve"> </w:t>
-      </w:r>
-      <w:proofErr w:type="spellStart"/>
-      <w:r>
-        <w:t>titik</w:t>
-      </w:r>
-      <w:proofErr w:type="spellEnd"/>
-      <w:r>
-        <w:t xml:space="preserve"> </w:t>
-      </w:r>
-      <w:proofErr w:type="spellStart"/>
-      <w:r>
-        <w:t>sudut</w:t>
-      </w:r>
-      <w:proofErr w:type="spellEnd"/>
-      <w:r>
-        <w:t xml:space="preserve"> </w:t>
-      </w:r>
-      <w:proofErr w:type="gramStart"/>
-      <w:r>
-        <w:t>P(</w:t>
-      </w:r>
-      <w:proofErr w:type="gramEnd"/>
-      <w:r>
-        <w:t>1,</w:t>
-      </w:r>
-      <w:r>
-        <w:t>2</w:t>
-      </w:r>
-      <w:r>
-        <w:t xml:space="preserve">), </w:t>
-      </w:r>
-      <w:proofErr w:type="gramStart"/>
-      <w:r>
-        <w:t>Q(</w:t>
-      </w:r>
-      <w:proofErr w:type="gramEnd"/>
-      <w:r>
-        <w:t>4</w:t>
-      </w:r>
-      <w:r>
-        <w:t>,</w:t>
-      </w:r>
-      <w:r>
-        <w:t>3</w:t>
-      </w:r>
-      <w:r>
-        <w:t xml:space="preserve">), dan </w:t>
-      </w:r>
-      <w:proofErr w:type="gramStart"/>
-      <w:r>
-        <w:t>R(</w:t>
-      </w:r>
-      <w:proofErr w:type="gramEnd"/>
-      <w:r>
-        <w:t>5</w:t>
-      </w:r>
-      <w:r>
-        <w:t>,</w:t>
-      </w:r>
-      <w:r>
-        <w:t>6</w:t>
-      </w:r>
-      <w:r>
-        <w:t xml:space="preserve">) </w:t>
-      </w:r>
-      <w:proofErr w:type="spellStart"/>
-      <w:r>
-        <w:t>didilatasikan</w:t>
-      </w:r>
-      <w:proofErr w:type="spellEnd"/>
-      <w:r>
-        <w:t xml:space="preserve"> </w:t>
-      </w:r>
-      <w:proofErr w:type="spellStart"/>
-      <w:r>
-        <w:t>dengan</w:t>
-      </w:r>
-      <w:proofErr w:type="spellEnd"/>
-      <w:r>
-        <w:t xml:space="preserve"> </w:t>
-      </w:r>
-      <w:proofErr w:type="spellStart"/>
-      <w:r>
-        <w:t>pusat</w:t>
-      </w:r>
-      <w:proofErr w:type="spellEnd"/>
-      <w:r>
-        <w:t xml:space="preserve"> (0,0) dan </w:t>
-      </w:r>
-      <w:proofErr w:type="spellStart"/>
-      <w:r>
-        <w:t>faktor</w:t>
-      </w:r>
-      <w:proofErr w:type="spellEnd"/>
-      <w:r>
-        <w:t xml:space="preserve"> </w:t>
-      </w:r>
-      <w:proofErr w:type="spellStart"/>
-      <w:r>
-        <w:t>skala</w:t>
-      </w:r>
-      <w:proofErr w:type="spellEnd"/>
-      <w:r>
-        <w:t xml:space="preserve"> 3. Luas </w:t>
-      </w:r>
-      <w:proofErr w:type="spellStart"/>
-      <w:r>
-        <w:t>bayangan</w:t>
-      </w:r>
-      <w:proofErr w:type="spellEnd"/>
-      <w:r>
-        <w:t xml:space="preserve"> </w:t>
-      </w:r>
-      <w:proofErr w:type="spellStart"/>
-      <w:r>
-        <w:t>segitiga</w:t>
-      </w:r>
-      <w:proofErr w:type="spellEnd"/>
-      <w:r>
-        <w:t xml:space="preserve"> </w:t>
-      </w:r>
-      <w:proofErr w:type="spellStart"/>
-      <w:r>
-        <w:t>tersebut</w:t>
-      </w:r>
-      <w:proofErr w:type="spellEnd"/>
-      <w:r>
-        <w:t xml:space="preserve"> </w:t>
-      </w:r>
-      <w:proofErr w:type="spellStart"/>
-      <w:r>
-        <w:t>adalah</w:t>
-      </w:r>
-      <w:proofErr w:type="spellEnd"/>
-      <w:r>
-        <w:t>...</w:t>
-      </w:r>
-    </w:p>
-    <w:p>
-      <w:pPr>
-        <w:pStyle w:val="ListParagraph"/>
-        <w:numPr>
-          <w:ilvl w:val="0"/>
-          <w:numId w:val="12"/>
-        </w:numPr>
-      </w:pPr>
-      <w:r>
-        <w:t xml:space="preserve">30 </w:t>
-      </w:r>
-      <w:proofErr w:type="spellStart"/>
-      <w:r>
-        <w:t>Satuan</w:t>
-      </w:r>
-      <w:proofErr w:type="spellEnd"/>
-    </w:p>
-    <w:p>
-      <w:pPr>
-        <w:pStyle w:val="ListParagraph"/>
-        <w:numPr>
-          <w:ilvl w:val="0"/>
-          <w:numId w:val="12"/>
-        </w:numPr>
-      </w:pPr>
-      <w:r>
-        <w:t xml:space="preserve">36 </w:t>
-      </w:r>
-      <w:proofErr w:type="spellStart"/>
-      <w:r>
-        <w:t>Satuan</w:t>
-      </w:r>
-      <w:proofErr w:type="spellEnd"/>
-    </w:p>
-    <w:p>
-      <w:pPr>
-        <w:pStyle w:val="ListParagraph"/>
-        <w:numPr>
-          <w:ilvl w:val="0"/>
-          <w:numId w:val="12"/>
-        </w:numPr>
-      </w:pPr>
-      <w:r>
-        <w:t xml:space="preserve">38 </w:t>
-      </w:r>
-      <w:proofErr w:type="spellStart"/>
-      <w:r>
-        <w:t>Satuan</w:t>
-      </w:r>
-      <w:proofErr w:type="spellEnd"/>
-    </w:p>
-    <w:p>
-      <w:pPr>
-        <w:pStyle w:val="ListParagraph"/>
-        <w:numPr>
-          <w:ilvl w:val="0"/>
-          <w:numId w:val="12"/>
-        </w:numPr>
-      </w:pPr>
-      <w:r>
-        <w:t xml:space="preserve">40 </w:t>
-      </w:r>
-      <w:proofErr w:type="spellStart"/>
-      <w:r>
-        <w:t>Satuan</w:t>
-      </w:r>
-      <w:proofErr w:type="spellEnd"/>
-    </w:p>
-    <w:p>
-      <w:pPr>
-        <w:pStyle w:val="ListParagraph"/>
-        <w:numPr>
-          <w:ilvl w:val="0"/>
-          <w:numId w:val="12"/>
-        </w:numPr>
-      </w:pPr>
-      <w:r>
-        <w:t xml:space="preserve">32 </w:t>
-      </w:r>
-      <w:proofErr w:type="spellStart"/>
-      <w:r>
-        <w:t>Satuan</w:t>
-      </w:r>
-      <w:proofErr w:type="spellEnd"/>
-    </w:p>
-    <w:p>
-      <w:pPr>
-        <w:pStyle w:val="ListParagraph"/>
-        <w:numPr>
-          <w:ilvl w:val="0"/>
-          <w:numId w:val="1"/>
-        </w:numPr>
-      </w:pPr>
-      <w:proofErr w:type="spellStart"/>
-      <w:r>
-        <w:lastRenderedPageBreak/>
-        <w:t>Bayangan</w:t>
-      </w:r>
-      <w:proofErr w:type="spellEnd"/>
-      <w:r>
-        <w:t xml:space="preserve"> garis </w:t>
-      </w:r>
-      <w:r>
-        <w:t>4</w:t>
-      </w:r>
-      <w:r>
-        <w:t xml:space="preserve">x - </w:t>
-      </w:r>
-      <w:r>
-        <w:t>5</w:t>
-      </w:r>
-      <w:r>
-        <w:t xml:space="preserve">y + </w:t>
-      </w:r>
-      <w:r>
-        <w:t>10</w:t>
-      </w:r>
-      <w:r>
-        <w:t xml:space="preserve"> = 0 oleh </w:t>
-      </w:r>
-      <w:proofErr w:type="spellStart"/>
-      <w:r>
-        <w:t>transformasi</w:t>
-      </w:r>
-      <w:proofErr w:type="spellEnd"/>
-      <w:r>
-        <w:t xml:space="preserve"> yang </w:t>
-      </w:r>
-      <w:proofErr w:type="spellStart"/>
-      <w:r>
-        <w:t>bersesuaian</w:t>
-      </w:r>
-      <w:proofErr w:type="spellEnd"/>
-      <w:r>
-        <w:t xml:space="preserve"> </w:t>
-      </w:r>
-      <w:proofErr w:type="spellStart"/>
-      <w:r>
-        <w:t>dengan</w:t>
-      </w:r>
-      <w:proofErr w:type="spellEnd"/>
-      <w:r>
-        <w:t xml:space="preserve"> </w:t>
-      </w:r>
-      <w:proofErr w:type="spellStart"/>
-      <w:r>
-        <w:t>matriks</w:t>
-      </w:r>
-      <w:proofErr w:type="spellEnd"/>
-      <w:r>
-        <w:t xml:space="preserve"> [[2, 1], [1, 1]] </w:t>
-      </w:r>
-      <w:proofErr w:type="spellStart"/>
-      <w:r>
-        <w:t>dilanjutkan</w:t>
-      </w:r>
-      <w:proofErr w:type="spellEnd"/>
-      <w:r>
-        <w:t xml:space="preserve"> </w:t>
-      </w:r>
-      <w:proofErr w:type="spellStart"/>
-      <w:r>
-        <w:t>dengan</w:t>
-      </w:r>
-      <w:proofErr w:type="spellEnd"/>
-      <w:r>
-        <w:t xml:space="preserve"> </w:t>
-      </w:r>
-      <w:proofErr w:type="spellStart"/>
-      <w:r>
-        <w:t>pencerminan</w:t>
-      </w:r>
-      <w:proofErr w:type="spellEnd"/>
-      <w:r>
-        <w:t xml:space="preserve"> </w:t>
-      </w:r>
-      <w:proofErr w:type="spellStart"/>
-      <w:r>
-        <w:t>terhadap</w:t>
-      </w:r>
-      <w:proofErr w:type="spellEnd"/>
-      <w:r>
-        <w:t xml:space="preserve"> </w:t>
-      </w:r>
-      <w:proofErr w:type="spellStart"/>
-      <w:r>
-        <w:t>sumbu</w:t>
-      </w:r>
-      <w:proofErr w:type="spellEnd"/>
-      <w:r>
-        <w:t xml:space="preserve">-Y </w:t>
-      </w:r>
-      <w:proofErr w:type="spellStart"/>
-      <w:r>
-        <w:t>adalah</w:t>
-      </w:r>
-      <w:proofErr w:type="spellEnd"/>
-      <w:r>
-        <w:t>...</w:t>
+        <w:rPr>
+          <w:rFonts w:ascii="Arial" w:hAnsi="Arial" w:cs="Arial"/>
+          <w:lang w:val="sv-SE"/>
+        </w:rPr>
+      </w:pPr>
+      <w:r>
+        <w:rPr>
+          <w:rFonts w:ascii="Arial" w:hAnsi="Arial" w:cs="Arial"/>
+          <w:lang w:val="sv-SE"/>
+        </w:rPr>
+        <w:t>Bayangan garis 4x - 5y + 10 = 0 oleh transformasi yang bersesuaian dengan matriks [[2, 1], [1, 1]] dilanjutkan dengan pencerminan terhadap sumbu-Y adalah...</w:t>
       </w:r>
     </w:p>
     <w:p>
@@ -3078,8 +1834,14 @@
           <w:ilvl w:val="0"/>
           <w:numId w:val="13"/>
         </w:numPr>
-      </w:pPr>
-      <w:r>
+        <w:rPr>
+          <w:rFonts w:ascii="Arial" w:hAnsi="Arial" w:cs="Arial"/>
+        </w:rPr>
+      </w:pPr>
+      <w:r>
+        <w:rPr>
+          <w:rFonts w:ascii="Arial" w:hAnsi="Arial" w:cs="Arial"/>
+        </w:rPr>
         <w:t>9x + 14y -10 = 0</w:t>
       </w:r>
     </w:p>
@@ -3090,8 +1852,14 @@
           <w:ilvl w:val="0"/>
           <w:numId w:val="13"/>
         </w:numPr>
-      </w:pPr>
-      <w:r>
+        <w:rPr>
+          <w:rFonts w:ascii="Arial" w:hAnsi="Arial" w:cs="Arial"/>
+        </w:rPr>
+      </w:pPr>
+      <w:r>
+        <w:rPr>
+          <w:rFonts w:ascii="Arial" w:hAnsi="Arial" w:cs="Arial"/>
+        </w:rPr>
         <w:t>6x - 6y + 10 = 0</w:t>
       </w:r>
     </w:p>
@@ -3102,8 +1870,14 @@
           <w:ilvl w:val="0"/>
           <w:numId w:val="13"/>
         </w:numPr>
-      </w:pPr>
-      <w:r>
+        <w:rPr>
+          <w:rFonts w:ascii="Arial" w:hAnsi="Arial" w:cs="Arial"/>
+        </w:rPr>
+      </w:pPr>
+      <w:r>
+        <w:rPr>
+          <w:rFonts w:ascii="Arial" w:hAnsi="Arial" w:cs="Arial"/>
+        </w:rPr>
         <w:t>8x – 8y + 11 = 0</w:t>
       </w:r>
     </w:p>
@@ -3114,8 +1888,14 @@
           <w:ilvl w:val="0"/>
           <w:numId w:val="13"/>
         </w:numPr>
-      </w:pPr>
-      <w:r>
+        <w:rPr>
+          <w:rFonts w:ascii="Arial" w:hAnsi="Arial" w:cs="Arial"/>
+        </w:rPr>
+      </w:pPr>
+      <w:r>
+        <w:rPr>
+          <w:rFonts w:ascii="Arial" w:hAnsi="Arial" w:cs="Arial"/>
+        </w:rPr>
         <w:t>5x – 7y -9 = 0</w:t>
       </w:r>
     </w:p>
@@ -3126,8 +1906,14 @@
           <w:ilvl w:val="0"/>
           <w:numId w:val="13"/>
         </w:numPr>
-      </w:pPr>
-      <w:r>
+        <w:rPr>
+          <w:rFonts w:ascii="Arial" w:hAnsi="Arial" w:cs="Arial"/>
+        </w:rPr>
+      </w:pPr>
+      <w:r>
+        <w:rPr>
+          <w:rFonts w:ascii="Arial" w:hAnsi="Arial" w:cs="Arial"/>
+        </w:rPr>
         <w:t>6x – 9y + 10 = 0</w:t>
       </w:r>
     </w:p>
@@ -3769,7 +2555,7 @@
   <w:abstractNum w:abstractNumId="7" w15:restartNumberingAfterBreak="0">
     <w:nsid w:val="5B84115C"/>
     <w:multiLevelType w:val="hybridMultilevel"/>
-    <w:tmpl w:val="AAA27328"/>
+    <w:tmpl w:val="CD688890"/>
     <w:lvl w:ilvl="0" w:tplc="76DC56C2">
       <w:start w:val="1"/>
       <w:numFmt w:val="lowerLetter"/>
@@ -3947,7 +2733,7 @@
   <w:abstractNum w:abstractNumId="9" w15:restartNumberingAfterBreak="0">
     <w:nsid w:val="5EB5196C"/>
     <w:multiLevelType w:val="hybridMultilevel"/>
-    <w:tmpl w:val="B8A29A74"/>
+    <w:tmpl w:val="FDE83AE0"/>
     <w:lvl w:ilvl="0" w:tplc="3809000F">
       <w:start w:val="1"/>
       <w:numFmt w:val="decimal"/>

--- a/soal matematika/Kelas XII/Materi Transformasi Geometri/Soal Ulangan Pilihan Ganda Kelas XII.docx
+++ b/soal matematika/Kelas XII/Materi Transformasi Geometri/Soal Ulangan Pilihan Ganda Kelas XII.docx
@@ -11,769 +11,612 @@
         </w:numPr>
         <w:rPr>
           <w:rFonts w:ascii="Arial" w:hAnsi="Arial" w:cs="Arial"/>
-        </w:rPr>
-      </w:pPr>
-      <w:r>
-        <w:rPr>
-          <w:rFonts w:ascii="Arial" w:hAnsi="Arial" w:cs="Arial"/>
-        </w:rPr>
-        <w:t xml:space="preserve">Apa </w:t>
-      </w:r>
-      <w:r>
-        <w:rPr>
-          <w:rFonts w:ascii="Arial" w:hAnsi="Arial" w:cs="Arial"/>
-        </w:rPr>
-        <w:t xml:space="preserve">Itu </w:t>
-      </w:r>
-      <w:proofErr w:type="spellStart"/>
-      <w:r>
-        <w:rPr>
-          <w:rFonts w:ascii="Arial" w:hAnsi="Arial" w:cs="Arial"/>
-        </w:rPr>
-        <w:t>Transformasi</w:t>
-      </w:r>
-      <w:proofErr w:type="spellEnd"/>
-      <w:r>
-        <w:rPr>
-          <w:rFonts w:ascii="Arial" w:hAnsi="Arial" w:cs="Arial"/>
+          <w:lang w:val="sv-SE"/>
+        </w:rPr>
+      </w:pPr>
+      <w:r>
+        <w:rPr>
+          <w:rFonts w:ascii="Arial" w:hAnsi="Arial" w:cs="Arial"/>
+          <w:lang w:val="sv-SE"/>
+        </w:rPr>
+        <w:t>Jika P = [[2, 1], [3, 4]] dan Q = [[1, -2], [0, 3]], maka matriks 2P - Q adalah</w:t>
+      </w:r>
+      <w:r>
+        <w:rPr>
+          <w:rFonts w:ascii="Arial" w:hAnsi="Arial" w:cs="Arial"/>
+          <w:lang w:val="sv-SE"/>
+        </w:rPr>
+        <w:t>?</w:t>
+      </w:r>
+    </w:p>
+    <w:p>
+      <w:pPr>
+        <w:pStyle w:val="ListParagraph"/>
+        <w:numPr>
+          <w:ilvl w:val="0"/>
+          <w:numId w:val="14"/>
+        </w:numPr>
+        <w:rPr>
+          <w:rFonts w:ascii="Arial" w:hAnsi="Arial" w:cs="Arial"/>
+          <w:lang w:val="sv-SE"/>
+        </w:rPr>
+      </w:pPr>
+      <w:r>
+        <w:rPr>
+          <w:rFonts w:ascii="Arial" w:hAnsi="Arial" w:cs="Arial"/>
+        </w:rPr>
+        <w:t>[[3, 4], [6, 5]]</w:t>
+      </w:r>
+    </w:p>
+    <w:p>
+      <w:pPr>
+        <w:pStyle w:val="ListParagraph"/>
+        <w:numPr>
+          <w:ilvl w:val="0"/>
+          <w:numId w:val="14"/>
+        </w:numPr>
+        <w:rPr>
+          <w:rFonts w:ascii="Arial" w:hAnsi="Arial" w:cs="Arial"/>
+          <w:lang w:val="sv-SE"/>
+        </w:rPr>
+      </w:pPr>
+      <w:r>
+        <w:rPr>
+          <w:rFonts w:ascii="Arial" w:hAnsi="Arial" w:cs="Arial"/>
+        </w:rPr>
+        <w:t>[[3, 0], [6, 5]]</w:t>
+      </w:r>
+    </w:p>
+    <w:p>
+      <w:pPr>
+        <w:pStyle w:val="ListParagraph"/>
+        <w:numPr>
+          <w:ilvl w:val="0"/>
+          <w:numId w:val="14"/>
+        </w:numPr>
+        <w:rPr>
+          <w:rFonts w:ascii="Arial" w:hAnsi="Arial" w:cs="Arial"/>
+          <w:lang w:val="sv-SE"/>
+        </w:rPr>
+      </w:pPr>
+      <w:r>
+        <w:rPr>
+          <w:rFonts w:ascii="Arial" w:hAnsi="Arial" w:cs="Arial"/>
+        </w:rPr>
+        <w:t>[[4, 2], [6, 8]]</w:t>
+      </w:r>
+    </w:p>
+    <w:p>
+      <w:pPr>
+        <w:pStyle w:val="ListParagraph"/>
+        <w:numPr>
+          <w:ilvl w:val="0"/>
+          <w:numId w:val="14"/>
+        </w:numPr>
+        <w:rPr>
+          <w:rFonts w:ascii="Arial" w:hAnsi="Arial" w:cs="Arial"/>
+          <w:lang w:val="sv-SE"/>
+        </w:rPr>
+      </w:pPr>
+      <w:r>
+        <w:rPr>
+          <w:rFonts w:ascii="Arial" w:hAnsi="Arial" w:cs="Arial"/>
+        </w:rPr>
+        <w:t>[[3, 4], [6, 11]]</w:t>
+      </w:r>
+    </w:p>
+    <w:p>
+      <w:pPr>
+        <w:pStyle w:val="ListParagraph"/>
+        <w:numPr>
+          <w:ilvl w:val="0"/>
+          <w:numId w:val="14"/>
+        </w:numPr>
+        <w:rPr>
+          <w:rFonts w:ascii="Arial" w:hAnsi="Arial" w:cs="Arial"/>
+          <w:lang w:val="sv-SE"/>
+        </w:rPr>
+      </w:pPr>
+      <w:r>
+        <w:rPr>
+          <w:rFonts w:ascii="Arial" w:hAnsi="Arial" w:cs="Arial"/>
+        </w:rPr>
+        <w:t>[[1, 3], [3, 1]]</w:t>
+      </w:r>
+    </w:p>
+    <w:p>
+      <w:pPr>
+        <w:pStyle w:val="ListParagraph"/>
+        <w:ind w:left="1080"/>
+        <w:rPr>
+          <w:rFonts w:ascii="Arial" w:hAnsi="Arial" w:cs="Arial"/>
+          <w:lang w:val="sv-SE"/>
+        </w:rPr>
+      </w:pPr>
+    </w:p>
+    <w:p>
+      <w:pPr>
+        <w:pStyle w:val="ListParagraph"/>
+        <w:numPr>
+          <w:ilvl w:val="0"/>
+          <w:numId w:val="1"/>
+        </w:numPr>
+        <w:rPr>
+          <w:rFonts w:ascii="Arial" w:hAnsi="Arial" w:cs="Arial"/>
+          <w:lang w:val="sv-SE"/>
+        </w:rPr>
+      </w:pPr>
+      <w:r>
+        <w:rPr>
+          <w:rFonts w:ascii="Arial" w:hAnsi="Arial" w:cs="Arial"/>
+          <w:lang w:val="sv-SE"/>
+        </w:rPr>
+        <w:t>Ani membeli 2 buku dan 3 pensil seharga Rp12.000. Budi membeli 3 buku dan 1 pensil seharga Rp11.000. Bentuk matriks harga (b, p) adalah</w:t>
+      </w:r>
+      <w:r>
+        <w:rPr>
+          <w:rFonts w:ascii="Arial" w:hAnsi="Arial" w:cs="Arial"/>
+          <w:lang w:val="sv-SE"/>
+        </w:rPr>
+        <w:t>?</w:t>
+      </w:r>
+    </w:p>
+    <w:p>
+      <w:pPr>
+        <w:pStyle w:val="ListParagraph"/>
+        <w:numPr>
+          <w:ilvl w:val="0"/>
+          <w:numId w:val="15"/>
+        </w:numPr>
+        <w:rPr>
+          <w:rFonts w:ascii="Arial" w:hAnsi="Arial" w:cs="Arial"/>
+          <w:lang w:val="sv-SE"/>
+        </w:rPr>
+      </w:pPr>
+      <w:r>
+        <w:rPr>
+          <w:rFonts w:ascii="Arial" w:hAnsi="Arial" w:cs="Arial"/>
+        </w:rPr>
+        <w:t xml:space="preserve">[[2, 3], [3, 1]] × [[b], [p]] = [[12.000], [11.000]] </w:t>
+      </w:r>
+    </w:p>
+    <w:p>
+      <w:pPr>
+        <w:pStyle w:val="ListParagraph"/>
+        <w:numPr>
+          <w:ilvl w:val="0"/>
+          <w:numId w:val="15"/>
+        </w:numPr>
+        <w:rPr>
+          <w:rFonts w:ascii="Arial" w:hAnsi="Arial" w:cs="Arial"/>
+          <w:lang w:val="sv-SE"/>
+        </w:rPr>
+      </w:pPr>
+      <w:r>
+        <w:rPr>
+          <w:rFonts w:ascii="Arial" w:hAnsi="Arial" w:cs="Arial"/>
+        </w:rPr>
+        <w:t>[[2, 1], [3, 3]] × [[b], [p]] = [[12.000], [11.000]]</w:t>
+      </w:r>
+    </w:p>
+    <w:p>
+      <w:pPr>
+        <w:pStyle w:val="ListParagraph"/>
+        <w:numPr>
+          <w:ilvl w:val="0"/>
+          <w:numId w:val="15"/>
+        </w:numPr>
+        <w:rPr>
+          <w:rFonts w:ascii="Arial" w:hAnsi="Arial" w:cs="Arial"/>
+          <w:lang w:val="sv-SE"/>
+        </w:rPr>
+      </w:pPr>
+      <w:r>
+        <w:rPr>
+          <w:rFonts w:ascii="Arial" w:hAnsi="Arial" w:cs="Arial"/>
+        </w:rPr>
+        <w:t>[[3, 2], [1, 3]] × [[b], [p]] = [[11.000], [12.000]]</w:t>
+      </w:r>
+    </w:p>
+    <w:p>
+      <w:pPr>
+        <w:pStyle w:val="ListParagraph"/>
+        <w:numPr>
+          <w:ilvl w:val="0"/>
+          <w:numId w:val="15"/>
+        </w:numPr>
+        <w:rPr>
+          <w:rFonts w:ascii="Arial" w:hAnsi="Arial" w:cs="Arial"/>
+          <w:lang w:val="sv-SE"/>
+        </w:rPr>
+      </w:pPr>
+      <w:r>
+        <w:rPr>
+          <w:rFonts w:ascii="Arial" w:hAnsi="Arial" w:cs="Arial"/>
+        </w:rPr>
+        <w:t>[[2, 3], [1, 3]] × [[b], [p]] = [[12.000], [11.000]]</w:t>
+      </w:r>
+    </w:p>
+    <w:p>
+      <w:pPr>
+        <w:pStyle w:val="ListParagraph"/>
+        <w:numPr>
+          <w:ilvl w:val="0"/>
+          <w:numId w:val="15"/>
+        </w:numPr>
+        <w:rPr>
+          <w:rFonts w:ascii="Arial" w:hAnsi="Arial" w:cs="Arial"/>
+          <w:lang w:val="sv-SE"/>
+        </w:rPr>
+      </w:pPr>
+      <w:r>
+        <w:rPr>
+          <w:rFonts w:ascii="Arial" w:hAnsi="Arial" w:cs="Arial"/>
+        </w:rPr>
+        <w:t>[[1, 3], [3, 2]] × [[b], [p]] = [[12.000], [11.000]]</w:t>
+      </w:r>
+    </w:p>
+    <w:p>
+      <w:pPr>
+        <w:pStyle w:val="ListParagraph"/>
+        <w:ind w:left="1080"/>
+        <w:rPr>
+          <w:rFonts w:ascii="Arial" w:hAnsi="Arial" w:cs="Arial"/>
+          <w:lang w:val="sv-SE"/>
+        </w:rPr>
+      </w:pPr>
+    </w:p>
+    <w:p>
+      <w:pPr>
+        <w:pStyle w:val="ListParagraph"/>
+        <w:numPr>
+          <w:ilvl w:val="0"/>
+          <w:numId w:val="1"/>
+        </w:numPr>
+        <w:rPr>
+          <w:rFonts w:ascii="Arial" w:hAnsi="Arial" w:cs="Arial"/>
+          <w:lang w:val="sv-SE"/>
+        </w:rPr>
+      </w:pPr>
+      <w:r>
+        <w:rPr>
+          <w:rFonts w:ascii="Arial" w:hAnsi="Arial" w:cs="Arial"/>
+          <w:lang w:val="sv-SE"/>
+        </w:rPr>
+        <w:t>Bayangan titik P(3, 4) jika direfleksikan terhadap garis y = x adalah</w:t>
+      </w:r>
+      <w:r>
+        <w:rPr>
+          <w:rFonts w:ascii="Arial" w:hAnsi="Arial" w:cs="Arial"/>
+          <w:lang w:val="sv-SE"/>
+        </w:rPr>
+        <w:t>?</w:t>
+      </w:r>
+    </w:p>
+    <w:p>
+      <w:pPr>
+        <w:pStyle w:val="ListParagraph"/>
+        <w:numPr>
+          <w:ilvl w:val="0"/>
+          <w:numId w:val="16"/>
+        </w:numPr>
+        <w:rPr>
+          <w:rFonts w:ascii="Arial" w:hAnsi="Arial" w:cs="Arial"/>
+          <w:lang w:val="sv-SE"/>
+        </w:rPr>
+      </w:pPr>
+      <w:r>
+        <w:rPr>
+          <w:rFonts w:ascii="Arial" w:hAnsi="Arial" w:cs="Arial"/>
+          <w:lang w:val="sv-SE"/>
+        </w:rPr>
+        <w:t>P'(4, 3)</w:t>
+      </w:r>
+    </w:p>
+    <w:p>
+      <w:pPr>
+        <w:pStyle w:val="ListParagraph"/>
+        <w:numPr>
+          <w:ilvl w:val="0"/>
+          <w:numId w:val="16"/>
+        </w:numPr>
+        <w:rPr>
+          <w:rFonts w:ascii="Arial" w:hAnsi="Arial" w:cs="Arial"/>
+          <w:lang w:val="sv-SE"/>
+        </w:rPr>
+      </w:pPr>
+      <w:r>
+        <w:rPr>
+          <w:rFonts w:ascii="Arial" w:hAnsi="Arial" w:cs="Arial"/>
+          <w:lang w:val="sv-SE"/>
+        </w:rPr>
+        <w:t>P'(-3, 4)</w:t>
+      </w:r>
+    </w:p>
+    <w:p>
+      <w:pPr>
+        <w:pStyle w:val="ListParagraph"/>
+        <w:numPr>
+          <w:ilvl w:val="0"/>
+          <w:numId w:val="16"/>
+        </w:numPr>
+        <w:rPr>
+          <w:rFonts w:ascii="Arial" w:hAnsi="Arial" w:cs="Arial"/>
+          <w:lang w:val="sv-SE"/>
+        </w:rPr>
+      </w:pPr>
+      <w:r>
+        <w:rPr>
+          <w:rFonts w:ascii="Arial" w:hAnsi="Arial" w:cs="Arial"/>
+          <w:lang w:val="sv-SE"/>
+        </w:rPr>
+        <w:t>P'(-4, -3)</w:t>
+      </w:r>
+    </w:p>
+    <w:p>
+      <w:pPr>
+        <w:pStyle w:val="ListParagraph"/>
+        <w:numPr>
+          <w:ilvl w:val="0"/>
+          <w:numId w:val="16"/>
+        </w:numPr>
+        <w:rPr>
+          <w:rFonts w:ascii="Arial" w:hAnsi="Arial" w:cs="Arial"/>
+          <w:lang w:val="sv-SE"/>
+        </w:rPr>
+      </w:pPr>
+      <w:r>
+        <w:rPr>
+          <w:rFonts w:ascii="Arial" w:hAnsi="Arial" w:cs="Arial"/>
+          <w:lang w:val="sv-SE"/>
+        </w:rPr>
+        <w:t>P'(3, -4)</w:t>
+      </w:r>
+    </w:p>
+    <w:p>
+      <w:pPr>
+        <w:pStyle w:val="ListParagraph"/>
+        <w:numPr>
+          <w:ilvl w:val="0"/>
+          <w:numId w:val="16"/>
+        </w:numPr>
+        <w:rPr>
+          <w:rFonts w:ascii="Arial" w:hAnsi="Arial" w:cs="Arial"/>
+          <w:lang w:val="sv-SE"/>
+        </w:rPr>
+      </w:pPr>
+      <w:r>
+        <w:rPr>
+          <w:rFonts w:ascii="Arial" w:hAnsi="Arial" w:cs="Arial"/>
+          <w:lang w:val="sv-SE"/>
+        </w:rPr>
+        <w:t>P'(-4, 3)</w:t>
+      </w:r>
+    </w:p>
+    <w:p>
+      <w:pPr>
+        <w:pStyle w:val="ListParagraph"/>
+        <w:ind w:left="1080"/>
+        <w:rPr>
+          <w:rFonts w:ascii="Arial" w:hAnsi="Arial" w:cs="Arial"/>
+          <w:lang w:val="sv-SE"/>
+        </w:rPr>
+      </w:pPr>
+    </w:p>
+    <w:p>
+      <w:pPr>
+        <w:pStyle w:val="ListParagraph"/>
+        <w:numPr>
+          <w:ilvl w:val="0"/>
+          <w:numId w:val="1"/>
+        </w:numPr>
+        <w:rPr>
+          <w:rFonts w:ascii="Arial" w:hAnsi="Arial" w:cs="Arial"/>
+          <w:lang w:val="sv-SE"/>
+        </w:rPr>
+      </w:pPr>
+      <w:r>
+        <w:rPr>
+          <w:rFonts w:ascii="Arial" w:hAnsi="Arial" w:cs="Arial"/>
+          <w:lang w:val="sv-SE"/>
+        </w:rPr>
+        <w:t>Pernyataan berikut ini yang me</w:t>
+      </w:r>
+      <w:r>
+        <w:rPr>
+          <w:rFonts w:ascii="Arial" w:hAnsi="Arial" w:cs="Arial"/>
+          <w:lang w:val="sv-SE"/>
+        </w:rPr>
+        <w:t>rupakan ciri-ciri translasi vertikal adalah</w:t>
+      </w:r>
+      <w:r>
+        <w:rPr>
+          <w:rFonts w:ascii="Arial" w:hAnsi="Arial" w:cs="Arial"/>
+          <w:lang w:val="sv-SE"/>
+        </w:rPr>
+        <w:t>?</w:t>
+      </w:r>
+    </w:p>
+    <w:p>
+      <w:pPr>
+        <w:pStyle w:val="ListParagraph"/>
+        <w:numPr>
+          <w:ilvl w:val="0"/>
+          <w:numId w:val="7"/>
+        </w:numPr>
+        <w:rPr>
+          <w:rFonts w:ascii="Arial" w:hAnsi="Arial" w:cs="Arial"/>
+          <w:lang w:val="sv-SE"/>
+        </w:rPr>
+      </w:pPr>
+      <w:r>
+        <w:rPr>
+          <w:rFonts w:ascii="Arial" w:hAnsi="Arial" w:cs="Arial"/>
+          <w:lang w:val="sv-SE"/>
+        </w:rPr>
+        <w:t>Jika b&gt;0, grafik bergeser ke atas</w:t>
+      </w:r>
+    </w:p>
+    <w:p>
+      <w:pPr>
+        <w:pStyle w:val="ListParagraph"/>
+        <w:numPr>
+          <w:ilvl w:val="0"/>
+          <w:numId w:val="7"/>
+        </w:numPr>
+        <w:rPr>
+          <w:rFonts w:ascii="Arial" w:hAnsi="Arial" w:cs="Arial"/>
+          <w:lang w:val="sv-SE"/>
+        </w:rPr>
+      </w:pPr>
+      <w:r>
+        <w:rPr>
+          <w:rFonts w:ascii="Arial" w:hAnsi="Arial" w:cs="Arial"/>
+          <w:lang w:val="sv-SE"/>
+        </w:rPr>
+        <w:t>Jika b&gt;0, grafik bergeser ke bawah</w:t>
+      </w:r>
+    </w:p>
+    <w:p>
+      <w:pPr>
+        <w:pStyle w:val="ListParagraph"/>
+        <w:numPr>
+          <w:ilvl w:val="0"/>
+          <w:numId w:val="7"/>
+        </w:numPr>
+        <w:rPr>
+          <w:rFonts w:ascii="Arial" w:hAnsi="Arial" w:cs="Arial"/>
+          <w:lang w:val="sv-SE"/>
+        </w:rPr>
+      </w:pPr>
+      <w:r>
+        <w:rPr>
+          <w:rFonts w:ascii="Arial" w:hAnsi="Arial" w:cs="Arial"/>
+          <w:lang w:val="sv-SE"/>
+        </w:rPr>
+        <w:t>Jika b&lt;0, grafik bergeser ke kanan</w:t>
+      </w:r>
+    </w:p>
+    <w:p>
+      <w:pPr>
+        <w:pStyle w:val="ListParagraph"/>
+        <w:numPr>
+          <w:ilvl w:val="0"/>
+          <w:numId w:val="7"/>
+        </w:numPr>
+        <w:rPr>
+          <w:rFonts w:ascii="Arial" w:hAnsi="Arial" w:cs="Arial"/>
+          <w:lang w:val="sv-SE"/>
+        </w:rPr>
+      </w:pPr>
+      <w:r>
+        <w:rPr>
+          <w:rFonts w:ascii="Arial" w:hAnsi="Arial" w:cs="Arial"/>
+          <w:lang w:val="sv-SE"/>
+        </w:rPr>
+        <w:t>Jika b&lt;0, grafik bergeser ke kiri</w:t>
+      </w:r>
+    </w:p>
+    <w:p>
+      <w:pPr>
+        <w:pStyle w:val="ListParagraph"/>
+        <w:numPr>
+          <w:ilvl w:val="0"/>
+          <w:numId w:val="7"/>
+        </w:numPr>
+        <w:rPr>
+          <w:rFonts w:ascii="Arial" w:hAnsi="Arial" w:cs="Arial"/>
+          <w:lang w:val="sv-SE"/>
+        </w:rPr>
+      </w:pPr>
+      <w:r>
+        <w:rPr>
+          <w:rFonts w:ascii="Arial" w:hAnsi="Arial" w:cs="Arial"/>
+          <w:lang w:val="sv-SE"/>
+        </w:rPr>
+        <w:t>Jika b=0, grafik bergeser ke bawah</w:t>
+      </w:r>
+    </w:p>
+    <w:p>
+      <w:pPr>
+        <w:pStyle w:val="ListParagraph"/>
+        <w:ind w:left="1080"/>
+        <w:rPr>
+          <w:rFonts w:ascii="Arial" w:hAnsi="Arial" w:cs="Arial"/>
+          <w:lang w:val="sv-SE"/>
+        </w:rPr>
+      </w:pPr>
+    </w:p>
+    <w:p>
+      <w:pPr>
+        <w:pStyle w:val="ListParagraph"/>
+        <w:numPr>
+          <w:ilvl w:val="0"/>
+          <w:numId w:val="1"/>
+        </w:numPr>
+        <w:rPr>
+          <w:rFonts w:ascii="Arial" w:hAnsi="Arial" w:cs="Arial"/>
+          <w:lang w:val="sv-SE"/>
+        </w:rPr>
+      </w:pPr>
+      <w:r>
+        <w:rPr>
+          <w:rFonts w:ascii="Arial" w:hAnsi="Arial" w:cs="Arial"/>
+          <w:lang w:val="sv-SE"/>
+        </w:rPr>
+        <w:t>Dibawah ini mana yang grafik fungsi y= 2x+6 berubah menjadi 2x-y+10=0</w:t>
+      </w:r>
+      <w:r>
+        <w:rPr>
+          <w:rFonts w:ascii="Arial" w:hAnsi="Arial" w:cs="Arial"/>
+          <w:lang w:val="sv-SE"/>
+        </w:rPr>
+        <w:t>?</w:t>
+      </w:r>
+    </w:p>
+    <w:p>
+      <w:pPr>
+        <w:pStyle w:val="ListParagraph"/>
+        <w:rPr>
+          <w:rFonts w:ascii="Arial" w:hAnsi="Arial" w:cs="Arial"/>
+          <w:lang w:val="sv-SE"/>
+        </w:rPr>
+      </w:pPr>
+    </w:p>
+    <w:p>
+      <w:pPr>
+        <w:pStyle w:val="ListParagraph"/>
+        <w:numPr>
+          <w:ilvl w:val="0"/>
+          <w:numId w:val="8"/>
+        </w:numPr>
+        <w:rPr>
+          <w:rFonts w:ascii="Arial" w:hAnsi="Arial" w:cs="Arial"/>
+        </w:rPr>
+      </w:pPr>
+      <w:r>
+        <w:rPr>
+          <w:rFonts w:ascii="Arial" w:hAnsi="Arial" w:cs="Arial"/>
+          <w:lang w:val="sv-SE"/>
         </w:rPr>
         <w:t xml:space="preserve"> </w:t>
       </w:r>
-      <w:proofErr w:type="spellStart"/>
-      <w:r>
-        <w:rPr>
-          <w:rFonts w:ascii="Arial" w:hAnsi="Arial" w:cs="Arial"/>
-        </w:rPr>
-        <w:t>Fungsi</w:t>
-      </w:r>
-      <w:proofErr w:type="spellEnd"/>
-      <w:r>
-        <w:rPr>
-          <w:rFonts w:ascii="Arial" w:hAnsi="Arial" w:cs="Arial"/>
-        </w:rPr>
-        <w:t>?</w:t>
-      </w:r>
-    </w:p>
-    <w:p>
-      <w:pPr>
-        <w:pStyle w:val="ListParagraph"/>
-        <w:numPr>
-          <w:ilvl w:val="0"/>
-          <w:numId w:val="2"/>
-        </w:numPr>
-        <w:rPr>
-          <w:rFonts w:ascii="Arial" w:hAnsi="Arial" w:cs="Arial"/>
-          <w:lang w:val="sv-SE"/>
-        </w:rPr>
-      </w:pPr>
-      <w:r>
-        <w:rPr>
-          <w:rFonts w:ascii="Arial" w:hAnsi="Arial" w:cs="Arial"/>
-          <w:lang w:val="sv-SE"/>
-        </w:rPr>
-        <w:t>Perubahan bentuk grafik fungsi melalui operasi matematis tertentu tanpa mengubah struktur dasar dari fungsi tersebut</w:t>
-      </w:r>
-    </w:p>
-    <w:p>
-      <w:pPr>
-        <w:pStyle w:val="ListParagraph"/>
-        <w:numPr>
-          <w:ilvl w:val="0"/>
-          <w:numId w:val="2"/>
-        </w:numPr>
-        <w:rPr>
-          <w:rFonts w:ascii="Arial" w:hAnsi="Arial" w:cs="Arial"/>
-          <w:lang w:val="sv-SE"/>
-        </w:rPr>
-      </w:pPr>
-      <w:r>
-        <w:rPr>
-          <w:rFonts w:ascii="Arial" w:hAnsi="Arial" w:cs="Arial"/>
-          <w:lang w:val="sv-SE"/>
-        </w:rPr>
-        <w:t>Perubahan bentuk grafik fungsi melalui operasi pertambahan saja</w:t>
-      </w:r>
-    </w:p>
-    <w:p>
-      <w:pPr>
-        <w:pStyle w:val="ListParagraph"/>
-        <w:numPr>
-          <w:ilvl w:val="0"/>
-          <w:numId w:val="2"/>
-        </w:numPr>
-        <w:rPr>
-          <w:rFonts w:ascii="Arial" w:hAnsi="Arial" w:cs="Arial"/>
-          <w:lang w:val="sv-SE"/>
-        </w:rPr>
-      </w:pPr>
-      <w:r>
-        <w:rPr>
-          <w:rFonts w:ascii="Arial" w:hAnsi="Arial" w:cs="Arial"/>
-          <w:lang w:val="sv-SE"/>
-        </w:rPr>
-        <w:t>Perubahan bentuk grafik fungsi melalui operasi pembagian saja</w:t>
-      </w:r>
-    </w:p>
-    <w:p>
-      <w:pPr>
-        <w:pStyle w:val="ListParagraph"/>
-        <w:numPr>
-          <w:ilvl w:val="0"/>
-          <w:numId w:val="2"/>
-        </w:numPr>
-        <w:rPr>
-          <w:rFonts w:ascii="Arial" w:hAnsi="Arial" w:cs="Arial"/>
-          <w:lang w:val="sv-SE"/>
-        </w:rPr>
-      </w:pPr>
-      <w:r>
-        <w:rPr>
-          <w:rFonts w:ascii="Arial" w:hAnsi="Arial" w:cs="Arial"/>
-          <w:lang w:val="sv-SE"/>
-        </w:rPr>
-        <w:t>Perubahan bentuk grafik fungsi yang tidak dipengaruhi oleh operasi matematis</w:t>
-      </w:r>
-    </w:p>
-    <w:p>
-      <w:pPr>
-        <w:pStyle w:val="ListParagraph"/>
-        <w:numPr>
-          <w:ilvl w:val="0"/>
-          <w:numId w:val="2"/>
-        </w:numPr>
-        <w:rPr>
-          <w:rFonts w:ascii="Arial" w:hAnsi="Arial" w:cs="Arial"/>
-          <w:lang w:val="sv-SE"/>
-        </w:rPr>
-      </w:pPr>
-      <w:r>
-        <w:rPr>
-          <w:rFonts w:ascii="Arial" w:hAnsi="Arial" w:cs="Arial"/>
-          <w:lang w:val="sv-SE"/>
-        </w:rPr>
-        <w:t>Perubahan suatau objek tanpa adanya operasi matematik</w:t>
-      </w:r>
-    </w:p>
-    <w:p>
-      <w:pPr>
-        <w:pStyle w:val="ListParagraph"/>
-        <w:ind w:left="1080"/>
-        <w:rPr>
-          <w:rFonts w:ascii="Arial" w:hAnsi="Arial" w:cs="Arial"/>
-          <w:lang w:val="sv-SE"/>
-        </w:rPr>
-      </w:pPr>
-    </w:p>
-    <w:p>
-      <w:pPr>
-        <w:pStyle w:val="ListParagraph"/>
-        <w:numPr>
-          <w:ilvl w:val="0"/>
-          <w:numId w:val="1"/>
-        </w:numPr>
-        <w:rPr>
-          <w:rFonts w:ascii="Arial" w:hAnsi="Arial" w:cs="Arial"/>
-        </w:rPr>
-      </w:pPr>
-      <w:r>
-        <w:rPr>
-          <w:rFonts w:ascii="Arial" w:hAnsi="Arial" w:cs="Arial"/>
-        </w:rPr>
-        <w:t xml:space="preserve">Apa </w:t>
-      </w:r>
-      <w:r>
-        <w:rPr>
-          <w:rFonts w:ascii="Arial" w:hAnsi="Arial" w:cs="Arial"/>
-        </w:rPr>
-        <w:t xml:space="preserve">Itu </w:t>
-      </w:r>
-      <w:proofErr w:type="spellStart"/>
-      <w:r>
-        <w:rPr>
-          <w:rFonts w:ascii="Arial" w:hAnsi="Arial" w:cs="Arial"/>
-        </w:rPr>
-        <w:t>Translasi</w:t>
-      </w:r>
-      <w:proofErr w:type="spellEnd"/>
-      <w:r>
-        <w:rPr>
-          <w:rFonts w:ascii="Arial" w:hAnsi="Arial" w:cs="Arial"/>
-        </w:rPr>
-        <w:t>?</w:t>
-      </w:r>
-    </w:p>
-    <w:p>
-      <w:pPr>
-        <w:pStyle w:val="ListParagraph"/>
-        <w:numPr>
-          <w:ilvl w:val="0"/>
-          <w:numId w:val="3"/>
-        </w:numPr>
-        <w:rPr>
-          <w:rFonts w:ascii="Arial" w:hAnsi="Arial" w:cs="Arial"/>
-          <w:lang w:val="sv-SE"/>
-        </w:rPr>
-      </w:pPr>
-      <w:r>
-        <w:rPr>
-          <w:rFonts w:ascii="Arial" w:hAnsi="Arial" w:cs="Arial"/>
-          <w:lang w:val="sv-SE"/>
-        </w:rPr>
-        <w:t>transformasi yang memidahkan setiap titik pada suatu bidang menurut arah dan jarak tertentu</w:t>
-      </w:r>
-    </w:p>
-    <w:p>
-      <w:pPr>
-        <w:pStyle w:val="ListParagraph"/>
-        <w:numPr>
-          <w:ilvl w:val="0"/>
-          <w:numId w:val="3"/>
-        </w:numPr>
-        <w:rPr>
-          <w:rFonts w:ascii="Arial" w:hAnsi="Arial" w:cs="Arial"/>
-          <w:lang w:val="sv-SE"/>
-        </w:rPr>
-      </w:pPr>
-      <w:r>
-        <w:rPr>
-          <w:rFonts w:ascii="Arial" w:hAnsi="Arial" w:cs="Arial"/>
-          <w:lang w:val="sv-SE"/>
-        </w:rPr>
-        <w:t>transformasi yang memindahkan setiap garis di suatu bidang datar</w:t>
-      </w:r>
-    </w:p>
-    <w:p>
-      <w:pPr>
-        <w:pStyle w:val="ListParagraph"/>
-        <w:numPr>
-          <w:ilvl w:val="0"/>
-          <w:numId w:val="3"/>
-        </w:numPr>
-        <w:rPr>
-          <w:rFonts w:ascii="Arial" w:hAnsi="Arial" w:cs="Arial"/>
-          <w:lang w:val="sv-SE"/>
-        </w:rPr>
-      </w:pPr>
-      <w:r>
-        <w:rPr>
-          <w:rFonts w:ascii="Arial" w:hAnsi="Arial" w:cs="Arial"/>
-          <w:lang w:val="sv-SE"/>
-        </w:rPr>
-        <w:t>transformasi dengan cara melakukan pencerminan benda di bidang geometri</w:t>
-      </w:r>
-    </w:p>
-    <w:p>
-      <w:pPr>
-        <w:pStyle w:val="ListParagraph"/>
-        <w:numPr>
-          <w:ilvl w:val="0"/>
-          <w:numId w:val="3"/>
-        </w:numPr>
-        <w:rPr>
-          <w:rFonts w:ascii="Arial" w:hAnsi="Arial" w:cs="Arial"/>
-        </w:rPr>
-      </w:pPr>
-      <w:proofErr w:type="spellStart"/>
-      <w:r>
-        <w:rPr>
-          <w:rFonts w:ascii="Arial" w:hAnsi="Arial" w:cs="Arial"/>
-        </w:rPr>
-        <w:t>transformasi</w:t>
-      </w:r>
-      <w:proofErr w:type="spellEnd"/>
-      <w:r>
-        <w:rPr>
-          <w:rFonts w:ascii="Arial" w:hAnsi="Arial" w:cs="Arial"/>
-        </w:rPr>
-        <w:t xml:space="preserve"> yang </w:t>
-      </w:r>
-      <w:proofErr w:type="spellStart"/>
-      <w:r>
-        <w:rPr>
-          <w:rFonts w:ascii="Arial" w:hAnsi="Arial" w:cs="Arial"/>
-        </w:rPr>
-        <w:t>terjadi</w:t>
-      </w:r>
-      <w:proofErr w:type="spellEnd"/>
-      <w:r>
-        <w:rPr>
-          <w:rFonts w:ascii="Arial" w:hAnsi="Arial" w:cs="Arial"/>
-        </w:rPr>
-        <w:t xml:space="preserve"> </w:t>
-      </w:r>
-      <w:proofErr w:type="spellStart"/>
-      <w:r>
-        <w:rPr>
-          <w:rFonts w:ascii="Arial" w:hAnsi="Arial" w:cs="Arial"/>
-        </w:rPr>
-        <w:t>akibat</w:t>
-      </w:r>
-      <w:proofErr w:type="spellEnd"/>
-      <w:r>
-        <w:rPr>
-          <w:rFonts w:ascii="Arial" w:hAnsi="Arial" w:cs="Arial"/>
-        </w:rPr>
-        <w:t xml:space="preserve"> </w:t>
-      </w:r>
-      <w:proofErr w:type="spellStart"/>
-      <w:r>
-        <w:rPr>
-          <w:rFonts w:ascii="Arial" w:hAnsi="Arial" w:cs="Arial"/>
-        </w:rPr>
-        <w:t>pencerminan</w:t>
-      </w:r>
-      <w:proofErr w:type="spellEnd"/>
-    </w:p>
-    <w:p>
-      <w:pPr>
-        <w:pStyle w:val="ListParagraph"/>
-        <w:numPr>
-          <w:ilvl w:val="0"/>
-          <w:numId w:val="3"/>
-        </w:numPr>
-        <w:rPr>
-          <w:rFonts w:ascii="Arial" w:hAnsi="Arial" w:cs="Arial"/>
-        </w:rPr>
-      </w:pPr>
-      <w:proofErr w:type="spellStart"/>
-      <w:r>
-        <w:rPr>
-          <w:rFonts w:ascii="Arial" w:hAnsi="Arial" w:cs="Arial"/>
-        </w:rPr>
-        <w:t>tidak</w:t>
-      </w:r>
-      <w:proofErr w:type="spellEnd"/>
-      <w:r>
-        <w:rPr>
-          <w:rFonts w:ascii="Arial" w:hAnsi="Arial" w:cs="Arial"/>
-        </w:rPr>
-        <w:t xml:space="preserve"> </w:t>
-      </w:r>
-      <w:proofErr w:type="spellStart"/>
-      <w:r>
-        <w:rPr>
-          <w:rFonts w:ascii="Arial" w:hAnsi="Arial" w:cs="Arial"/>
-        </w:rPr>
-        <w:t>ada</w:t>
-      </w:r>
-      <w:proofErr w:type="spellEnd"/>
-      <w:r>
-        <w:rPr>
-          <w:rFonts w:ascii="Arial" w:hAnsi="Arial" w:cs="Arial"/>
-        </w:rPr>
-        <w:t xml:space="preserve"> </w:t>
-      </w:r>
-      <w:proofErr w:type="spellStart"/>
-      <w:r>
-        <w:rPr>
-          <w:rFonts w:ascii="Arial" w:hAnsi="Arial" w:cs="Arial"/>
-        </w:rPr>
-        <w:t>jawaban</w:t>
-      </w:r>
-      <w:proofErr w:type="spellEnd"/>
-      <w:r>
-        <w:rPr>
-          <w:rFonts w:ascii="Arial" w:hAnsi="Arial" w:cs="Arial"/>
-        </w:rPr>
-        <w:t xml:space="preserve"> yang </w:t>
-      </w:r>
-      <w:proofErr w:type="spellStart"/>
-      <w:r>
-        <w:rPr>
-          <w:rFonts w:ascii="Arial" w:hAnsi="Arial" w:cs="Arial"/>
-        </w:rPr>
-        <w:t>benar</w:t>
-      </w:r>
-      <w:proofErr w:type="spellEnd"/>
-      <w:r>
-        <w:rPr>
-          <w:rFonts w:ascii="Arial" w:hAnsi="Arial" w:cs="Arial"/>
-        </w:rPr>
-        <w:br/>
-      </w:r>
-    </w:p>
-    <w:p>
-      <w:pPr>
-        <w:pStyle w:val="ListParagraph"/>
-        <w:numPr>
-          <w:ilvl w:val="0"/>
-          <w:numId w:val="1"/>
-        </w:numPr>
-        <w:rPr>
-          <w:rFonts w:ascii="Arial" w:hAnsi="Arial" w:cs="Arial"/>
-          <w:lang w:val="sv-SE"/>
-        </w:rPr>
-      </w:pPr>
-      <w:r>
-        <w:rPr>
-          <w:rFonts w:ascii="Arial" w:hAnsi="Arial" w:cs="Arial"/>
-          <w:lang w:val="sv-SE"/>
-        </w:rPr>
-        <w:t>perhatikan pilihan ganda dibawah ini mana yang merupakan ciri ciri translasi?</w:t>
-      </w:r>
-    </w:p>
-    <w:p>
-      <w:pPr>
-        <w:pStyle w:val="ListParagraph"/>
-        <w:jc w:val="both"/>
-        <w:rPr>
-          <w:rFonts w:ascii="Arial" w:hAnsi="Arial" w:cs="Arial"/>
-          <w:lang w:val="sv-SE"/>
-        </w:rPr>
-      </w:pPr>
-      <w:r>
-        <w:rPr>
-          <w:rFonts w:ascii="Arial" w:eastAsiaTheme="minorEastAsia" w:hAnsi="Arial" w:cs="Arial"/>
-          <w:lang w:val="sv-SE"/>
-        </w:rPr>
-        <w:t xml:space="preserve">a. </w:t>
-      </w:r>
-      <w:r>
-        <w:rPr>
-          <w:rFonts w:ascii="Arial" w:eastAsiaTheme="minorEastAsia" w:hAnsi="Arial" w:cs="Arial"/>
-          <w:lang w:val="sv-SE"/>
-        </w:rPr>
-        <w:t>Nilai a&gt;0 menyatakan pergeseran ke kanan.</w:t>
-      </w:r>
-    </w:p>
-    <w:p>
-      <w:pPr>
-        <w:pStyle w:val="ListParagraph"/>
-        <w:jc w:val="both"/>
-        <w:rPr>
-          <w:rFonts w:ascii="Arial" w:eastAsiaTheme="minorEastAsia" w:hAnsi="Arial" w:cs="Arial"/>
-          <w:lang w:val="sv-SE"/>
-        </w:rPr>
-      </w:pPr>
-      <w:r>
-        <w:rPr>
-          <w:rFonts w:ascii="Arial" w:eastAsiaTheme="minorEastAsia" w:hAnsi="Arial" w:cs="Arial"/>
-          <w:lang w:val="sv-SE"/>
-        </w:rPr>
-        <w:t xml:space="preserve">b. </w:t>
-      </w:r>
-      <w:r>
-        <w:rPr>
-          <w:rFonts w:ascii="Arial" w:eastAsiaTheme="minorEastAsia" w:hAnsi="Arial" w:cs="Arial"/>
-          <w:lang w:val="sv-SE"/>
-        </w:rPr>
-        <w:t xml:space="preserve"> Nilai a&lt;0 menyatakan pergeseran ke kiri.r</w:t>
-      </w:r>
-    </w:p>
-    <w:p>
-      <w:pPr>
-        <w:pStyle w:val="ListParagraph"/>
-        <w:jc w:val="both"/>
-        <w:rPr>
-          <w:rFonts w:ascii="Arial" w:eastAsiaTheme="minorEastAsia" w:hAnsi="Arial" w:cs="Arial"/>
-          <w:lang w:val="sv-SE"/>
-        </w:rPr>
-      </w:pPr>
-      <w:r>
-        <w:rPr>
-          <w:rFonts w:ascii="Arial" w:eastAsiaTheme="minorEastAsia" w:hAnsi="Arial" w:cs="Arial"/>
-          <w:lang w:val="sv-SE"/>
-        </w:rPr>
-        <w:t xml:space="preserve">c. </w:t>
-      </w:r>
-      <w:r>
-        <w:rPr>
-          <w:rFonts w:ascii="Arial" w:eastAsiaTheme="minorEastAsia" w:hAnsi="Arial" w:cs="Arial"/>
-          <w:lang w:val="sv-SE"/>
-        </w:rPr>
-        <w:t>Nilai b&gt;0 menyatakan pergeseran ke atas.</w:t>
-      </w:r>
-    </w:p>
-    <w:p>
-      <w:pPr>
-        <w:pStyle w:val="ListParagraph"/>
-        <w:jc w:val="both"/>
-        <w:rPr>
-          <w:rFonts w:ascii="Arial" w:eastAsiaTheme="minorEastAsia" w:hAnsi="Arial" w:cs="Arial"/>
-          <w:lang w:val="sv-SE"/>
-        </w:rPr>
-      </w:pPr>
-      <w:r>
-        <w:rPr>
-          <w:rFonts w:ascii="Arial" w:eastAsiaTheme="minorEastAsia" w:hAnsi="Arial" w:cs="Arial"/>
-          <w:lang w:val="sv-SE"/>
-        </w:rPr>
-        <w:t xml:space="preserve">d. </w:t>
-      </w:r>
-      <w:r>
-        <w:rPr>
-          <w:rFonts w:ascii="Arial" w:eastAsiaTheme="minorEastAsia" w:hAnsi="Arial" w:cs="Arial"/>
-          <w:lang w:val="sv-SE"/>
-        </w:rPr>
-        <w:t>Nilai b&lt;0 menyatakan pergeseran ke bawah.</w:t>
-      </w:r>
-    </w:p>
-    <w:p>
-      <w:pPr>
-        <w:pStyle w:val="ListParagraph"/>
-        <w:jc w:val="both"/>
-        <w:rPr>
-          <w:rFonts w:ascii="Arial" w:hAnsi="Arial" w:cs="Arial"/>
-          <w:lang w:val="sv-SE"/>
-        </w:rPr>
-      </w:pPr>
-      <w:r>
-        <w:rPr>
-          <w:rFonts w:ascii="Arial" w:eastAsiaTheme="minorEastAsia" w:hAnsi="Arial" w:cs="Arial"/>
-          <w:lang w:val="sv-SE"/>
-        </w:rPr>
-        <w:t xml:space="preserve">e. </w:t>
-      </w:r>
-      <w:r>
-        <w:rPr>
-          <w:rFonts w:ascii="Arial" w:hAnsi="Arial" w:cs="Arial"/>
-          <w:lang w:val="sv-SE"/>
-        </w:rPr>
-        <w:t>Semua benar</w:t>
-      </w:r>
-      <w:r>
-        <w:rPr>
-          <w:rFonts w:ascii="Arial" w:hAnsi="Arial" w:cs="Arial"/>
-          <w:lang w:val="sv-SE"/>
-        </w:rPr>
-        <w:t xml:space="preserve"> pilihan ganda benar</w:t>
-      </w:r>
-    </w:p>
-    <w:p>
-      <w:pPr>
-        <w:pStyle w:val="ListParagraph"/>
-        <w:jc w:val="both"/>
-        <w:rPr>
-          <w:rFonts w:ascii="Arial" w:hAnsi="Arial" w:cs="Arial"/>
-          <w:lang w:val="sv-SE"/>
-        </w:rPr>
-      </w:pPr>
-    </w:p>
-    <w:p>
-      <w:pPr>
-        <w:pStyle w:val="ListParagraph"/>
-        <w:numPr>
-          <w:ilvl w:val="0"/>
-          <w:numId w:val="1"/>
-        </w:numPr>
-        <w:rPr>
-          <w:rFonts w:ascii="Arial" w:hAnsi="Arial" w:cs="Arial"/>
-        </w:rPr>
-      </w:pPr>
-      <w:proofErr w:type="spellStart"/>
-      <w:r>
-        <w:rPr>
-          <w:rFonts w:ascii="Arial" w:hAnsi="Arial" w:cs="Arial"/>
-        </w:rPr>
-        <w:t>Teranslasi</w:t>
-      </w:r>
-      <w:proofErr w:type="spellEnd"/>
-      <w:r>
-        <w:rPr>
-          <w:rFonts w:ascii="Arial" w:hAnsi="Arial" w:cs="Arial"/>
-        </w:rPr>
-        <w:t xml:space="preserve"> </w:t>
-      </w:r>
-      <w:proofErr w:type="spellStart"/>
-      <w:r>
-        <w:rPr>
-          <w:rFonts w:ascii="Arial" w:hAnsi="Arial" w:cs="Arial"/>
-        </w:rPr>
-        <w:t>Vertikal</w:t>
-      </w:r>
-      <w:proofErr w:type="spellEnd"/>
-      <w:r>
-        <w:rPr>
-          <w:rFonts w:ascii="Arial" w:hAnsi="Arial" w:cs="Arial"/>
-        </w:rPr>
-        <w:t xml:space="preserve"> </w:t>
-      </w:r>
-      <w:proofErr w:type="spellStart"/>
-      <w:r>
-        <w:rPr>
-          <w:rFonts w:ascii="Arial" w:hAnsi="Arial" w:cs="Arial"/>
-        </w:rPr>
-        <w:t>Terjadi</w:t>
-      </w:r>
-      <w:proofErr w:type="spellEnd"/>
-      <w:r>
-        <w:rPr>
-          <w:rFonts w:ascii="Arial" w:hAnsi="Arial" w:cs="Arial"/>
-        </w:rPr>
-        <w:t xml:space="preserve"> </w:t>
-      </w:r>
-      <w:r>
-        <w:rPr>
-          <w:rFonts w:ascii="Arial" w:hAnsi="Arial" w:cs="Arial"/>
-        </w:rPr>
-        <w:t>Ketika</w:t>
-      </w:r>
-      <w:r>
-        <w:rPr>
-          <w:rFonts w:ascii="Arial" w:hAnsi="Arial" w:cs="Arial"/>
-        </w:rPr>
-        <w:t>?</w:t>
-      </w:r>
-    </w:p>
-    <w:p>
-      <w:pPr>
-        <w:pStyle w:val="ListParagraph"/>
-        <w:numPr>
-          <w:ilvl w:val="0"/>
-          <w:numId w:val="7"/>
-        </w:numPr>
-        <w:rPr>
-          <w:rFonts w:ascii="Arial" w:hAnsi="Arial" w:cs="Arial"/>
-          <w:lang w:val="sv-SE"/>
-        </w:rPr>
-      </w:pPr>
-      <w:r>
-        <w:rPr>
-          <w:rFonts w:ascii="Arial" w:hAnsi="Arial" w:cs="Arial"/>
-          <w:lang w:val="sv-SE"/>
-        </w:rPr>
-        <w:t>Jika b&gt;0, grafik bergeser ke atas.</w:t>
-      </w:r>
-    </w:p>
-    <w:p>
-      <w:pPr>
-        <w:pStyle w:val="ListParagraph"/>
-        <w:numPr>
-          <w:ilvl w:val="0"/>
-          <w:numId w:val="7"/>
-        </w:numPr>
-        <w:rPr>
-          <w:rFonts w:ascii="Arial" w:hAnsi="Arial" w:cs="Arial"/>
-          <w:lang w:val="sv-SE"/>
-        </w:rPr>
-      </w:pPr>
-      <w:r>
-        <w:rPr>
-          <w:rFonts w:ascii="Arial" w:hAnsi="Arial" w:cs="Arial"/>
-          <w:lang w:val="sv-SE"/>
-        </w:rPr>
-        <w:t>Jika b&gt;0, grafik bergeser ke bawah.</w:t>
-      </w:r>
-    </w:p>
-    <w:p>
-      <w:pPr>
-        <w:pStyle w:val="ListParagraph"/>
-        <w:numPr>
-          <w:ilvl w:val="0"/>
-          <w:numId w:val="7"/>
-        </w:numPr>
-        <w:rPr>
-          <w:rFonts w:ascii="Arial" w:hAnsi="Arial" w:cs="Arial"/>
-          <w:lang w:val="sv-SE"/>
-        </w:rPr>
-      </w:pPr>
-      <w:r>
-        <w:rPr>
-          <w:rFonts w:ascii="Arial" w:hAnsi="Arial" w:cs="Arial"/>
-          <w:lang w:val="sv-SE"/>
-        </w:rPr>
-        <w:t>Jika b&lt;0, grafik bergeser ke kanan.</w:t>
-      </w:r>
-    </w:p>
-    <w:p>
-      <w:pPr>
-        <w:pStyle w:val="ListParagraph"/>
-        <w:numPr>
-          <w:ilvl w:val="0"/>
-          <w:numId w:val="7"/>
-        </w:numPr>
-        <w:rPr>
-          <w:rFonts w:ascii="Arial" w:hAnsi="Arial" w:cs="Arial"/>
-          <w:lang w:val="sv-SE"/>
-        </w:rPr>
-      </w:pPr>
-      <w:r>
-        <w:rPr>
-          <w:rFonts w:ascii="Arial" w:hAnsi="Arial" w:cs="Arial"/>
-          <w:lang w:val="sv-SE"/>
-        </w:rPr>
-        <w:t>Jika b&lt;0, grafik bergeser ke kiri.</w:t>
-      </w:r>
-    </w:p>
-    <w:p>
-      <w:pPr>
-        <w:pStyle w:val="ListParagraph"/>
-        <w:numPr>
-          <w:ilvl w:val="0"/>
-          <w:numId w:val="7"/>
-        </w:numPr>
-        <w:rPr>
-          <w:rFonts w:ascii="Arial" w:hAnsi="Arial" w:cs="Arial"/>
-          <w:lang w:val="sv-SE"/>
-        </w:rPr>
-      </w:pPr>
-      <w:r>
-        <w:rPr>
-          <w:rFonts w:ascii="Arial" w:hAnsi="Arial" w:cs="Arial"/>
-          <w:lang w:val="sv-SE"/>
-        </w:rPr>
-        <w:t>Jika b=0, grafik bergeser ke bawah.</w:t>
-      </w:r>
-    </w:p>
-    <w:p>
-      <w:pPr>
-        <w:pStyle w:val="ListParagraph"/>
-        <w:ind w:left="1080"/>
-        <w:rPr>
-          <w:rFonts w:ascii="Arial" w:hAnsi="Arial" w:cs="Arial"/>
-          <w:lang w:val="sv-SE"/>
-        </w:rPr>
-      </w:pPr>
-    </w:p>
-    <w:p>
-      <w:pPr>
-        <w:pStyle w:val="ListParagraph"/>
-        <w:numPr>
-          <w:ilvl w:val="0"/>
-          <w:numId w:val="1"/>
-        </w:numPr>
-        <w:rPr>
-          <w:rFonts w:ascii="Arial" w:hAnsi="Arial" w:cs="Arial"/>
-          <w:lang w:val="sv-SE"/>
-        </w:rPr>
-      </w:pPr>
-      <w:r>
-        <w:rPr>
-          <w:rFonts w:ascii="Arial" w:hAnsi="Arial" w:cs="Arial"/>
-          <w:lang w:val="sv-SE"/>
-        </w:rPr>
-        <w:t>Dibawah ini mana yang grafik fungsi y= 2x+6 berubah menjadi 2x-y+10=0.</w:t>
-      </w:r>
-    </w:p>
-    <w:p>
-      <w:pPr>
-        <w:pStyle w:val="ListParagraph"/>
-        <w:rPr>
-          <w:rFonts w:ascii="Arial" w:hAnsi="Arial" w:cs="Arial"/>
-          <w:lang w:val="sv-SE"/>
-        </w:rPr>
-      </w:pPr>
-    </w:p>
-    <w:p>
-      <w:pPr>
-        <w:pStyle w:val="ListParagraph"/>
-        <w:numPr>
-          <w:ilvl w:val="0"/>
-          <w:numId w:val="8"/>
-        </w:numPr>
-        <w:rPr>
-          <w:rFonts w:ascii="Arial" w:hAnsi="Arial" w:cs="Arial"/>
-        </w:rPr>
-      </w:pPr>
+      <w:r>
+        <w:rPr>
+          <w:rFonts w:ascii="Arial" w:hAnsi="Arial" w:cs="Arial"/>
+          <w:lang w:val="sv-SE"/>
+        </w:rPr>
+        <w:t xml:space="preserve">         </w:t>
+      </w:r>
       <w:r>
         <w:rPr>
           <w:rFonts w:ascii="Arial" w:hAnsi="Arial" w:cs="Arial"/>
           <w:noProof/>
         </w:rPr>
         <w:drawing>
-          <wp:inline distT="0" distB="0" distL="0" distR="0" wp14:anchorId="0B31AEBD" wp14:editId="4D85F7DF">
-            <wp:extent cx="1352550" cy="890861"/>
-            <wp:effectExtent l="0" t="0" r="0" b="5080"/>
+          <wp:inline distT="0" distB="0" distL="0" distR="0" wp14:anchorId="0B31AEBD" wp14:editId="374E0F2E">
+            <wp:extent cx="3038929" cy="2001600"/>
+            <wp:effectExtent l="0" t="0" r="9525" b="0"/>
             <wp:docPr id="455848892" name="Picture 1"/>
             <wp:cNvGraphicFramePr>
               <a:graphicFrameLocks xmlns:a="http://schemas.openxmlformats.org/drawingml/2006/main" noChangeAspect="1"/>
@@ -786,7 +629,13 @@
                     <pic:cNvPicPr/>
                   </pic:nvPicPr>
                   <pic:blipFill>
-                    <a:blip r:embed="rId5"/>
+                    <a:blip r:embed="rId5" cstate="screen">
+                      <a:extLst>
+                        <a:ext uri="{28A0092B-C50C-407E-A947-70E740481C1C}">
+                          <a14:useLocalDpi xmlns:a14="http://schemas.microsoft.com/office/drawing/2010/main"/>
+                        </a:ext>
+                      </a:extLst>
+                    </a:blip>
                     <a:stretch>
                       <a:fillRect/>
                     </a:stretch>
@@ -794,7 +643,7 @@
                   <pic:spPr>
                     <a:xfrm>
                       <a:off x="0" y="0"/>
-                      <a:ext cx="1360848" cy="896327"/>
+                      <a:ext cx="3038929" cy="2001600"/>
                     </a:xfrm>
                     <a:prstGeom prst="rect">
                       <a:avLst/>
@@ -810,6 +659,33 @@
     <w:p>
       <w:pPr>
         <w:pStyle w:val="ListParagraph"/>
+        <w:ind w:left="1080"/>
+        <w:rPr>
+          <w:rFonts w:ascii="Arial" w:hAnsi="Arial" w:cs="Arial"/>
+        </w:rPr>
+      </w:pPr>
+    </w:p>
+    <w:p>
+      <w:pPr>
+        <w:pStyle w:val="ListParagraph"/>
+        <w:ind w:left="1080"/>
+        <w:rPr>
+          <w:rFonts w:ascii="Arial" w:hAnsi="Arial" w:cs="Arial"/>
+        </w:rPr>
+      </w:pPr>
+    </w:p>
+    <w:p>
+      <w:pPr>
+        <w:pStyle w:val="ListParagraph"/>
+        <w:ind w:left="1080"/>
+        <w:rPr>
+          <w:rFonts w:ascii="Arial" w:hAnsi="Arial" w:cs="Arial"/>
+        </w:rPr>
+      </w:pPr>
+    </w:p>
+    <w:p>
+      <w:pPr>
+        <w:pStyle w:val="ListParagraph"/>
         <w:numPr>
           <w:ilvl w:val="0"/>
           <w:numId w:val="8"/>
@@ -821,12 +697,17 @@
       <w:r>
         <w:rPr>
           <w:rFonts w:ascii="Arial" w:hAnsi="Arial" w:cs="Arial"/>
+        </w:rPr>
+        <w:t xml:space="preserve">           </w:t>
+      </w:r>
+      <w:r>
+        <w:rPr>
+          <w:rFonts w:ascii="Arial" w:hAnsi="Arial" w:cs="Arial"/>
           <w:noProof/>
         </w:rPr>
-        <w:lastRenderedPageBreak/>
         <w:drawing>
-          <wp:inline distT="0" distB="0" distL="0" distR="0" wp14:anchorId="197E9B61" wp14:editId="291B9D8C">
-            <wp:extent cx="3264784" cy="2000250"/>
+          <wp:inline distT="0" distB="0" distL="0" distR="0" wp14:anchorId="197E9B61" wp14:editId="36DF4986">
+            <wp:extent cx="3266988" cy="2001600"/>
             <wp:effectExtent l="0" t="0" r="0" b="0"/>
             <wp:docPr id="1641398827" name="Picture 1"/>
             <wp:cNvGraphicFramePr>
@@ -840,7 +721,13 @@
                     <pic:cNvPicPr/>
                   </pic:nvPicPr>
                   <pic:blipFill>
-                    <a:blip r:embed="rId6"/>
+                    <a:blip r:embed="rId6" cstate="screen">
+                      <a:extLst>
+                        <a:ext uri="{28A0092B-C50C-407E-A947-70E740481C1C}">
+                          <a14:useLocalDpi xmlns:a14="http://schemas.microsoft.com/office/drawing/2010/main"/>
+                        </a:ext>
+                      </a:extLst>
+                    </a:blip>
                     <a:stretch>
                       <a:fillRect/>
                     </a:stretch>
@@ -848,7 +735,7 @@
                   <pic:spPr>
                     <a:xfrm>
                       <a:off x="0" y="0"/>
-                      <a:ext cx="3268727" cy="2002666"/>
+                      <a:ext cx="3266988" cy="2001600"/>
                     </a:xfrm>
                     <a:prstGeom prst="rect">
                       <a:avLst/>
@@ -864,6 +751,33 @@
     <w:p>
       <w:pPr>
         <w:pStyle w:val="ListParagraph"/>
+        <w:ind w:left="1080"/>
+        <w:rPr>
+          <w:rFonts w:ascii="Arial" w:hAnsi="Arial" w:cs="Arial"/>
+        </w:rPr>
+      </w:pPr>
+    </w:p>
+    <w:p>
+      <w:pPr>
+        <w:pStyle w:val="ListParagraph"/>
+        <w:ind w:left="1080"/>
+        <w:rPr>
+          <w:rFonts w:ascii="Arial" w:hAnsi="Arial" w:cs="Arial"/>
+        </w:rPr>
+      </w:pPr>
+    </w:p>
+    <w:p>
+      <w:pPr>
+        <w:pStyle w:val="ListParagraph"/>
+        <w:ind w:left="1080"/>
+        <w:rPr>
+          <w:rFonts w:ascii="Arial" w:hAnsi="Arial" w:cs="Arial"/>
+        </w:rPr>
+      </w:pPr>
+    </w:p>
+    <w:p>
+      <w:pPr>
+        <w:pStyle w:val="ListParagraph"/>
         <w:numPr>
           <w:ilvl w:val="0"/>
           <w:numId w:val="8"/>
@@ -875,12 +789,18 @@
       <w:r>
         <w:rPr>
           <w:rFonts w:ascii="Arial" w:hAnsi="Arial" w:cs="Arial"/>
+        </w:rPr>
+        <w:t xml:space="preserve">             </w:t>
+      </w:r>
+      <w:r>
+        <w:rPr>
+          <w:rFonts w:ascii="Arial" w:hAnsi="Arial" w:cs="Arial"/>
           <w:noProof/>
         </w:rPr>
         <w:drawing>
-          <wp:inline distT="0" distB="0" distL="0" distR="0" wp14:anchorId="4FF4E335" wp14:editId="00BD48C4">
-            <wp:extent cx="3375660" cy="2205062"/>
-            <wp:effectExtent l="0" t="0" r="0" b="5080"/>
+          <wp:inline distT="0" distB="0" distL="0" distR="0" wp14:anchorId="4FF4E335" wp14:editId="54B06188">
+            <wp:extent cx="3064186" cy="2001600"/>
+            <wp:effectExtent l="0" t="0" r="3175" b="0"/>
             <wp:docPr id="1628577398" name="Picture 1"/>
             <wp:cNvGraphicFramePr>
               <a:graphicFrameLocks xmlns:a="http://schemas.openxmlformats.org/drawingml/2006/main" noChangeAspect="1"/>
@@ -893,7 +813,13 @@
                     <pic:cNvPicPr/>
                   </pic:nvPicPr>
                   <pic:blipFill>
-                    <a:blip r:embed="rId7"/>
+                    <a:blip r:embed="rId7" cstate="screen">
+                      <a:extLst>
+                        <a:ext uri="{28A0092B-C50C-407E-A947-70E740481C1C}">
+                          <a14:useLocalDpi xmlns:a14="http://schemas.microsoft.com/office/drawing/2010/main"/>
+                        </a:ext>
+                      </a:extLst>
+                    </a:blip>
                     <a:stretch>
                       <a:fillRect/>
                     </a:stretch>
@@ -901,7 +827,7 @@
                   <pic:spPr>
                     <a:xfrm>
                       <a:off x="0" y="0"/>
-                      <a:ext cx="3383642" cy="2210276"/>
+                      <a:ext cx="3064186" cy="2001600"/>
                     </a:xfrm>
                     <a:prstGeom prst="rect">
                       <a:avLst/>
@@ -917,6 +843,15 @@
     <w:p>
       <w:pPr>
         <w:pStyle w:val="ListParagraph"/>
+        <w:ind w:left="1080"/>
+        <w:rPr>
+          <w:rFonts w:ascii="Arial" w:hAnsi="Arial" w:cs="Arial"/>
+        </w:rPr>
+      </w:pPr>
+    </w:p>
+    <w:p>
+      <w:pPr>
+        <w:pStyle w:val="ListParagraph"/>
         <w:numPr>
           <w:ilvl w:val="0"/>
           <w:numId w:val="8"/>
@@ -925,6 +860,12 @@
           <w:rFonts w:ascii="Arial" w:hAnsi="Arial" w:cs="Arial"/>
         </w:rPr>
       </w:pPr>
+      <w:r>
+        <w:rPr>
+          <w:rFonts w:ascii="Arial" w:hAnsi="Arial" w:cs="Arial"/>
+        </w:rPr>
+        <w:t xml:space="preserve">                  </w:t>
+      </w:r>
       <w:r>
         <w:rPr>
           <w:rFonts w:ascii="Arial" w:eastAsiaTheme="minorEastAsia" w:hAnsi="Arial" w:cs="Arial"/>
@@ -932,9 +873,9 @@
           <w:lang w:val="en-US"/>
         </w:rPr>
         <w:drawing>
-          <wp:inline distT="0" distB="0" distL="0" distR="0" wp14:anchorId="7AC0F44E" wp14:editId="0DF24A81">
-            <wp:extent cx="3429000" cy="2715923"/>
-            <wp:effectExtent l="0" t="0" r="0" b="8255"/>
+          <wp:inline distT="0" distB="0" distL="0" distR="0" wp14:anchorId="7AC0F44E" wp14:editId="5C9C8CD9">
+            <wp:extent cx="2527128" cy="2001600"/>
+            <wp:effectExtent l="0" t="0" r="6985" b="0"/>
             <wp:docPr id="1541380841" name="Picture 1"/>
             <wp:cNvGraphicFramePr>
               <a:graphicFrameLocks xmlns:a="http://schemas.openxmlformats.org/drawingml/2006/main" noChangeAspect="1"/>
@@ -947,7 +888,13 @@
                     <pic:cNvPicPr/>
                   </pic:nvPicPr>
                   <pic:blipFill>
-                    <a:blip r:embed="rId8"/>
+                    <a:blip r:embed="rId8" cstate="screen">
+                      <a:extLst>
+                        <a:ext uri="{28A0092B-C50C-407E-A947-70E740481C1C}">
+                          <a14:useLocalDpi xmlns:a14="http://schemas.microsoft.com/office/drawing/2010/main"/>
+                        </a:ext>
+                      </a:extLst>
+                    </a:blip>
                     <a:stretch>
                       <a:fillRect/>
                     </a:stretch>
@@ -955,7 +902,7 @@
                   <pic:spPr>
                     <a:xfrm>
                       <a:off x="0" y="0"/>
-                      <a:ext cx="3445625" cy="2729091"/>
+                      <a:ext cx="2527128" cy="2001600"/>
                     </a:xfrm>
                     <a:prstGeom prst="rect">
                       <a:avLst/>
@@ -971,6 +918,31 @@
     <w:p>
       <w:pPr>
         <w:pStyle w:val="ListParagraph"/>
+        <w:rPr>
+          <w:rFonts w:ascii="Arial" w:hAnsi="Arial" w:cs="Arial"/>
+        </w:rPr>
+      </w:pPr>
+    </w:p>
+    <w:p>
+      <w:pPr>
+        <w:pStyle w:val="ListParagraph"/>
+        <w:rPr>
+          <w:rFonts w:ascii="Arial" w:hAnsi="Arial" w:cs="Arial"/>
+        </w:rPr>
+      </w:pPr>
+    </w:p>
+    <w:p>
+      <w:pPr>
+        <w:pStyle w:val="ListParagraph"/>
+        <w:ind w:left="1080"/>
+        <w:rPr>
+          <w:rFonts w:ascii="Arial" w:hAnsi="Arial" w:cs="Arial"/>
+        </w:rPr>
+      </w:pPr>
+    </w:p>
+    <w:p>
+      <w:pPr>
+        <w:pStyle w:val="ListParagraph"/>
         <w:numPr>
           <w:ilvl w:val="0"/>
           <w:numId w:val="8"/>
@@ -979,16 +951,22 @@
           <w:rFonts w:ascii="Arial" w:hAnsi="Arial" w:cs="Arial"/>
         </w:rPr>
       </w:pPr>
+      <w:r>
+        <w:rPr>
+          <w:rFonts w:ascii="Arial" w:hAnsi="Arial" w:cs="Arial"/>
+        </w:rPr>
+        <w:lastRenderedPageBreak/>
+        <w:t xml:space="preserve">                </w:t>
+      </w:r>
       <w:r>
         <w:rPr>
           <w:rFonts w:ascii="Arial" w:eastAsiaTheme="minorEastAsia" w:hAnsi="Arial" w:cs="Arial"/>
           <w:noProof/>
           <w:lang w:val="en-US"/>
         </w:rPr>
-        <w:lastRenderedPageBreak/>
         <w:drawing>
-          <wp:inline distT="0" distB="0" distL="0" distR="0" wp14:anchorId="0E40F1E3" wp14:editId="6C8C440A">
-            <wp:extent cx="3695700" cy="2637271"/>
+          <wp:inline distT="0" distB="0" distL="0" distR="0" wp14:anchorId="0E40F1E3" wp14:editId="686E88B2">
+            <wp:extent cx="2804912" cy="2001600"/>
             <wp:effectExtent l="0" t="0" r="0" b="0"/>
             <wp:docPr id="885922452" name="Picture 1"/>
             <wp:cNvGraphicFramePr>
@@ -1002,7 +980,13 @@
                     <pic:cNvPicPr/>
                   </pic:nvPicPr>
                   <pic:blipFill>
-                    <a:blip r:embed="rId9"/>
+                    <a:blip r:embed="rId9" cstate="screen">
+                      <a:extLst>
+                        <a:ext uri="{28A0092B-C50C-407E-A947-70E740481C1C}">
+                          <a14:useLocalDpi xmlns:a14="http://schemas.microsoft.com/office/drawing/2010/main"/>
+                        </a:ext>
+                      </a:extLst>
+                    </a:blip>
                     <a:stretch>
                       <a:fillRect/>
                     </a:stretch>
@@ -1010,7 +994,7 @@
                   <pic:spPr>
                     <a:xfrm>
                       <a:off x="0" y="0"/>
-                      <a:ext cx="3695700" cy="2637271"/>
+                      <a:ext cx="2804912" cy="2001600"/>
                     </a:xfrm>
                     <a:prstGeom prst="rect">
                       <a:avLst/>
@@ -1041,14 +1025,29 @@
         </w:numPr>
         <w:rPr>
           <w:rFonts w:ascii="Arial" w:hAnsi="Arial" w:cs="Arial"/>
-        </w:rPr>
-      </w:pPr>
-      <w:r>
-        <w:rPr>
-          <w:rFonts w:ascii="Arial" w:hAnsi="Arial" w:cs="Arial"/>
-          <w:lang w:val="sv-SE"/>
-        </w:rPr>
-        <w:t xml:space="preserve">Titik A(x,y) ditransformasikan oleh matriks </w:t>
+          <w:lang w:val="sv-SE"/>
+        </w:rPr>
+      </w:pPr>
+      <w:r>
+        <w:rPr>
+          <w:rFonts w:ascii="Arial" w:hAnsi="Arial" w:cs="Arial"/>
+          <w:lang w:val="sv-SE"/>
+        </w:rPr>
+        <w:t xml:space="preserve">Titik </w:t>
+      </w:r>
+      <w:r>
+        <w:rPr>
+          <w:rFonts w:ascii="Arial" w:hAnsi="Arial" w:cs="Arial"/>
+          <w:lang w:val="sv-SE"/>
+        </w:rPr>
+        <w:t>K</w:t>
+      </w:r>
+      <w:r>
+        <w:rPr>
+          <w:rFonts w:ascii="Arial" w:hAnsi="Arial" w:cs="Arial"/>
+          <w:lang w:val="sv-SE"/>
+        </w:rPr>
+        <w:t xml:space="preserve">(x,y) ditransformasikan oleh matriks </w:t>
       </w:r>
       <m:oMath>
         <m:d>
@@ -1134,49 +1133,60 @@
           <w:rFonts w:ascii="Arial" w:eastAsiaTheme="minorEastAsia" w:hAnsi="Arial" w:cs="Arial"/>
           <w:lang w:val="sv-SE"/>
         </w:rPr>
-        <w:t xml:space="preserve"> menghasilkan bayangan A’(-5,2). </w:t>
-      </w:r>
-      <w:proofErr w:type="spellStart"/>
+        <w:t xml:space="preserve"> menghasilkan bayangan </w:t>
+      </w:r>
       <w:r>
         <w:rPr>
           <w:rFonts w:ascii="Arial" w:eastAsiaTheme="minorEastAsia" w:hAnsi="Arial" w:cs="Arial"/>
-        </w:rPr>
-        <w:t>Koordinat</w:t>
-      </w:r>
-      <w:proofErr w:type="spellEnd"/>
+          <w:lang w:val="sv-SE"/>
+        </w:rPr>
+        <w:t>K</w:t>
+      </w:r>
       <w:r>
         <w:rPr>
           <w:rFonts w:ascii="Arial" w:eastAsiaTheme="minorEastAsia" w:hAnsi="Arial" w:cs="Arial"/>
-        </w:rPr>
-        <w:t xml:space="preserve"> </w:t>
-      </w:r>
-      <w:proofErr w:type="spellStart"/>
+          <w:lang w:val="sv-SE"/>
+        </w:rPr>
+        <w:t xml:space="preserve">’(-5,2). </w:t>
+      </w:r>
       <w:r>
         <w:rPr>
           <w:rFonts w:ascii="Arial" w:eastAsiaTheme="minorEastAsia" w:hAnsi="Arial" w:cs="Arial"/>
-        </w:rPr>
-        <w:t>titik</w:t>
-      </w:r>
-      <w:proofErr w:type="spellEnd"/>
+          <w:lang w:val="sv-SE"/>
+        </w:rPr>
+        <w:t xml:space="preserve">Koordinat titik </w:t>
+      </w:r>
       <w:r>
         <w:rPr>
           <w:rFonts w:ascii="Arial" w:eastAsiaTheme="minorEastAsia" w:hAnsi="Arial" w:cs="Arial"/>
-        </w:rPr>
-        <w:t xml:space="preserve"> A </w:t>
-      </w:r>
-      <w:proofErr w:type="spellStart"/>
+          <w:lang w:val="sv-SE"/>
+        </w:rPr>
+        <w:t>K</w:t>
+      </w:r>
       <w:r>
         <w:rPr>
           <w:rFonts w:ascii="Arial" w:eastAsiaTheme="minorEastAsia" w:hAnsi="Arial" w:cs="Arial"/>
-        </w:rPr>
-        <w:t>adalah</w:t>
-      </w:r>
-      <w:proofErr w:type="spellEnd"/>
+          <w:lang w:val="sv-SE"/>
+        </w:rPr>
+        <w:t xml:space="preserve"> adalah?</w:t>
+      </w:r>
+    </w:p>
+    <w:p>
+      <w:pPr>
+        <w:pStyle w:val="ListParagraph"/>
+        <w:numPr>
+          <w:ilvl w:val="0"/>
+          <w:numId w:val="9"/>
+        </w:numPr>
+        <w:rPr>
+          <w:rFonts w:ascii="Arial" w:hAnsi="Arial" w:cs="Arial"/>
+        </w:rPr>
+      </w:pPr>
       <w:r>
         <w:rPr>
           <w:rFonts w:ascii="Arial" w:eastAsiaTheme="minorEastAsia" w:hAnsi="Arial" w:cs="Arial"/>
         </w:rPr>
-        <w:t>?...</w:t>
+        <w:t>(5,-2)</w:t>
       </w:r>
     </w:p>
     <w:p>
@@ -1194,21 +1204,25 @@
         <w:rPr>
           <w:rFonts w:ascii="Arial" w:eastAsiaTheme="minorEastAsia" w:hAnsi="Arial" w:cs="Arial"/>
         </w:rPr>
-        <w:t>(</w:t>
-      </w:r>
-      <w:proofErr w:type="gramStart"/>
+        <w:t>(-5,2)</w:t>
+      </w:r>
+    </w:p>
+    <w:p>
+      <w:pPr>
+        <w:pStyle w:val="ListParagraph"/>
+        <w:numPr>
+          <w:ilvl w:val="0"/>
+          <w:numId w:val="9"/>
+        </w:numPr>
+        <w:rPr>
+          <w:rFonts w:ascii="Arial" w:hAnsi="Arial" w:cs="Arial"/>
+        </w:rPr>
+      </w:pPr>
       <w:r>
         <w:rPr>
           <w:rFonts w:ascii="Arial" w:eastAsiaTheme="minorEastAsia" w:hAnsi="Arial" w:cs="Arial"/>
         </w:rPr>
-        <w:t>5,-</w:t>
-      </w:r>
-      <w:proofErr w:type="gramEnd"/>
-      <w:r>
-        <w:rPr>
-          <w:rFonts w:ascii="Arial" w:eastAsiaTheme="minorEastAsia" w:hAnsi="Arial" w:cs="Arial"/>
-        </w:rPr>
-        <w:t>2)</w:t>
+        <w:t>(-2,-5)</w:t>
       </w:r>
     </w:p>
     <w:p>
@@ -1224,9 +1238,9 @@
       </w:pPr>
       <w:r>
         <w:rPr>
-          <w:rFonts w:ascii="Arial" w:eastAsiaTheme="minorEastAsia" w:hAnsi="Arial" w:cs="Arial"/>
-        </w:rPr>
-        <w:t>(-5,2)</w:t>
+          <w:rFonts w:ascii="Arial" w:hAnsi="Arial" w:cs="Arial"/>
+        </w:rPr>
+        <w:t>(-5,-2)</w:t>
       </w:r>
     </w:p>
     <w:p>
@@ -1242,70 +1256,6 @@
       </w:pPr>
       <w:r>
         <w:rPr>
-          <w:rFonts w:ascii="Arial" w:eastAsiaTheme="minorEastAsia" w:hAnsi="Arial" w:cs="Arial"/>
-        </w:rPr>
-        <w:t>(-</w:t>
-      </w:r>
-      <w:proofErr w:type="gramStart"/>
-      <w:r>
-        <w:rPr>
-          <w:rFonts w:ascii="Arial" w:eastAsiaTheme="minorEastAsia" w:hAnsi="Arial" w:cs="Arial"/>
-        </w:rPr>
-        <w:t>2,-</w:t>
-      </w:r>
-      <w:proofErr w:type="gramEnd"/>
-      <w:r>
-        <w:rPr>
-          <w:rFonts w:ascii="Arial" w:eastAsiaTheme="minorEastAsia" w:hAnsi="Arial" w:cs="Arial"/>
-        </w:rPr>
-        <w:t>5)</w:t>
-      </w:r>
-    </w:p>
-    <w:p>
-      <w:pPr>
-        <w:pStyle w:val="ListParagraph"/>
-        <w:numPr>
-          <w:ilvl w:val="0"/>
-          <w:numId w:val="9"/>
-        </w:numPr>
-        <w:rPr>
-          <w:rFonts w:ascii="Arial" w:hAnsi="Arial" w:cs="Arial"/>
-        </w:rPr>
-      </w:pPr>
-      <w:r>
-        <w:rPr>
-          <w:rFonts w:ascii="Arial" w:hAnsi="Arial" w:cs="Arial"/>
-        </w:rPr>
-        <w:t>(-</w:t>
-      </w:r>
-      <w:proofErr w:type="gramStart"/>
-      <w:r>
-        <w:rPr>
-          <w:rFonts w:ascii="Arial" w:hAnsi="Arial" w:cs="Arial"/>
-        </w:rPr>
-        <w:t>5,-</w:t>
-      </w:r>
-      <w:proofErr w:type="gramEnd"/>
-      <w:r>
-        <w:rPr>
-          <w:rFonts w:ascii="Arial" w:hAnsi="Arial" w:cs="Arial"/>
-        </w:rPr>
-        <w:t>2)</w:t>
-      </w:r>
-    </w:p>
-    <w:p>
-      <w:pPr>
-        <w:pStyle w:val="ListParagraph"/>
-        <w:numPr>
-          <w:ilvl w:val="0"/>
-          <w:numId w:val="9"/>
-        </w:numPr>
-        <w:rPr>
-          <w:rFonts w:ascii="Arial" w:hAnsi="Arial" w:cs="Arial"/>
-        </w:rPr>
-      </w:pPr>
-      <w:r>
-        <w:rPr>
           <w:rFonts w:ascii="Arial" w:hAnsi="Arial" w:cs="Arial"/>
         </w:rPr>
         <w:t>(-2,5)</w:t>
@@ -1337,7 +1287,21 @@
           <w:rFonts w:ascii="Arial" w:hAnsi="Arial" w:cs="Arial"/>
           <w:lang w:val="sv-SE"/>
         </w:rPr>
-        <w:t>Banyangan titik A(8,9) di translasikan oleh T(-2,1) adalah?</w:t>
+        <w:t xml:space="preserve">Banyangan titik </w:t>
+      </w:r>
+      <w:r>
+        <w:rPr>
+          <w:rFonts w:ascii="Arial" w:hAnsi="Arial" w:cs="Arial"/>
+          <w:lang w:val="sv-SE"/>
+        </w:rPr>
+        <w:t>P</w:t>
+      </w:r>
+      <w:r>
+        <w:rPr>
+          <w:rFonts w:ascii="Arial" w:hAnsi="Arial" w:cs="Arial"/>
+          <w:lang w:val="sv-SE"/>
+        </w:rPr>
+        <w:t>(8,9) di translasikan oleh T(-2,1) adalah?</w:t>
       </w:r>
     </w:p>
     <w:p>
@@ -1391,21 +1355,7 @@
         <w:rPr>
           <w:rFonts w:ascii="Arial" w:hAnsi="Arial" w:cs="Arial"/>
         </w:rPr>
-        <w:t>(</w:t>
-      </w:r>
-      <w:proofErr w:type="gramStart"/>
-      <w:r>
-        <w:rPr>
-          <w:rFonts w:ascii="Arial" w:hAnsi="Arial" w:cs="Arial"/>
-        </w:rPr>
-        <w:t>6,-</w:t>
-      </w:r>
-      <w:proofErr w:type="gramEnd"/>
-      <w:r>
-        <w:rPr>
-          <w:rFonts w:ascii="Arial" w:hAnsi="Arial" w:cs="Arial"/>
-        </w:rPr>
-        <w:t>10)</w:t>
+        <w:t>(6,-10)</w:t>
       </w:r>
     </w:p>
     <w:p>
@@ -1423,21 +1373,7 @@
         <w:rPr>
           <w:rFonts w:ascii="Arial" w:hAnsi="Arial" w:cs="Arial"/>
         </w:rPr>
-        <w:t>(-</w:t>
-      </w:r>
-      <w:proofErr w:type="gramStart"/>
-      <w:r>
-        <w:rPr>
-          <w:rFonts w:ascii="Arial" w:hAnsi="Arial" w:cs="Arial"/>
-        </w:rPr>
-        <w:t>6,-</w:t>
-      </w:r>
-      <w:proofErr w:type="gramEnd"/>
-      <w:r>
-        <w:rPr>
-          <w:rFonts w:ascii="Arial" w:hAnsi="Arial" w:cs="Arial"/>
-        </w:rPr>
-        <w:t>10)</w:t>
+        <w:t>(-6,-10)</w:t>
       </w:r>
     </w:p>
     <w:p>
@@ -1484,7 +1420,14 @@
           <w:rFonts w:ascii="Arial" w:hAnsi="Arial" w:cs="Arial"/>
           <w:lang w:val="sv-SE"/>
         </w:rPr>
-        <w:t>Persamaan bayangan garis y = 8x + 5 setelah direfleksikan terhadap sumbu-X adalah...</w:t>
+        <w:t>Persamaan bayangan garis y = 8x + 5 setelah direfleksikan terhadap sumbu-X adalah</w:t>
+      </w:r>
+      <w:r>
+        <w:rPr>
+          <w:rFonts w:ascii="Arial" w:hAnsi="Arial" w:cs="Arial"/>
+          <w:lang w:val="sv-SE"/>
+        </w:rPr>
+        <w:t>?</w:t>
       </w:r>
     </w:p>
     <w:p>
@@ -1608,63 +1551,13 @@
         <w:rPr>
           <w:rFonts w:ascii="Arial" w:hAnsi="Arial" w:cs="Arial"/>
         </w:rPr>
-        <w:t xml:space="preserve">Luas </w:t>
-      </w:r>
-      <w:proofErr w:type="spellStart"/>
-      <w:r>
-        <w:rPr>
-          <w:rFonts w:ascii="Arial" w:hAnsi="Arial" w:cs="Arial"/>
-        </w:rPr>
-        <w:t>bayangan</w:t>
-      </w:r>
-      <w:proofErr w:type="spellEnd"/>
-      <w:r>
-        <w:rPr>
-          <w:rFonts w:ascii="Arial" w:hAnsi="Arial" w:cs="Arial"/>
-        </w:rPr>
-        <w:t xml:space="preserve"> </w:t>
-      </w:r>
-      <w:proofErr w:type="spellStart"/>
-      <w:r>
-        <w:rPr>
-          <w:rFonts w:ascii="Arial" w:hAnsi="Arial" w:cs="Arial"/>
-        </w:rPr>
-        <w:t>segitiga</w:t>
-      </w:r>
-      <w:proofErr w:type="spellEnd"/>
-      <w:r>
-        <w:rPr>
-          <w:rFonts w:ascii="Arial" w:hAnsi="Arial" w:cs="Arial"/>
-        </w:rPr>
-        <w:t xml:space="preserve"> </w:t>
-      </w:r>
-      <w:proofErr w:type="spellStart"/>
-      <w:r>
-        <w:rPr>
-          <w:rFonts w:ascii="Arial" w:hAnsi="Arial" w:cs="Arial"/>
-        </w:rPr>
-        <w:t>tersebut</w:t>
-      </w:r>
-      <w:proofErr w:type="spellEnd"/>
-      <w:r>
-        <w:rPr>
-          <w:rFonts w:ascii="Arial" w:hAnsi="Arial" w:cs="Arial"/>
-        </w:rPr>
-        <w:t xml:space="preserve"> </w:t>
-      </w:r>
-      <w:proofErr w:type="spellStart"/>
-      <w:r>
-        <w:rPr>
-          <w:rFonts w:ascii="Arial" w:hAnsi="Arial" w:cs="Arial"/>
-        </w:rPr>
-        <w:t>adalah</w:t>
-      </w:r>
-      <w:proofErr w:type="spellEnd"/>
-      <w:r>
-        <w:rPr>
-          <w:rFonts w:ascii="Arial" w:hAnsi="Arial" w:cs="Arial"/>
-        </w:rPr>
-        <w:t>...</w:t>
+        <w:t>Luas bayangan segitiga tersebut adalah</w:t>
+      </w:r>
+      <w:r>
+        <w:rPr>
+          <w:rFonts w:ascii="Arial" w:hAnsi="Arial" w:cs="Arial"/>
+        </w:rPr>
+        <w:t>?</w:t>
       </w:r>
     </w:p>
     <w:p>
@@ -1682,16 +1575,8 @@
         <w:rPr>
           <w:rFonts w:ascii="Arial" w:hAnsi="Arial" w:cs="Arial"/>
         </w:rPr>
-        <w:t xml:space="preserve">30 </w:t>
-      </w:r>
-      <w:proofErr w:type="spellStart"/>
-      <w:r>
-        <w:rPr>
-          <w:rFonts w:ascii="Arial" w:hAnsi="Arial" w:cs="Arial"/>
-        </w:rPr>
-        <w:t>Satuan</w:t>
-      </w:r>
-      <w:proofErr w:type="spellEnd"/>
+        <w:t>30 Satuan</w:t>
+      </w:r>
     </w:p>
     <w:p>
       <w:pPr>
@@ -1708,16 +1593,8 @@
         <w:rPr>
           <w:rFonts w:ascii="Arial" w:hAnsi="Arial" w:cs="Arial"/>
         </w:rPr>
-        <w:t xml:space="preserve">36 </w:t>
-      </w:r>
-      <w:proofErr w:type="spellStart"/>
-      <w:r>
-        <w:rPr>
-          <w:rFonts w:ascii="Arial" w:hAnsi="Arial" w:cs="Arial"/>
-        </w:rPr>
-        <w:t>Satuan</w:t>
-      </w:r>
-      <w:proofErr w:type="spellEnd"/>
+        <w:t>36 Satuan</w:t>
+      </w:r>
     </w:p>
     <w:p>
       <w:pPr>
@@ -1734,16 +1611,8 @@
         <w:rPr>
           <w:rFonts w:ascii="Arial" w:hAnsi="Arial" w:cs="Arial"/>
         </w:rPr>
-        <w:t xml:space="preserve">38 </w:t>
-      </w:r>
-      <w:proofErr w:type="spellStart"/>
-      <w:r>
-        <w:rPr>
-          <w:rFonts w:ascii="Arial" w:hAnsi="Arial" w:cs="Arial"/>
-        </w:rPr>
-        <w:t>Satuan</w:t>
-      </w:r>
-      <w:proofErr w:type="spellEnd"/>
+        <w:t>38 Satuan</w:t>
+      </w:r>
     </w:p>
     <w:p>
       <w:pPr>
@@ -1760,71 +1629,62 @@
         <w:rPr>
           <w:rFonts w:ascii="Arial" w:hAnsi="Arial" w:cs="Arial"/>
         </w:rPr>
+        <w:t>40 Satuan</w:t>
+      </w:r>
+    </w:p>
+    <w:p>
+      <w:pPr>
+        <w:pStyle w:val="ListParagraph"/>
+        <w:numPr>
+          <w:ilvl w:val="0"/>
+          <w:numId w:val="12"/>
+        </w:numPr>
+        <w:rPr>
+          <w:rFonts w:ascii="Arial" w:hAnsi="Arial" w:cs="Arial"/>
+        </w:rPr>
+      </w:pPr>
+      <w:r>
+        <w:rPr>
+          <w:rFonts w:ascii="Arial" w:hAnsi="Arial" w:cs="Arial"/>
+        </w:rPr>
+        <w:t>32 Satuan</w:t>
+      </w:r>
+    </w:p>
+    <w:p>
+      <w:pPr>
+        <w:pStyle w:val="ListParagraph"/>
+        <w:ind w:left="1080"/>
+        <w:rPr>
+          <w:rFonts w:ascii="Arial" w:hAnsi="Arial" w:cs="Arial"/>
+        </w:rPr>
+      </w:pPr>
+    </w:p>
+    <w:p>
+      <w:pPr>
+        <w:pStyle w:val="ListParagraph"/>
+        <w:numPr>
+          <w:ilvl w:val="0"/>
+          <w:numId w:val="1"/>
+        </w:numPr>
+        <w:rPr>
+          <w:rFonts w:ascii="Arial" w:hAnsi="Arial" w:cs="Arial"/>
+          <w:lang w:val="sv-SE"/>
+        </w:rPr>
+      </w:pPr>
+      <w:r>
+        <w:rPr>
+          <w:rFonts w:ascii="Arial" w:hAnsi="Arial" w:cs="Arial"/>
+          <w:lang w:val="sv-SE"/>
+        </w:rPr>
         <w:lastRenderedPageBreak/>
-        <w:t xml:space="preserve">40 </w:t>
-      </w:r>
-      <w:proofErr w:type="spellStart"/>
-      <w:r>
-        <w:rPr>
-          <w:rFonts w:ascii="Arial" w:hAnsi="Arial" w:cs="Arial"/>
-        </w:rPr>
-        <w:t>Satuan</w:t>
-      </w:r>
-      <w:proofErr w:type="spellEnd"/>
-    </w:p>
-    <w:p>
-      <w:pPr>
-        <w:pStyle w:val="ListParagraph"/>
-        <w:numPr>
-          <w:ilvl w:val="0"/>
-          <w:numId w:val="12"/>
-        </w:numPr>
-        <w:rPr>
-          <w:rFonts w:ascii="Arial" w:hAnsi="Arial" w:cs="Arial"/>
-        </w:rPr>
-      </w:pPr>
-      <w:r>
-        <w:rPr>
-          <w:rFonts w:ascii="Arial" w:hAnsi="Arial" w:cs="Arial"/>
-        </w:rPr>
-        <w:t xml:space="preserve">32 </w:t>
-      </w:r>
-      <w:proofErr w:type="spellStart"/>
-      <w:r>
-        <w:rPr>
-          <w:rFonts w:ascii="Arial" w:hAnsi="Arial" w:cs="Arial"/>
-        </w:rPr>
-        <w:t>Satuan</w:t>
-      </w:r>
-      <w:proofErr w:type="spellEnd"/>
-    </w:p>
-    <w:p>
-      <w:pPr>
-        <w:pStyle w:val="ListParagraph"/>
-        <w:ind w:left="1080"/>
-        <w:rPr>
-          <w:rFonts w:ascii="Arial" w:hAnsi="Arial" w:cs="Arial"/>
-        </w:rPr>
-      </w:pPr>
-    </w:p>
-    <w:p>
-      <w:pPr>
-        <w:pStyle w:val="ListParagraph"/>
-        <w:numPr>
-          <w:ilvl w:val="0"/>
-          <w:numId w:val="1"/>
-        </w:numPr>
-        <w:rPr>
-          <w:rFonts w:ascii="Arial" w:hAnsi="Arial" w:cs="Arial"/>
-          <w:lang w:val="sv-SE"/>
-        </w:rPr>
-      </w:pPr>
-      <w:r>
-        <w:rPr>
-          <w:rFonts w:ascii="Arial" w:hAnsi="Arial" w:cs="Arial"/>
-          <w:lang w:val="sv-SE"/>
-        </w:rPr>
-        <w:t>Bayangan garis 4x - 5y + 10 = 0 oleh transformasi yang bersesuaian dengan matriks [[2, 1], [1, 1]] dilanjutkan dengan pencerminan terhadap sumbu-Y adalah...</w:t>
+        <w:t>Bayangan garis 4x - 5y + 10 = 0 oleh transformasi yang bersesuaian dengan matriks [[2, 1], [1, 1]] dilanjutkan dengan pencerminan terhadap sumbu-Y adalah</w:t>
+      </w:r>
+      <w:r>
+        <w:rPr>
+          <w:rFonts w:ascii="Arial" w:hAnsi="Arial" w:cs="Arial"/>
+          <w:lang w:val="sv-SE"/>
+        </w:rPr>
+        <w:t>?</w:t>
       </w:r>
     </w:p>
     <w:p>
@@ -2019,6 +1879,95 @@
     </w:lvl>
   </w:abstractNum>
   <w:abstractNum w:abstractNumId="1" w15:restartNumberingAfterBreak="0">
+    <w:nsid w:val="2DA5416A"/>
+    <w:multiLevelType w:val="hybridMultilevel"/>
+    <w:tmpl w:val="6C687232"/>
+    <w:lvl w:ilvl="0" w:tplc="CEBC9C16">
+      <w:start w:val="1"/>
+      <w:numFmt w:val="lowerLetter"/>
+      <w:lvlText w:val="%1."/>
+      <w:lvlJc w:val="left"/>
+      <w:pPr>
+        <w:ind w:left="1080" w:hanging="360"/>
+      </w:pPr>
+      <w:rPr>
+        <w:rFonts w:hint="default"/>
+      </w:rPr>
+    </w:lvl>
+    <w:lvl w:ilvl="1" w:tplc="38090019" w:tentative="1">
+      <w:start w:val="1"/>
+      <w:numFmt w:val="lowerLetter"/>
+      <w:lvlText w:val="%2."/>
+      <w:lvlJc w:val="left"/>
+      <w:pPr>
+        <w:ind w:left="1800" w:hanging="360"/>
+      </w:pPr>
+    </w:lvl>
+    <w:lvl w:ilvl="2" w:tplc="3809001B" w:tentative="1">
+      <w:start w:val="1"/>
+      <w:numFmt w:val="lowerRoman"/>
+      <w:lvlText w:val="%3."/>
+      <w:lvlJc w:val="right"/>
+      <w:pPr>
+        <w:ind w:left="2520" w:hanging="180"/>
+      </w:pPr>
+    </w:lvl>
+    <w:lvl w:ilvl="3" w:tplc="3809000F" w:tentative="1">
+      <w:start w:val="1"/>
+      <w:numFmt w:val="decimal"/>
+      <w:lvlText w:val="%4."/>
+      <w:lvlJc w:val="left"/>
+      <w:pPr>
+        <w:ind w:left="3240" w:hanging="360"/>
+      </w:pPr>
+    </w:lvl>
+    <w:lvl w:ilvl="4" w:tplc="38090019" w:tentative="1">
+      <w:start w:val="1"/>
+      <w:numFmt w:val="lowerLetter"/>
+      <w:lvlText w:val="%5."/>
+      <w:lvlJc w:val="left"/>
+      <w:pPr>
+        <w:ind w:left="3960" w:hanging="360"/>
+      </w:pPr>
+    </w:lvl>
+    <w:lvl w:ilvl="5" w:tplc="3809001B" w:tentative="1">
+      <w:start w:val="1"/>
+      <w:numFmt w:val="lowerRoman"/>
+      <w:lvlText w:val="%6."/>
+      <w:lvlJc w:val="right"/>
+      <w:pPr>
+        <w:ind w:left="4680" w:hanging="180"/>
+      </w:pPr>
+    </w:lvl>
+    <w:lvl w:ilvl="6" w:tplc="3809000F" w:tentative="1">
+      <w:start w:val="1"/>
+      <w:numFmt w:val="decimal"/>
+      <w:lvlText w:val="%7."/>
+      <w:lvlJc w:val="left"/>
+      <w:pPr>
+        <w:ind w:left="5400" w:hanging="360"/>
+      </w:pPr>
+    </w:lvl>
+    <w:lvl w:ilvl="7" w:tplc="38090019" w:tentative="1">
+      <w:start w:val="1"/>
+      <w:numFmt w:val="lowerLetter"/>
+      <w:lvlText w:val="%8."/>
+      <w:lvlJc w:val="left"/>
+      <w:pPr>
+        <w:ind w:left="6120" w:hanging="360"/>
+      </w:pPr>
+    </w:lvl>
+    <w:lvl w:ilvl="8" w:tplc="3809001B" w:tentative="1">
+      <w:start w:val="1"/>
+      <w:numFmt w:val="lowerRoman"/>
+      <w:lvlText w:val="%9."/>
+      <w:lvlJc w:val="right"/>
+      <w:pPr>
+        <w:ind w:left="6840" w:hanging="180"/>
+      </w:pPr>
+    </w:lvl>
+  </w:abstractNum>
+  <w:abstractNum w:abstractNumId="2" w15:restartNumberingAfterBreak="0">
     <w:nsid w:val="37ED494A"/>
     <w:multiLevelType w:val="hybridMultilevel"/>
     <w:tmpl w:val="57469FD2"/>
@@ -2107,7 +2056,7 @@
       </w:pPr>
     </w:lvl>
   </w:abstractNum>
-  <w:abstractNum w:abstractNumId="2" w15:restartNumberingAfterBreak="0">
+  <w:abstractNum w:abstractNumId="3" w15:restartNumberingAfterBreak="0">
     <w:nsid w:val="3D82756A"/>
     <w:multiLevelType w:val="hybridMultilevel"/>
     <w:tmpl w:val="E52C66C6"/>
@@ -2196,7 +2145,7 @@
       </w:pPr>
     </w:lvl>
   </w:abstractNum>
-  <w:abstractNum w:abstractNumId="3" w15:restartNumberingAfterBreak="0">
+  <w:abstractNum w:abstractNumId="4" w15:restartNumberingAfterBreak="0">
     <w:nsid w:val="40E8445B"/>
     <w:multiLevelType w:val="hybridMultilevel"/>
     <w:tmpl w:val="B6241188"/>
@@ -2285,7 +2234,7 @@
       </w:pPr>
     </w:lvl>
   </w:abstractNum>
-  <w:abstractNum w:abstractNumId="4" w15:restartNumberingAfterBreak="0">
+  <w:abstractNum w:abstractNumId="5" w15:restartNumberingAfterBreak="0">
     <w:nsid w:val="436D66DB"/>
     <w:multiLevelType w:val="hybridMultilevel"/>
     <w:tmpl w:val="9BCA2C62"/>
@@ -2374,7 +2323,7 @@
       </w:pPr>
     </w:lvl>
   </w:abstractNum>
-  <w:abstractNum w:abstractNumId="5" w15:restartNumberingAfterBreak="0">
+  <w:abstractNum w:abstractNumId="6" w15:restartNumberingAfterBreak="0">
     <w:nsid w:val="4AA5506A"/>
     <w:multiLevelType w:val="hybridMultilevel"/>
     <w:tmpl w:val="73A850CC"/>
@@ -2463,7 +2412,7 @@
       </w:pPr>
     </w:lvl>
   </w:abstractNum>
-  <w:abstractNum w:abstractNumId="6" w15:restartNumberingAfterBreak="0">
+  <w:abstractNum w:abstractNumId="7" w15:restartNumberingAfterBreak="0">
     <w:nsid w:val="56955DFA"/>
     <w:multiLevelType w:val="hybridMultilevel"/>
     <w:tmpl w:val="6D62AF28"/>
@@ -2552,7 +2501,7 @@
       </w:pPr>
     </w:lvl>
   </w:abstractNum>
-  <w:abstractNum w:abstractNumId="7" w15:restartNumberingAfterBreak="0">
+  <w:abstractNum w:abstractNumId="8" w15:restartNumberingAfterBreak="0">
     <w:nsid w:val="5B84115C"/>
     <w:multiLevelType w:val="hybridMultilevel"/>
     <w:tmpl w:val="CD688890"/>
@@ -2641,7 +2590,7 @@
       </w:pPr>
     </w:lvl>
   </w:abstractNum>
-  <w:abstractNum w:abstractNumId="8" w15:restartNumberingAfterBreak="0">
+  <w:abstractNum w:abstractNumId="9" w15:restartNumberingAfterBreak="0">
     <w:nsid w:val="5DF433E4"/>
     <w:multiLevelType w:val="hybridMultilevel"/>
     <w:tmpl w:val="F070C160"/>
@@ -2730,7 +2679,7 @@
       </w:pPr>
     </w:lvl>
   </w:abstractNum>
-  <w:abstractNum w:abstractNumId="9" w15:restartNumberingAfterBreak="0">
+  <w:abstractNum w:abstractNumId="10" w15:restartNumberingAfterBreak="0">
     <w:nsid w:val="5EB5196C"/>
     <w:multiLevelType w:val="hybridMultilevel"/>
     <w:tmpl w:val="FDE83AE0"/>
@@ -2819,7 +2768,7 @@
       </w:pPr>
     </w:lvl>
   </w:abstractNum>
-  <w:abstractNum w:abstractNumId="10" w15:restartNumberingAfterBreak="0">
+  <w:abstractNum w:abstractNumId="11" w15:restartNumberingAfterBreak="0">
     <w:nsid w:val="71AB094D"/>
     <w:multiLevelType w:val="hybridMultilevel"/>
     <w:tmpl w:val="9326855C"/>
@@ -2908,7 +2857,185 @@
       </w:pPr>
     </w:lvl>
   </w:abstractNum>
-  <w:abstractNum w:abstractNumId="11" w15:restartNumberingAfterBreak="0">
+  <w:abstractNum w:abstractNumId="12" w15:restartNumberingAfterBreak="0">
+    <w:nsid w:val="725F6CD4"/>
+    <w:multiLevelType w:val="hybridMultilevel"/>
+    <w:tmpl w:val="A4CCBC5E"/>
+    <w:lvl w:ilvl="0" w:tplc="79287A70">
+      <w:start w:val="1"/>
+      <w:numFmt w:val="lowerLetter"/>
+      <w:lvlText w:val="%1."/>
+      <w:lvlJc w:val="left"/>
+      <w:pPr>
+        <w:ind w:left="1080" w:hanging="360"/>
+      </w:pPr>
+      <w:rPr>
+        <w:rFonts w:hint="default"/>
+      </w:rPr>
+    </w:lvl>
+    <w:lvl w:ilvl="1" w:tplc="38090019" w:tentative="1">
+      <w:start w:val="1"/>
+      <w:numFmt w:val="lowerLetter"/>
+      <w:lvlText w:val="%2."/>
+      <w:lvlJc w:val="left"/>
+      <w:pPr>
+        <w:ind w:left="1800" w:hanging="360"/>
+      </w:pPr>
+    </w:lvl>
+    <w:lvl w:ilvl="2" w:tplc="3809001B" w:tentative="1">
+      <w:start w:val="1"/>
+      <w:numFmt w:val="lowerRoman"/>
+      <w:lvlText w:val="%3."/>
+      <w:lvlJc w:val="right"/>
+      <w:pPr>
+        <w:ind w:left="2520" w:hanging="180"/>
+      </w:pPr>
+    </w:lvl>
+    <w:lvl w:ilvl="3" w:tplc="3809000F" w:tentative="1">
+      <w:start w:val="1"/>
+      <w:numFmt w:val="decimal"/>
+      <w:lvlText w:val="%4."/>
+      <w:lvlJc w:val="left"/>
+      <w:pPr>
+        <w:ind w:left="3240" w:hanging="360"/>
+      </w:pPr>
+    </w:lvl>
+    <w:lvl w:ilvl="4" w:tplc="38090019" w:tentative="1">
+      <w:start w:val="1"/>
+      <w:numFmt w:val="lowerLetter"/>
+      <w:lvlText w:val="%5."/>
+      <w:lvlJc w:val="left"/>
+      <w:pPr>
+        <w:ind w:left="3960" w:hanging="360"/>
+      </w:pPr>
+    </w:lvl>
+    <w:lvl w:ilvl="5" w:tplc="3809001B" w:tentative="1">
+      <w:start w:val="1"/>
+      <w:numFmt w:val="lowerRoman"/>
+      <w:lvlText w:val="%6."/>
+      <w:lvlJc w:val="right"/>
+      <w:pPr>
+        <w:ind w:left="4680" w:hanging="180"/>
+      </w:pPr>
+    </w:lvl>
+    <w:lvl w:ilvl="6" w:tplc="3809000F" w:tentative="1">
+      <w:start w:val="1"/>
+      <w:numFmt w:val="decimal"/>
+      <w:lvlText w:val="%7."/>
+      <w:lvlJc w:val="left"/>
+      <w:pPr>
+        <w:ind w:left="5400" w:hanging="360"/>
+      </w:pPr>
+    </w:lvl>
+    <w:lvl w:ilvl="7" w:tplc="38090019" w:tentative="1">
+      <w:start w:val="1"/>
+      <w:numFmt w:val="lowerLetter"/>
+      <w:lvlText w:val="%8."/>
+      <w:lvlJc w:val="left"/>
+      <w:pPr>
+        <w:ind w:left="6120" w:hanging="360"/>
+      </w:pPr>
+    </w:lvl>
+    <w:lvl w:ilvl="8" w:tplc="3809001B" w:tentative="1">
+      <w:start w:val="1"/>
+      <w:numFmt w:val="lowerRoman"/>
+      <w:lvlText w:val="%9."/>
+      <w:lvlJc w:val="right"/>
+      <w:pPr>
+        <w:ind w:left="6840" w:hanging="180"/>
+      </w:pPr>
+    </w:lvl>
+  </w:abstractNum>
+  <w:abstractNum w:abstractNumId="13" w15:restartNumberingAfterBreak="0">
+    <w:nsid w:val="754F258A"/>
+    <w:multiLevelType w:val="hybridMultilevel"/>
+    <w:tmpl w:val="AAB2F170"/>
+    <w:lvl w:ilvl="0" w:tplc="B4024FA4">
+      <w:start w:val="1"/>
+      <w:numFmt w:val="lowerLetter"/>
+      <w:lvlText w:val="%1."/>
+      <w:lvlJc w:val="left"/>
+      <w:pPr>
+        <w:ind w:left="1080" w:hanging="360"/>
+      </w:pPr>
+      <w:rPr>
+        <w:rFonts w:hint="default"/>
+      </w:rPr>
+    </w:lvl>
+    <w:lvl w:ilvl="1" w:tplc="38090019" w:tentative="1">
+      <w:start w:val="1"/>
+      <w:numFmt w:val="lowerLetter"/>
+      <w:lvlText w:val="%2."/>
+      <w:lvlJc w:val="left"/>
+      <w:pPr>
+        <w:ind w:left="1800" w:hanging="360"/>
+      </w:pPr>
+    </w:lvl>
+    <w:lvl w:ilvl="2" w:tplc="3809001B" w:tentative="1">
+      <w:start w:val="1"/>
+      <w:numFmt w:val="lowerRoman"/>
+      <w:lvlText w:val="%3."/>
+      <w:lvlJc w:val="right"/>
+      <w:pPr>
+        <w:ind w:left="2520" w:hanging="180"/>
+      </w:pPr>
+    </w:lvl>
+    <w:lvl w:ilvl="3" w:tplc="3809000F" w:tentative="1">
+      <w:start w:val="1"/>
+      <w:numFmt w:val="decimal"/>
+      <w:lvlText w:val="%4."/>
+      <w:lvlJc w:val="left"/>
+      <w:pPr>
+        <w:ind w:left="3240" w:hanging="360"/>
+      </w:pPr>
+    </w:lvl>
+    <w:lvl w:ilvl="4" w:tplc="38090019" w:tentative="1">
+      <w:start w:val="1"/>
+      <w:numFmt w:val="lowerLetter"/>
+      <w:lvlText w:val="%5."/>
+      <w:lvlJc w:val="left"/>
+      <w:pPr>
+        <w:ind w:left="3960" w:hanging="360"/>
+      </w:pPr>
+    </w:lvl>
+    <w:lvl w:ilvl="5" w:tplc="3809001B" w:tentative="1">
+      <w:start w:val="1"/>
+      <w:numFmt w:val="lowerRoman"/>
+      <w:lvlText w:val="%6."/>
+      <w:lvlJc w:val="right"/>
+      <w:pPr>
+        <w:ind w:left="4680" w:hanging="180"/>
+      </w:pPr>
+    </w:lvl>
+    <w:lvl w:ilvl="6" w:tplc="3809000F" w:tentative="1">
+      <w:start w:val="1"/>
+      <w:numFmt w:val="decimal"/>
+      <w:lvlText w:val="%7."/>
+      <w:lvlJc w:val="left"/>
+      <w:pPr>
+        <w:ind w:left="5400" w:hanging="360"/>
+      </w:pPr>
+    </w:lvl>
+    <w:lvl w:ilvl="7" w:tplc="38090019" w:tentative="1">
+      <w:start w:val="1"/>
+      <w:numFmt w:val="lowerLetter"/>
+      <w:lvlText w:val="%8."/>
+      <w:lvlJc w:val="left"/>
+      <w:pPr>
+        <w:ind w:left="6120" w:hanging="360"/>
+      </w:pPr>
+    </w:lvl>
+    <w:lvl w:ilvl="8" w:tplc="3809001B" w:tentative="1">
+      <w:start w:val="1"/>
+      <w:numFmt w:val="lowerRoman"/>
+      <w:lvlText w:val="%9."/>
+      <w:lvlJc w:val="right"/>
+      <w:pPr>
+        <w:ind w:left="6840" w:hanging="180"/>
+      </w:pPr>
+    </w:lvl>
+  </w:abstractNum>
+  <w:abstractNum w:abstractNumId="14" w15:restartNumberingAfterBreak="0">
     <w:nsid w:val="7C2E3FC4"/>
     <w:multiLevelType w:val="hybridMultilevel"/>
     <w:tmpl w:val="9EACC842"/>
@@ -2997,7 +3124,7 @@
       </w:pPr>
     </w:lvl>
   </w:abstractNum>
-  <w:abstractNum w:abstractNumId="12" w15:restartNumberingAfterBreak="0">
+  <w:abstractNum w:abstractNumId="15" w15:restartNumberingAfterBreak="0">
     <w:nsid w:val="7C621068"/>
     <w:multiLevelType w:val="hybridMultilevel"/>
     <w:tmpl w:val="C09C9358"/>
@@ -3087,42 +3214,51 @@
     </w:lvl>
   </w:abstractNum>
   <w:num w:numId="1" w16cid:durableId="1329555491">
-    <w:abstractNumId w:val="9"/>
+    <w:abstractNumId w:val="10"/>
   </w:num>
   <w:num w:numId="2" w16cid:durableId="1086457867">
-    <w:abstractNumId w:val="5"/>
+    <w:abstractNumId w:val="6"/>
   </w:num>
   <w:num w:numId="3" w16cid:durableId="1977250748">
-    <w:abstractNumId w:val="7"/>
+    <w:abstractNumId w:val="8"/>
   </w:num>
   <w:num w:numId="4" w16cid:durableId="456803045">
     <w:abstractNumId w:val="0"/>
   </w:num>
   <w:num w:numId="5" w16cid:durableId="1716157565">
-    <w:abstractNumId w:val="6"/>
+    <w:abstractNumId w:val="7"/>
   </w:num>
   <w:num w:numId="6" w16cid:durableId="767044208">
+    <w:abstractNumId w:val="5"/>
+  </w:num>
+  <w:num w:numId="7" w16cid:durableId="1241254039">
     <w:abstractNumId w:val="4"/>
   </w:num>
-  <w:num w:numId="7" w16cid:durableId="1241254039">
+  <w:num w:numId="8" w16cid:durableId="694039901">
+    <w:abstractNumId w:val="9"/>
+  </w:num>
+  <w:num w:numId="9" w16cid:durableId="996616801">
+    <w:abstractNumId w:val="15"/>
+  </w:num>
+  <w:num w:numId="10" w16cid:durableId="1982340">
     <w:abstractNumId w:val="3"/>
   </w:num>
-  <w:num w:numId="8" w16cid:durableId="694039901">
-    <w:abstractNumId w:val="8"/>
+  <w:num w:numId="11" w16cid:durableId="43794948">
+    <w:abstractNumId w:val="14"/>
   </w:num>
-  <w:num w:numId="9" w16cid:durableId="996616801">
+  <w:num w:numId="12" w16cid:durableId="789976576">
+    <w:abstractNumId w:val="11"/>
+  </w:num>
+  <w:num w:numId="13" w16cid:durableId="698506895">
+    <w:abstractNumId w:val="2"/>
+  </w:num>
+  <w:num w:numId="14" w16cid:durableId="381952464">
+    <w:abstractNumId w:val="13"/>
+  </w:num>
+  <w:num w:numId="15" w16cid:durableId="1388531788">
     <w:abstractNumId w:val="12"/>
   </w:num>
-  <w:num w:numId="10" w16cid:durableId="1982340">
-    <w:abstractNumId w:val="2"/>
-  </w:num>
-  <w:num w:numId="11" w16cid:durableId="43794948">
-    <w:abstractNumId w:val="11"/>
-  </w:num>
-  <w:num w:numId="12" w16cid:durableId="789976576">
-    <w:abstractNumId w:val="10"/>
-  </w:num>
-  <w:num w:numId="13" w16cid:durableId="698506895">
+  <w:num w:numId="16" w16cid:durableId="994456418">
     <w:abstractNumId w:val="1"/>
   </w:num>
 </w:numbering>
